--- a/ex6/ex6a/6a.docx
+++ b/ex6/ex6a/6a.docx
@@ -4,71 +4,74 @@
   <w:body>
     <w:tbl>
       <w:tblPr>
+        <w:tblStyle w:val="TableGrid"/>
+        <w:tblpPr w:leftFromText="180" w:rightFromText="180" w:vertAnchor="text" w:tblpY="1"/>
+        <w:tblOverlap w:val="never"/>
         <w:tblW w:w="0" w:type="auto"/>
-        <w:tblInd w:w="23" w:type="dxa"/>
-        <w:tblBorders>
-          <w:top w:val="single" w:sz="8" w:space="0" w:color="000000"/>
-          <w:left w:val="single" w:sz="8" w:space="0" w:color="000000"/>
-          <w:bottom w:val="single" w:sz="8" w:space="0" w:color="000000"/>
-          <w:right w:val="single" w:sz="8" w:space="0" w:color="000000"/>
-          <w:insideH w:val="single" w:sz="8" w:space="0" w:color="000000"/>
-          <w:insideV w:val="single" w:sz="8" w:space="0" w:color="000000"/>
-        </w:tblBorders>
-        <w:tblLayout w:type="fixed"/>
-        <w:tblCellMar>
-          <w:left w:w="0" w:type="dxa"/>
-          <w:right w:w="0" w:type="dxa"/>
-        </w:tblCellMar>
-        <w:tblLook w:val="01E0" w:firstRow="1" w:lastRow="1" w:firstColumn="1" w:lastColumn="1" w:noHBand="0" w:noVBand="0"/>
+        <w:tblLook w:val="04A0" w:firstRow="1" w:lastRow="0" w:firstColumn="1" w:lastColumn="0" w:noHBand="0" w:noVBand="1"/>
       </w:tblPr>
       <w:tblGrid>
-        <w:gridCol w:w="1280"/>
-        <w:gridCol w:w="7700"/>
+        <w:gridCol w:w="1854"/>
+        <w:gridCol w:w="7162"/>
       </w:tblGrid>
       <w:tr>
         <w:trPr>
-          <w:trHeight w:val="519"/>
+          <w:trHeight w:val="1124"/>
         </w:trPr>
         <w:tc>
           <w:tcPr>
-            <w:tcW w:w="1280" w:type="dxa"/>
+            <w:tcW w:w="1858" w:type="dxa"/>
           </w:tcPr>
           <w:p>
             <w:pPr>
-              <w:pStyle w:val="TableParagraph"/>
-              <w:spacing w:before="6"/>
-              <w:ind w:left="224"/>
+              <w:spacing w:before="162" w:line="276" w:lineRule="auto"/>
+              <w:ind w:right="958"/>
+              <w:rPr>
+                <w:b/>
+                <w:spacing w:val="-2"/>
+                <w:sz w:val="24"/>
+              </w:rPr>
             </w:pPr>
             <w:r>
               <w:rPr>
+                <w:b/>
                 <w:spacing w:val="-2"/>
+                <w:sz w:val="24"/>
               </w:rPr>
-              <w:t>Ex.no:</w:t>
+              <w:t>EX:</w:t>
+            </w:r>
+            <w:r>
+              <w:rPr>
+                <w:b/>
+                <w:spacing w:val="-2"/>
+                <w:sz w:val="24"/>
+              </w:rPr>
+              <w:t>6a</w:t>
             </w:r>
           </w:p>
         </w:tc>
         <w:tc>
           <w:tcPr>
-            <w:tcW w:w="7700" w:type="dxa"/>
-            <w:vMerge w:val="restart"/>
+            <w:tcW w:w="7635" w:type="dxa"/>
           </w:tcPr>
           <w:p>
             <w:pPr>
-              <w:pStyle w:val="TableParagraph"/>
-              <w:spacing w:before="70"/>
+              <w:jc w:val="center"/>
               <w:rPr>
+                <w:b/>
+                <w:spacing w:val="-2"/>
                 <w:sz w:val="32"/>
+                <w:szCs w:val="28"/>
               </w:rPr>
             </w:pPr>
           </w:p>
           <w:p>
             <w:pPr>
-              <w:pStyle w:val="TableParagraph"/>
-              <w:spacing w:before="1"/>
-              <w:ind w:left="697"/>
+              <w:jc w:val="center"/>
               <w:rPr>
                 <w:b/>
-                <w:sz w:val="32"/>
+                <w:spacing w:val="-2"/>
+                <w:sz w:val="24"/>
               </w:rPr>
             </w:pPr>
             <w:r>
@@ -76,125 +79,40 @@
                 <w:b/>
                 <w:spacing w:val="-2"/>
                 <w:sz w:val="32"/>
+                <w:szCs w:val="28"/>
               </w:rPr>
-              <w:t>DATA</w:t>
-            </w:r>
-            <w:r>
-              <w:rPr>
-                <w:b/>
-                <w:spacing w:val="-13"/>
-                <w:sz w:val="32"/>
-              </w:rPr>
-              <w:t xml:space="preserve"> </w:t>
-            </w:r>
-            <w:r>
-              <w:rPr>
-                <w:b/>
-                <w:spacing w:val="-2"/>
-                <w:sz w:val="32"/>
-              </w:rPr>
-              <w:t>VISUALIZATION</w:t>
-            </w:r>
-            <w:r>
-              <w:rPr>
-                <w:b/>
-                <w:spacing w:val="-10"/>
-                <w:sz w:val="32"/>
-              </w:rPr>
-              <w:t xml:space="preserve"> </w:t>
-            </w:r>
-            <w:r>
-              <w:rPr>
-                <w:b/>
-                <w:spacing w:val="-2"/>
-                <w:sz w:val="32"/>
-              </w:rPr>
-              <w:t>USING</w:t>
-            </w:r>
-            <w:r>
-              <w:rPr>
-                <w:b/>
-                <w:spacing w:val="-11"/>
-                <w:sz w:val="32"/>
-              </w:rPr>
-              <w:t xml:space="preserve"> </w:t>
-            </w:r>
-            <w:r>
-              <w:rPr>
-                <w:b/>
-                <w:spacing w:val="-2"/>
-                <w:sz w:val="32"/>
-              </w:rPr>
-              <w:t>POWER</w:t>
-            </w:r>
-            <w:r>
-              <w:rPr>
-                <w:b/>
-                <w:spacing w:val="-10"/>
-                <w:sz w:val="32"/>
-              </w:rPr>
-              <w:t xml:space="preserve"> </w:t>
-            </w:r>
-            <w:r>
-              <w:rPr>
-                <w:b/>
-                <w:spacing w:val="-5"/>
-                <w:sz w:val="32"/>
-              </w:rPr>
-              <w:t>BI</w:t>
+              <w:t>DATA VISUALIZATION USING POWER BI</w:t>
             </w:r>
           </w:p>
         </w:tc>
       </w:tr>
-      <w:tr>
-        <w:trPr>
-          <w:trHeight w:val="440"/>
-        </w:trPr>
-        <w:tc>
-          <w:tcPr>
-            <w:tcW w:w="1280" w:type="dxa"/>
-          </w:tcPr>
-          <w:p>
-            <w:pPr>
-              <w:pStyle w:val="TableParagraph"/>
-            </w:pPr>
-          </w:p>
-        </w:tc>
-        <w:tc>
-          <w:tcPr>
-            <w:tcW w:w="7700" w:type="dxa"/>
-            <w:vMerge/>
-            <w:tcBorders>
-              <w:top w:val="nil"/>
-            </w:tcBorders>
-          </w:tcPr>
-          <w:p>
-            <w:pPr>
-              <w:rPr>
-                <w:sz w:val="2"/>
-                <w:szCs w:val="2"/>
-              </w:rPr>
-            </w:pPr>
-          </w:p>
-        </w:tc>
-      </w:tr>
     </w:tbl>
     <w:p>
       <w:pPr>
         <w:pStyle w:val="BodyText"/>
-        <w:spacing w:before="166"/>
-        <w:rPr>
-          <w:sz w:val="26"/>
-        </w:rPr>
-      </w:pPr>
-    </w:p>
-    <w:p>
-      <w:pPr>
-        <w:pStyle w:val="Heading1"/>
-      </w:pPr>
-      <w:r>
-        <w:rPr>
+        <w:spacing w:before="159"/>
+        <w:rPr>
+          <w:b/>
+          <w:sz w:val="24"/>
+        </w:rPr>
+      </w:pPr>
+    </w:p>
+    <w:p>
+      <w:pPr>
+        <w:spacing w:before="1"/>
+        <w:ind w:left="-1"/>
+        <w:rPr>
+          <w:b/>
+          <w:sz w:val="28"/>
+          <w:szCs w:val="24"/>
+        </w:rPr>
+      </w:pPr>
+      <w:r>
+        <w:rPr>
+          <w:b/>
           <w:spacing w:val="-4"/>
+          <w:sz w:val="28"/>
+          <w:szCs w:val="24"/>
         </w:rPr>
         <w:t>Aim:</w:t>
       </w:r>
@@ -202,70 +120,61 @@
     <w:p>
       <w:pPr>
         <w:pStyle w:val="BodyText"/>
+        <w:spacing w:before="199" w:line="276" w:lineRule="auto"/>
+        <w:ind w:right="339"/>
       </w:pPr>
       <w:r>
         <w:t>To load the heart disease dataset into Power BI, transform the data, and visualize patient health indicators to gain insights into heart disease prediction</w:t>
       </w:r>
-    </w:p>
-    <w:p>
-      <w:pPr>
-        <w:pStyle w:val="BodyText"/>
-        <w:spacing w:before="107"/>
-      </w:pPr>
-    </w:p>
-    <w:p>
-      <w:pPr>
-        <w:pStyle w:val="Heading1"/>
-        <w:spacing w:before="1"/>
-        <w:rPr>
-          <w:spacing w:val="-2"/>
-        </w:rPr>
-      </w:pPr>
-      <w:r>
-        <w:rPr>
-          <w:spacing w:val="-2"/>
+      <w:r>
+        <w:t>.</w:t>
+      </w:r>
+    </w:p>
+    <w:p>
+      <w:pPr>
+        <w:pStyle w:val="BodyText"/>
+        <w:spacing w:before="199" w:line="276" w:lineRule="auto"/>
+        <w:ind w:right="339"/>
+      </w:pPr>
+    </w:p>
+    <w:p>
+      <w:pPr>
+        <w:spacing w:before="5"/>
+        <w:rPr>
+          <w:b/>
+          <w:sz w:val="28"/>
+          <w:szCs w:val="24"/>
+        </w:rPr>
+      </w:pPr>
+      <w:r>
+        <w:rPr>
+          <w:b/>
+          <w:sz w:val="28"/>
+          <w:szCs w:val="24"/>
         </w:rPr>
         <w:t>Algorithm:</w:t>
       </w:r>
     </w:p>
     <w:p>
       <w:pPr>
-        <w:pStyle w:val="Heading1"/>
-        <w:spacing w:before="1"/>
-      </w:pPr>
-    </w:p>
-    <w:p>
-      <w:pPr>
-        <w:pStyle w:val="BodyText"/>
-        <w:rPr>
-          <w:sz w:val="24"/>
+        <w:spacing w:before="5"/>
+        <w:rPr>
+          <w:b/>
+          <w:sz w:val="28"/>
           <w:szCs w:val="24"/>
-          <w:lang w:val="en-IN"/>
-        </w:rPr>
-      </w:pPr>
-      <w:r>
-        <w:rPr>
-          <w:sz w:val="24"/>
-          <w:szCs w:val="24"/>
-          <w:lang w:val="en-IN"/>
-        </w:rPr>
-        <w:t>Algorithm: Heart Disease Dashboard Calculation</w:t>
-      </w:r>
+        </w:rPr>
+      </w:pPr>
     </w:p>
     <w:p>
       <w:pPr>
         <w:pStyle w:val="BodyText"/>
         <w:ind w:left="720"/>
         <w:rPr>
-          <w:sz w:val="24"/>
-          <w:szCs w:val="24"/>
-          <w:lang w:val="en-IN"/>
-        </w:rPr>
-      </w:pPr>
-      <w:r>
-        <w:rPr>
-          <w:sz w:val="24"/>
-          <w:szCs w:val="24"/>
+          <w:lang w:val="en-IN"/>
+        </w:rPr>
+      </w:pPr>
+      <w:r>
+        <w:rPr>
           <w:lang w:val="en-IN"/>
         </w:rPr>
         <w:t>Step 1: Input Data Loading</w:t>
@@ -276,7 +185,7 @@
         <w:pStyle w:val="BodyText"/>
         <w:numPr>
           <w:ilvl w:val="0"/>
-          <w:numId w:val="2"/>
+          <w:numId w:val="4"/>
         </w:numPr>
         <w:tabs>
           <w:tab w:val="clear" w:pos="720"/>
@@ -284,15 +193,11 @@
         </w:tabs>
         <w:ind w:left="1440"/>
         <w:rPr>
-          <w:sz w:val="24"/>
-          <w:szCs w:val="24"/>
-          <w:lang w:val="en-IN"/>
-        </w:rPr>
-      </w:pPr>
-      <w:r>
-        <w:rPr>
-          <w:sz w:val="24"/>
-          <w:szCs w:val="24"/>
+          <w:lang w:val="en-IN"/>
+        </w:rPr>
+      </w:pPr>
+      <w:r>
+        <w:rPr>
           <w:lang w:val="en-IN"/>
         </w:rPr>
         <w:t xml:space="preserve">Read the dataset from heart.xlsx. </w:t>
@@ -303,7 +208,7 @@
         <w:pStyle w:val="BodyText"/>
         <w:numPr>
           <w:ilvl w:val="0"/>
-          <w:numId w:val="2"/>
+          <w:numId w:val="4"/>
         </w:numPr>
         <w:tabs>
           <w:tab w:val="clear" w:pos="720"/>
@@ -311,15 +216,11 @@
         </w:tabs>
         <w:ind w:left="1440"/>
         <w:rPr>
-          <w:sz w:val="24"/>
-          <w:szCs w:val="24"/>
-          <w:lang w:val="en-IN"/>
-        </w:rPr>
-      </w:pPr>
-      <w:r>
-        <w:rPr>
-          <w:sz w:val="24"/>
-          <w:szCs w:val="24"/>
+          <w:lang w:val="en-IN"/>
+        </w:rPr>
+      </w:pPr>
+      <w:r>
+        <w:rPr>
           <w:lang w:val="en-IN"/>
         </w:rPr>
         <w:t xml:space="preserve">Dataset contains the following attributes: </w:t>
@@ -330,7 +231,7 @@
         <w:pStyle w:val="BodyText"/>
         <w:numPr>
           <w:ilvl w:val="1"/>
-          <w:numId w:val="2"/>
+          <w:numId w:val="4"/>
         </w:numPr>
         <w:tabs>
           <w:tab w:val="clear" w:pos="1440"/>
@@ -338,15 +239,11 @@
         </w:tabs>
         <w:ind w:left="2160"/>
         <w:rPr>
-          <w:sz w:val="24"/>
-          <w:szCs w:val="24"/>
-          <w:lang w:val="en-IN"/>
-        </w:rPr>
-      </w:pPr>
-      <w:r>
-        <w:rPr>
-          <w:sz w:val="24"/>
-          <w:szCs w:val="24"/>
+          <w:lang w:val="en-IN"/>
+        </w:rPr>
+      </w:pPr>
+      <w:r>
+        <w:rPr>
           <w:lang w:val="en-IN"/>
         </w:rPr>
         <w:t xml:space="preserve">age </w:t>
@@ -357,7 +254,7 @@
         <w:pStyle w:val="BodyText"/>
         <w:numPr>
           <w:ilvl w:val="1"/>
-          <w:numId w:val="2"/>
+          <w:numId w:val="4"/>
         </w:numPr>
         <w:tabs>
           <w:tab w:val="clear" w:pos="1440"/>
@@ -365,15 +262,11 @@
         </w:tabs>
         <w:ind w:left="2160"/>
         <w:rPr>
-          <w:sz w:val="24"/>
-          <w:szCs w:val="24"/>
-          <w:lang w:val="en-IN"/>
-        </w:rPr>
-      </w:pPr>
-      <w:r>
-        <w:rPr>
-          <w:sz w:val="24"/>
-          <w:szCs w:val="24"/>
+          <w:lang w:val="en-IN"/>
+        </w:rPr>
+      </w:pPr>
+      <w:r>
+        <w:rPr>
           <w:lang w:val="en-IN"/>
         </w:rPr>
         <w:t xml:space="preserve">sex </w:t>
@@ -384,7 +277,7 @@
         <w:pStyle w:val="BodyText"/>
         <w:numPr>
           <w:ilvl w:val="1"/>
-          <w:numId w:val="2"/>
+          <w:numId w:val="4"/>
         </w:numPr>
         <w:tabs>
           <w:tab w:val="clear" w:pos="1440"/>
@@ -392,15 +285,11 @@
         </w:tabs>
         <w:ind w:left="2160"/>
         <w:rPr>
-          <w:sz w:val="24"/>
-          <w:szCs w:val="24"/>
-          <w:lang w:val="en-IN"/>
-        </w:rPr>
-      </w:pPr>
-      <w:r>
-        <w:rPr>
-          <w:sz w:val="24"/>
-          <w:szCs w:val="24"/>
+          <w:lang w:val="en-IN"/>
+        </w:rPr>
+      </w:pPr>
+      <w:r>
+        <w:rPr>
           <w:lang w:val="en-IN"/>
         </w:rPr>
         <w:t xml:space="preserve">cp (chest pain type) </w:t>
@@ -411,7 +300,7 @@
         <w:pStyle w:val="BodyText"/>
         <w:numPr>
           <w:ilvl w:val="1"/>
-          <w:numId w:val="2"/>
+          <w:numId w:val="4"/>
         </w:numPr>
         <w:tabs>
           <w:tab w:val="clear" w:pos="1440"/>
@@ -419,18 +308,22 @@
         </w:tabs>
         <w:ind w:left="2160"/>
         <w:rPr>
-          <w:sz w:val="24"/>
-          <w:szCs w:val="24"/>
-          <w:lang w:val="en-IN"/>
-        </w:rPr>
-      </w:pPr>
-      <w:r>
-        <w:rPr>
-          <w:sz w:val="24"/>
-          <w:szCs w:val="24"/>
-          <w:lang w:val="en-IN"/>
-        </w:rPr>
-        <w:t xml:space="preserve">trestbps (resting blood pressure) </w:t>
+          <w:lang w:val="en-IN"/>
+        </w:rPr>
+      </w:pPr>
+      <w:proofErr w:type="spellStart"/>
+      <w:r>
+        <w:rPr>
+          <w:lang w:val="en-IN"/>
+        </w:rPr>
+        <w:t>trestbps</w:t>
+      </w:r>
+      <w:proofErr w:type="spellEnd"/>
+      <w:r>
+        <w:rPr>
+          <w:lang w:val="en-IN"/>
+        </w:rPr>
+        <w:t xml:space="preserve"> (resting blood pressure) </w:t>
       </w:r>
     </w:p>
     <w:p>
@@ -438,7 +331,7 @@
         <w:pStyle w:val="BodyText"/>
         <w:numPr>
           <w:ilvl w:val="1"/>
-          <w:numId w:val="2"/>
+          <w:numId w:val="4"/>
         </w:numPr>
         <w:tabs>
           <w:tab w:val="clear" w:pos="1440"/>
@@ -446,18 +339,22 @@
         </w:tabs>
         <w:ind w:left="2160"/>
         <w:rPr>
-          <w:sz w:val="24"/>
-          <w:szCs w:val="24"/>
-          <w:lang w:val="en-IN"/>
-        </w:rPr>
-      </w:pPr>
-      <w:r>
-        <w:rPr>
-          <w:sz w:val="24"/>
-          <w:szCs w:val="24"/>
-          <w:lang w:val="en-IN"/>
-        </w:rPr>
-        <w:t xml:space="preserve">chol (cholesterol) </w:t>
+          <w:lang w:val="en-IN"/>
+        </w:rPr>
+      </w:pPr>
+      <w:proofErr w:type="spellStart"/>
+      <w:r>
+        <w:rPr>
+          <w:lang w:val="en-IN"/>
+        </w:rPr>
+        <w:t>chol</w:t>
+      </w:r>
+      <w:proofErr w:type="spellEnd"/>
+      <w:r>
+        <w:rPr>
+          <w:lang w:val="en-IN"/>
+        </w:rPr>
+        <w:t xml:space="preserve"> (cholesterol) </w:t>
       </w:r>
     </w:p>
     <w:p>
@@ -465,7 +362,7 @@
         <w:pStyle w:val="BodyText"/>
         <w:numPr>
           <w:ilvl w:val="1"/>
-          <w:numId w:val="2"/>
+          <w:numId w:val="4"/>
         </w:numPr>
         <w:tabs>
           <w:tab w:val="clear" w:pos="1440"/>
@@ -473,18 +370,22 @@
         </w:tabs>
         <w:ind w:left="2160"/>
         <w:rPr>
-          <w:sz w:val="24"/>
-          <w:szCs w:val="24"/>
-          <w:lang w:val="en-IN"/>
-        </w:rPr>
-      </w:pPr>
-      <w:r>
-        <w:rPr>
-          <w:sz w:val="24"/>
-          <w:szCs w:val="24"/>
-          <w:lang w:val="en-IN"/>
-        </w:rPr>
-        <w:t xml:space="preserve">fbs (fasting blood sugar) </w:t>
+          <w:lang w:val="en-IN"/>
+        </w:rPr>
+      </w:pPr>
+      <w:proofErr w:type="spellStart"/>
+      <w:r>
+        <w:rPr>
+          <w:lang w:val="en-IN"/>
+        </w:rPr>
+        <w:t>fbs</w:t>
+      </w:r>
+      <w:proofErr w:type="spellEnd"/>
+      <w:r>
+        <w:rPr>
+          <w:lang w:val="en-IN"/>
+        </w:rPr>
+        <w:t xml:space="preserve"> (fasting blood sugar) </w:t>
       </w:r>
     </w:p>
     <w:p>
@@ -492,7 +393,7 @@
         <w:pStyle w:val="BodyText"/>
         <w:numPr>
           <w:ilvl w:val="1"/>
-          <w:numId w:val="2"/>
+          <w:numId w:val="4"/>
         </w:numPr>
         <w:tabs>
           <w:tab w:val="clear" w:pos="1440"/>
@@ -500,18 +401,22 @@
         </w:tabs>
         <w:ind w:left="2160"/>
         <w:rPr>
-          <w:sz w:val="24"/>
-          <w:szCs w:val="24"/>
-          <w:lang w:val="en-IN"/>
-        </w:rPr>
-      </w:pPr>
-      <w:r>
-        <w:rPr>
-          <w:sz w:val="24"/>
-          <w:szCs w:val="24"/>
-          <w:lang w:val="en-IN"/>
-        </w:rPr>
-        <w:t xml:space="preserve">restecg </w:t>
+          <w:lang w:val="en-IN"/>
+        </w:rPr>
+      </w:pPr>
+      <w:proofErr w:type="spellStart"/>
+      <w:r>
+        <w:rPr>
+          <w:lang w:val="en-IN"/>
+        </w:rPr>
+        <w:t>restecg</w:t>
+      </w:r>
+      <w:proofErr w:type="spellEnd"/>
+      <w:r>
+        <w:rPr>
+          <w:lang w:val="en-IN"/>
+        </w:rPr>
+        <w:t xml:space="preserve"> </w:t>
       </w:r>
     </w:p>
     <w:p>
@@ -519,7 +424,7 @@
         <w:pStyle w:val="BodyText"/>
         <w:numPr>
           <w:ilvl w:val="1"/>
-          <w:numId w:val="2"/>
+          <w:numId w:val="4"/>
         </w:numPr>
         <w:tabs>
           <w:tab w:val="clear" w:pos="1440"/>
@@ -527,18 +432,22 @@
         </w:tabs>
         <w:ind w:left="2160"/>
         <w:rPr>
-          <w:sz w:val="24"/>
-          <w:szCs w:val="24"/>
-          <w:lang w:val="en-IN"/>
-        </w:rPr>
-      </w:pPr>
-      <w:r>
-        <w:rPr>
-          <w:sz w:val="24"/>
-          <w:szCs w:val="24"/>
-          <w:lang w:val="en-IN"/>
-        </w:rPr>
-        <w:t xml:space="preserve">thalach (maximum heart rate) </w:t>
+          <w:lang w:val="en-IN"/>
+        </w:rPr>
+      </w:pPr>
+      <w:proofErr w:type="spellStart"/>
+      <w:r>
+        <w:rPr>
+          <w:lang w:val="en-IN"/>
+        </w:rPr>
+        <w:t>thalach</w:t>
+      </w:r>
+      <w:proofErr w:type="spellEnd"/>
+      <w:r>
+        <w:rPr>
+          <w:lang w:val="en-IN"/>
+        </w:rPr>
+        <w:t xml:space="preserve"> (maximum heart rate) </w:t>
       </w:r>
     </w:p>
     <w:p>
@@ -546,7 +455,7 @@
         <w:pStyle w:val="BodyText"/>
         <w:numPr>
           <w:ilvl w:val="1"/>
-          <w:numId w:val="2"/>
+          <w:numId w:val="4"/>
         </w:numPr>
         <w:tabs>
           <w:tab w:val="clear" w:pos="1440"/>
@@ -554,18 +463,22 @@
         </w:tabs>
         <w:ind w:left="2160"/>
         <w:rPr>
-          <w:sz w:val="24"/>
-          <w:szCs w:val="24"/>
-          <w:lang w:val="en-IN"/>
-        </w:rPr>
-      </w:pPr>
-      <w:r>
-        <w:rPr>
-          <w:sz w:val="24"/>
-          <w:szCs w:val="24"/>
-          <w:lang w:val="en-IN"/>
-        </w:rPr>
-        <w:t xml:space="preserve">exang </w:t>
+          <w:lang w:val="en-IN"/>
+        </w:rPr>
+      </w:pPr>
+      <w:proofErr w:type="spellStart"/>
+      <w:r>
+        <w:rPr>
+          <w:lang w:val="en-IN"/>
+        </w:rPr>
+        <w:t>exang</w:t>
+      </w:r>
+      <w:proofErr w:type="spellEnd"/>
+      <w:r>
+        <w:rPr>
+          <w:lang w:val="en-IN"/>
+        </w:rPr>
+        <w:t xml:space="preserve"> </w:t>
       </w:r>
     </w:p>
     <w:p>
@@ -573,7 +486,7 @@
         <w:pStyle w:val="BodyText"/>
         <w:numPr>
           <w:ilvl w:val="1"/>
-          <w:numId w:val="2"/>
+          <w:numId w:val="4"/>
         </w:numPr>
         <w:tabs>
           <w:tab w:val="clear" w:pos="1440"/>
@@ -581,18 +494,22 @@
         </w:tabs>
         <w:ind w:left="2160"/>
         <w:rPr>
-          <w:sz w:val="24"/>
-          <w:szCs w:val="24"/>
-          <w:lang w:val="en-IN"/>
-        </w:rPr>
-      </w:pPr>
-      <w:r>
-        <w:rPr>
-          <w:sz w:val="24"/>
-          <w:szCs w:val="24"/>
-          <w:lang w:val="en-IN"/>
-        </w:rPr>
-        <w:t xml:space="preserve">oldpeak </w:t>
+          <w:lang w:val="en-IN"/>
+        </w:rPr>
+      </w:pPr>
+      <w:proofErr w:type="spellStart"/>
+      <w:r>
+        <w:rPr>
+          <w:lang w:val="en-IN"/>
+        </w:rPr>
+        <w:t>oldpeak</w:t>
+      </w:r>
+      <w:proofErr w:type="spellEnd"/>
+      <w:r>
+        <w:rPr>
+          <w:lang w:val="en-IN"/>
+        </w:rPr>
+        <w:t xml:space="preserve"> </w:t>
       </w:r>
     </w:p>
     <w:p>
@@ -600,7 +517,7 @@
         <w:pStyle w:val="BodyText"/>
         <w:numPr>
           <w:ilvl w:val="1"/>
-          <w:numId w:val="2"/>
+          <w:numId w:val="4"/>
         </w:numPr>
         <w:tabs>
           <w:tab w:val="clear" w:pos="1440"/>
@@ -608,15 +525,11 @@
         </w:tabs>
         <w:ind w:left="2160"/>
         <w:rPr>
-          <w:sz w:val="24"/>
-          <w:szCs w:val="24"/>
-          <w:lang w:val="en-IN"/>
-        </w:rPr>
-      </w:pPr>
-      <w:r>
-        <w:rPr>
-          <w:sz w:val="24"/>
-          <w:szCs w:val="24"/>
+          <w:lang w:val="en-IN"/>
+        </w:rPr>
+      </w:pPr>
+      <w:r>
+        <w:rPr>
           <w:lang w:val="en-IN"/>
         </w:rPr>
         <w:t xml:space="preserve">slope </w:t>
@@ -627,7 +540,7 @@
         <w:pStyle w:val="BodyText"/>
         <w:numPr>
           <w:ilvl w:val="1"/>
-          <w:numId w:val="2"/>
+          <w:numId w:val="4"/>
         </w:numPr>
         <w:tabs>
           <w:tab w:val="clear" w:pos="1440"/>
@@ -635,15 +548,11 @@
         </w:tabs>
         <w:ind w:left="2160"/>
         <w:rPr>
-          <w:sz w:val="24"/>
-          <w:szCs w:val="24"/>
-          <w:lang w:val="en-IN"/>
-        </w:rPr>
-      </w:pPr>
-      <w:r>
-        <w:rPr>
-          <w:sz w:val="24"/>
-          <w:szCs w:val="24"/>
+          <w:lang w:val="en-IN"/>
+        </w:rPr>
+      </w:pPr>
+      <w:r>
+        <w:rPr>
           <w:lang w:val="en-IN"/>
         </w:rPr>
         <w:t xml:space="preserve">ca </w:t>
@@ -654,7 +563,7 @@
         <w:pStyle w:val="BodyText"/>
         <w:numPr>
           <w:ilvl w:val="1"/>
-          <w:numId w:val="2"/>
+          <w:numId w:val="4"/>
         </w:numPr>
         <w:tabs>
           <w:tab w:val="clear" w:pos="1440"/>
@@ -662,18 +571,22 @@
         </w:tabs>
         <w:ind w:left="2160"/>
         <w:rPr>
-          <w:sz w:val="24"/>
-          <w:szCs w:val="24"/>
-          <w:lang w:val="en-IN"/>
-        </w:rPr>
-      </w:pPr>
-      <w:r>
-        <w:rPr>
-          <w:sz w:val="24"/>
-          <w:szCs w:val="24"/>
-          <w:lang w:val="en-IN"/>
-        </w:rPr>
-        <w:t xml:space="preserve">thal </w:t>
+          <w:lang w:val="en-IN"/>
+        </w:rPr>
+      </w:pPr>
+      <w:proofErr w:type="spellStart"/>
+      <w:r>
+        <w:rPr>
+          <w:lang w:val="en-IN"/>
+        </w:rPr>
+        <w:t>thal</w:t>
+      </w:r>
+      <w:proofErr w:type="spellEnd"/>
+      <w:r>
+        <w:rPr>
+          <w:lang w:val="en-IN"/>
+        </w:rPr>
+        <w:t xml:space="preserve"> </w:t>
       </w:r>
     </w:p>
     <w:p>
@@ -681,7 +594,7 @@
         <w:pStyle w:val="BodyText"/>
         <w:numPr>
           <w:ilvl w:val="1"/>
-          <w:numId w:val="2"/>
+          <w:numId w:val="4"/>
         </w:numPr>
         <w:tabs>
           <w:tab w:val="clear" w:pos="1440"/>
@@ -689,15 +602,11 @@
         </w:tabs>
         <w:ind w:left="2160"/>
         <w:rPr>
-          <w:sz w:val="24"/>
-          <w:szCs w:val="24"/>
-          <w:lang w:val="en-IN"/>
-        </w:rPr>
-      </w:pPr>
-      <w:r>
-        <w:rPr>
-          <w:sz w:val="24"/>
-          <w:szCs w:val="24"/>
+          <w:lang w:val="en-IN"/>
+        </w:rPr>
+      </w:pPr>
+      <w:r>
+        <w:rPr>
           <w:lang w:val="en-IN"/>
         </w:rPr>
         <w:t xml:space="preserve">target (heart disease: 1 = Yes, 0 = No) </w:t>
@@ -708,15 +617,11 @@
         <w:pStyle w:val="BodyText"/>
         <w:ind w:left="720"/>
         <w:rPr>
-          <w:sz w:val="24"/>
-          <w:szCs w:val="24"/>
-          <w:lang w:val="en-IN"/>
-        </w:rPr>
-      </w:pPr>
-      <w:r>
-        <w:rPr>
-          <w:sz w:val="24"/>
-          <w:szCs w:val="24"/>
+          <w:lang w:val="en-IN"/>
+        </w:rPr>
+      </w:pPr>
+      <w:r>
+        <w:rPr>
           <w:lang w:val="en-IN"/>
         </w:rPr>
         <w:t>Step 2: Data Cleaning and Transformation</w:t>
@@ -727,7 +632,7 @@
         <w:pStyle w:val="BodyText"/>
         <w:numPr>
           <w:ilvl w:val="0"/>
-          <w:numId w:val="3"/>
+          <w:numId w:val="5"/>
         </w:numPr>
         <w:tabs>
           <w:tab w:val="clear" w:pos="720"/>
@@ -735,15 +640,11 @@
         </w:tabs>
         <w:ind w:left="1440"/>
         <w:rPr>
-          <w:sz w:val="24"/>
-          <w:szCs w:val="24"/>
-          <w:lang w:val="en-IN"/>
-        </w:rPr>
-      </w:pPr>
-      <w:r>
-        <w:rPr>
-          <w:sz w:val="24"/>
-          <w:szCs w:val="24"/>
+          <w:lang w:val="en-IN"/>
+        </w:rPr>
+      </w:pPr>
+      <w:r>
+        <w:rPr>
           <w:lang w:val="en-IN"/>
         </w:rPr>
         <w:t xml:space="preserve">Check for missing values. </w:t>
@@ -754,7 +655,7 @@
         <w:pStyle w:val="BodyText"/>
         <w:numPr>
           <w:ilvl w:val="0"/>
-          <w:numId w:val="3"/>
+          <w:numId w:val="5"/>
         </w:numPr>
         <w:tabs>
           <w:tab w:val="clear" w:pos="720"/>
@@ -762,15 +663,11 @@
         </w:tabs>
         <w:ind w:left="1440"/>
         <w:rPr>
-          <w:sz w:val="24"/>
-          <w:szCs w:val="24"/>
-          <w:lang w:val="en-IN"/>
-        </w:rPr>
-      </w:pPr>
-      <w:r>
-        <w:rPr>
-          <w:sz w:val="24"/>
-          <w:szCs w:val="24"/>
+          <w:lang w:val="en-IN"/>
+        </w:rPr>
+      </w:pPr>
+      <w:r>
+        <w:rPr>
           <w:lang w:val="en-IN"/>
         </w:rPr>
         <w:t xml:space="preserve">Verify data types of all attributes. </w:t>
@@ -781,7 +678,7 @@
         <w:pStyle w:val="BodyText"/>
         <w:numPr>
           <w:ilvl w:val="0"/>
-          <w:numId w:val="3"/>
+          <w:numId w:val="5"/>
         </w:numPr>
         <w:tabs>
           <w:tab w:val="clear" w:pos="720"/>
@@ -789,15 +686,11 @@
         </w:tabs>
         <w:ind w:left="1440"/>
         <w:rPr>
-          <w:sz w:val="24"/>
-          <w:szCs w:val="24"/>
-          <w:lang w:val="en-IN"/>
-        </w:rPr>
-      </w:pPr>
-      <w:r>
-        <w:rPr>
-          <w:sz w:val="24"/>
-          <w:szCs w:val="24"/>
+          <w:lang w:val="en-IN"/>
+        </w:rPr>
+      </w:pPr>
+      <w:r>
+        <w:rPr>
           <w:lang w:val="en-IN"/>
         </w:rPr>
         <w:t xml:space="preserve">Remove duplicate records if present. </w:t>
@@ -808,7 +701,7 @@
         <w:pStyle w:val="BodyText"/>
         <w:numPr>
           <w:ilvl w:val="0"/>
-          <w:numId w:val="3"/>
+          <w:numId w:val="5"/>
         </w:numPr>
         <w:tabs>
           <w:tab w:val="clear" w:pos="720"/>
@@ -816,15 +709,11 @@
         </w:tabs>
         <w:ind w:left="1440"/>
         <w:rPr>
-          <w:sz w:val="24"/>
-          <w:szCs w:val="24"/>
-          <w:lang w:val="en-IN"/>
-        </w:rPr>
-      </w:pPr>
-      <w:r>
-        <w:rPr>
-          <w:sz w:val="24"/>
-          <w:szCs w:val="24"/>
+          <w:lang w:val="en-IN"/>
+        </w:rPr>
+      </w:pPr>
+      <w:r>
+        <w:rPr>
           <w:lang w:val="en-IN"/>
         </w:rPr>
         <w:t xml:space="preserve">Create calculated columns if required. </w:t>
@@ -835,15 +724,11 @@
         <w:pStyle w:val="BodyText"/>
         <w:ind w:left="720"/>
         <w:rPr>
-          <w:sz w:val="24"/>
-          <w:szCs w:val="24"/>
-          <w:lang w:val="en-IN"/>
-        </w:rPr>
-      </w:pPr>
-      <w:r>
-        <w:rPr>
-          <w:sz w:val="24"/>
-          <w:szCs w:val="24"/>
+          <w:lang w:val="en-IN"/>
+        </w:rPr>
+      </w:pPr>
+      <w:r>
+        <w:rPr>
           <w:lang w:val="en-IN"/>
         </w:rPr>
         <w:t>Step 3: KPI Calculation</w:t>
@@ -854,7 +739,7 @@
         <w:pStyle w:val="BodyText"/>
         <w:numPr>
           <w:ilvl w:val="0"/>
-          <w:numId w:val="4"/>
+          <w:numId w:val="6"/>
         </w:numPr>
         <w:tabs>
           <w:tab w:val="clear" w:pos="720"/>
@@ -862,15 +747,11 @@
         </w:tabs>
         <w:ind w:left="1440"/>
         <w:rPr>
-          <w:sz w:val="24"/>
-          <w:szCs w:val="24"/>
-          <w:lang w:val="en-IN"/>
-        </w:rPr>
-      </w:pPr>
-      <w:r>
-        <w:rPr>
-          <w:sz w:val="24"/>
-          <w:szCs w:val="24"/>
+          <w:lang w:val="en-IN"/>
+        </w:rPr>
+      </w:pPr>
+      <w:r>
+        <w:rPr>
           <w:lang w:val="en-IN"/>
         </w:rPr>
         <w:t xml:space="preserve">Calculate Total Patients. </w:t>
@@ -881,7 +762,7 @@
         <w:pStyle w:val="BodyText"/>
         <w:numPr>
           <w:ilvl w:val="0"/>
-          <w:numId w:val="4"/>
+          <w:numId w:val="6"/>
         </w:numPr>
         <w:tabs>
           <w:tab w:val="clear" w:pos="720"/>
@@ -889,15 +770,11 @@
         </w:tabs>
         <w:ind w:left="1440"/>
         <w:rPr>
-          <w:sz w:val="24"/>
-          <w:szCs w:val="24"/>
-          <w:lang w:val="en-IN"/>
-        </w:rPr>
-      </w:pPr>
-      <w:r>
-        <w:rPr>
-          <w:sz w:val="24"/>
-          <w:szCs w:val="24"/>
+          <w:lang w:val="en-IN"/>
+        </w:rPr>
+      </w:pPr>
+      <w:r>
+        <w:rPr>
           <w:lang w:val="en-IN"/>
         </w:rPr>
         <w:t xml:space="preserve">Calculate Patients with Heart Disease (target = 1). </w:t>
@@ -908,7 +785,7 @@
         <w:pStyle w:val="BodyText"/>
         <w:numPr>
           <w:ilvl w:val="0"/>
-          <w:numId w:val="4"/>
+          <w:numId w:val="6"/>
         </w:numPr>
         <w:tabs>
           <w:tab w:val="clear" w:pos="720"/>
@@ -916,15 +793,11 @@
         </w:tabs>
         <w:ind w:left="1440"/>
         <w:rPr>
-          <w:sz w:val="24"/>
-          <w:szCs w:val="24"/>
-          <w:lang w:val="en-IN"/>
-        </w:rPr>
-      </w:pPr>
-      <w:r>
-        <w:rPr>
-          <w:sz w:val="24"/>
-          <w:szCs w:val="24"/>
+          <w:lang w:val="en-IN"/>
+        </w:rPr>
+      </w:pPr>
+      <w:r>
+        <w:rPr>
           <w:lang w:val="en-IN"/>
         </w:rPr>
         <w:t xml:space="preserve">Calculate Patients without Heart Disease (target = 0). </w:t>
@@ -935,7 +808,7 @@
         <w:pStyle w:val="BodyText"/>
         <w:numPr>
           <w:ilvl w:val="0"/>
-          <w:numId w:val="4"/>
+          <w:numId w:val="6"/>
         </w:numPr>
         <w:tabs>
           <w:tab w:val="clear" w:pos="720"/>
@@ -943,15 +816,11 @@
         </w:tabs>
         <w:ind w:left="1440"/>
         <w:rPr>
-          <w:sz w:val="24"/>
-          <w:szCs w:val="24"/>
-          <w:lang w:val="en-IN"/>
-        </w:rPr>
-      </w:pPr>
-      <w:r>
-        <w:rPr>
-          <w:sz w:val="24"/>
-          <w:szCs w:val="24"/>
+          <w:lang w:val="en-IN"/>
+        </w:rPr>
+      </w:pPr>
+      <w:r>
+        <w:rPr>
           <w:lang w:val="en-IN"/>
         </w:rPr>
         <w:t xml:space="preserve">Compute Heart Disease Percentage. </w:t>
@@ -962,15 +831,11 @@
         <w:pStyle w:val="BodyText"/>
         <w:ind w:left="720"/>
         <w:rPr>
-          <w:sz w:val="24"/>
-          <w:szCs w:val="24"/>
-          <w:lang w:val="en-IN"/>
-        </w:rPr>
-      </w:pPr>
-      <w:r>
-        <w:rPr>
-          <w:sz w:val="24"/>
-          <w:szCs w:val="24"/>
+          <w:lang w:val="en-IN"/>
+        </w:rPr>
+      </w:pPr>
+      <w:r>
+        <w:rPr>
           <w:lang w:val="en-IN"/>
         </w:rPr>
         <w:t>Step 4: Age Group Analysis</w:t>
@@ -981,7 +846,7 @@
         <w:pStyle w:val="BodyText"/>
         <w:numPr>
           <w:ilvl w:val="0"/>
-          <w:numId w:val="5"/>
+          <w:numId w:val="7"/>
         </w:numPr>
         <w:tabs>
           <w:tab w:val="clear" w:pos="720"/>
@@ -989,15 +854,11 @@
         </w:tabs>
         <w:ind w:left="1440"/>
         <w:rPr>
-          <w:sz w:val="24"/>
-          <w:szCs w:val="24"/>
-          <w:lang w:val="en-IN"/>
-        </w:rPr>
-      </w:pPr>
-      <w:r>
-        <w:rPr>
-          <w:sz w:val="24"/>
-          <w:szCs w:val="24"/>
+          <w:lang w:val="en-IN"/>
+        </w:rPr>
+      </w:pPr>
+      <w:r>
+        <w:rPr>
           <w:lang w:val="en-IN"/>
         </w:rPr>
         <w:t xml:space="preserve">Group patients by age ranges: </w:t>
@@ -1008,7 +869,7 @@
         <w:pStyle w:val="BodyText"/>
         <w:numPr>
           <w:ilvl w:val="1"/>
-          <w:numId w:val="5"/>
+          <w:numId w:val="7"/>
         </w:numPr>
         <w:tabs>
           <w:tab w:val="clear" w:pos="1440"/>
@@ -1016,15 +877,11 @@
         </w:tabs>
         <w:ind w:left="2160"/>
         <w:rPr>
-          <w:sz w:val="24"/>
-          <w:szCs w:val="24"/>
-          <w:lang w:val="en-IN"/>
-        </w:rPr>
-      </w:pPr>
-      <w:r>
-        <w:rPr>
-          <w:sz w:val="24"/>
-          <w:szCs w:val="24"/>
+          <w:lang w:val="en-IN"/>
+        </w:rPr>
+      </w:pPr>
+      <w:r>
+        <w:rPr>
           <w:lang w:val="en-IN"/>
         </w:rPr>
         <w:t xml:space="preserve">30–40 </w:t>
@@ -1035,7 +892,7 @@
         <w:pStyle w:val="BodyText"/>
         <w:numPr>
           <w:ilvl w:val="1"/>
-          <w:numId w:val="5"/>
+          <w:numId w:val="7"/>
         </w:numPr>
         <w:tabs>
           <w:tab w:val="clear" w:pos="1440"/>
@@ -1043,15 +900,11 @@
         </w:tabs>
         <w:ind w:left="2160"/>
         <w:rPr>
-          <w:sz w:val="24"/>
-          <w:szCs w:val="24"/>
-          <w:lang w:val="en-IN"/>
-        </w:rPr>
-      </w:pPr>
-      <w:r>
-        <w:rPr>
-          <w:sz w:val="24"/>
-          <w:szCs w:val="24"/>
+          <w:lang w:val="en-IN"/>
+        </w:rPr>
+      </w:pPr>
+      <w:r>
+        <w:rPr>
           <w:lang w:val="en-IN"/>
         </w:rPr>
         <w:t xml:space="preserve">41–50 </w:t>
@@ -1062,7 +915,7 @@
         <w:pStyle w:val="BodyText"/>
         <w:numPr>
           <w:ilvl w:val="1"/>
-          <w:numId w:val="5"/>
+          <w:numId w:val="7"/>
         </w:numPr>
         <w:tabs>
           <w:tab w:val="clear" w:pos="1440"/>
@@ -1070,15 +923,11 @@
         </w:tabs>
         <w:ind w:left="2160"/>
         <w:rPr>
-          <w:sz w:val="24"/>
-          <w:szCs w:val="24"/>
-          <w:lang w:val="en-IN"/>
-        </w:rPr>
-      </w:pPr>
-      <w:r>
-        <w:rPr>
-          <w:sz w:val="24"/>
-          <w:szCs w:val="24"/>
+          <w:lang w:val="en-IN"/>
+        </w:rPr>
+      </w:pPr>
+      <w:r>
+        <w:rPr>
           <w:lang w:val="en-IN"/>
         </w:rPr>
         <w:t xml:space="preserve">51–60 </w:t>
@@ -1089,7 +938,7 @@
         <w:pStyle w:val="BodyText"/>
         <w:numPr>
           <w:ilvl w:val="1"/>
-          <w:numId w:val="5"/>
+          <w:numId w:val="7"/>
         </w:numPr>
         <w:tabs>
           <w:tab w:val="clear" w:pos="1440"/>
@@ -1097,15 +946,11 @@
         </w:tabs>
         <w:ind w:left="2160"/>
         <w:rPr>
-          <w:sz w:val="24"/>
-          <w:szCs w:val="24"/>
-          <w:lang w:val="en-IN"/>
-        </w:rPr>
-      </w:pPr>
-      <w:r>
-        <w:rPr>
-          <w:sz w:val="24"/>
-          <w:szCs w:val="24"/>
+          <w:lang w:val="en-IN"/>
+        </w:rPr>
+      </w:pPr>
+      <w:r>
+        <w:rPr>
           <w:lang w:val="en-IN"/>
         </w:rPr>
         <w:t xml:space="preserve">61–70 </w:t>
@@ -1116,7 +961,7 @@
         <w:pStyle w:val="BodyText"/>
         <w:numPr>
           <w:ilvl w:val="1"/>
-          <w:numId w:val="5"/>
+          <w:numId w:val="7"/>
         </w:numPr>
         <w:tabs>
           <w:tab w:val="clear" w:pos="1440"/>
@@ -1124,17 +969,14 @@
         </w:tabs>
         <w:ind w:left="2160"/>
         <w:rPr>
-          <w:sz w:val="24"/>
-          <w:szCs w:val="24"/>
-          <w:lang w:val="en-IN"/>
-        </w:rPr>
-      </w:pPr>
-      <w:r>
-        <w:rPr>
-          <w:sz w:val="24"/>
-          <w:szCs w:val="24"/>
-          <w:lang w:val="en-IN"/>
-        </w:rPr>
+          <w:lang w:val="en-IN"/>
+        </w:rPr>
+      </w:pPr>
+      <w:r>
+        <w:rPr>
+          <w:lang w:val="en-IN"/>
+        </w:rPr>
+        <w:lastRenderedPageBreak/>
         <w:t xml:space="preserve">Above 70 </w:t>
       </w:r>
     </w:p>
@@ -1143,7 +985,7 @@
         <w:pStyle w:val="BodyText"/>
         <w:numPr>
           <w:ilvl w:val="0"/>
-          <w:numId w:val="5"/>
+          <w:numId w:val="7"/>
         </w:numPr>
         <w:tabs>
           <w:tab w:val="clear" w:pos="720"/>
@@ -1151,15 +993,11 @@
         </w:tabs>
         <w:ind w:left="1440"/>
         <w:rPr>
-          <w:sz w:val="24"/>
-          <w:szCs w:val="24"/>
-          <w:lang w:val="en-IN"/>
-        </w:rPr>
-      </w:pPr>
-      <w:r>
-        <w:rPr>
-          <w:sz w:val="24"/>
-          <w:szCs w:val="24"/>
+          <w:lang w:val="en-IN"/>
+        </w:rPr>
+      </w:pPr>
+      <w:r>
+        <w:rPr>
           <w:lang w:val="en-IN"/>
         </w:rPr>
         <w:t xml:space="preserve">Count patients in each age group. </w:t>
@@ -1170,7 +1008,7 @@
         <w:pStyle w:val="BodyText"/>
         <w:numPr>
           <w:ilvl w:val="0"/>
-          <w:numId w:val="5"/>
+          <w:numId w:val="7"/>
         </w:numPr>
         <w:tabs>
           <w:tab w:val="clear" w:pos="720"/>
@@ -1178,15 +1016,11 @@
         </w:tabs>
         <w:ind w:left="1440"/>
         <w:rPr>
-          <w:sz w:val="24"/>
-          <w:szCs w:val="24"/>
-          <w:lang w:val="en-IN"/>
-        </w:rPr>
-      </w:pPr>
-      <w:r>
-        <w:rPr>
-          <w:sz w:val="24"/>
-          <w:szCs w:val="24"/>
+          <w:lang w:val="en-IN"/>
+        </w:rPr>
+      </w:pPr>
+      <w:r>
+        <w:rPr>
           <w:lang w:val="en-IN"/>
         </w:rPr>
         <w:t xml:space="preserve">Display using a bar chart. </w:t>
@@ -1197,15 +1031,11 @@
         <w:pStyle w:val="BodyText"/>
         <w:ind w:left="720"/>
         <w:rPr>
-          <w:sz w:val="24"/>
-          <w:szCs w:val="24"/>
-          <w:lang w:val="en-IN"/>
-        </w:rPr>
-      </w:pPr>
-      <w:r>
-        <w:rPr>
-          <w:sz w:val="24"/>
-          <w:szCs w:val="24"/>
+          <w:lang w:val="en-IN"/>
+        </w:rPr>
+      </w:pPr>
+      <w:r>
+        <w:rPr>
           <w:lang w:val="en-IN"/>
         </w:rPr>
         <w:t>Step 5: Gender-wise Analysis</w:t>
@@ -1216,7 +1046,7 @@
         <w:pStyle w:val="BodyText"/>
         <w:numPr>
           <w:ilvl w:val="0"/>
-          <w:numId w:val="6"/>
+          <w:numId w:val="8"/>
         </w:numPr>
         <w:tabs>
           <w:tab w:val="clear" w:pos="720"/>
@@ -1224,15 +1054,11 @@
         </w:tabs>
         <w:ind w:left="1440"/>
         <w:rPr>
-          <w:sz w:val="24"/>
-          <w:szCs w:val="24"/>
-          <w:lang w:val="en-IN"/>
-        </w:rPr>
-      </w:pPr>
-      <w:r>
-        <w:rPr>
-          <w:sz w:val="24"/>
-          <w:szCs w:val="24"/>
+          <w:lang w:val="en-IN"/>
+        </w:rPr>
+      </w:pPr>
+      <w:r>
+        <w:rPr>
           <w:lang w:val="en-IN"/>
         </w:rPr>
         <w:t xml:space="preserve">Group data by sex. </w:t>
@@ -1243,7 +1069,7 @@
         <w:pStyle w:val="BodyText"/>
         <w:numPr>
           <w:ilvl w:val="0"/>
-          <w:numId w:val="6"/>
+          <w:numId w:val="8"/>
         </w:numPr>
         <w:tabs>
           <w:tab w:val="clear" w:pos="720"/>
@@ -1251,15 +1077,11 @@
         </w:tabs>
         <w:ind w:left="1440"/>
         <w:rPr>
-          <w:sz w:val="24"/>
-          <w:szCs w:val="24"/>
-          <w:lang w:val="en-IN"/>
-        </w:rPr>
-      </w:pPr>
-      <w:r>
-        <w:rPr>
-          <w:sz w:val="24"/>
-          <w:szCs w:val="24"/>
+          <w:lang w:val="en-IN"/>
+        </w:rPr>
+      </w:pPr>
+      <w:r>
+        <w:rPr>
           <w:lang w:val="en-IN"/>
         </w:rPr>
         <w:t xml:space="preserve">Calculate: </w:t>
@@ -1270,7 +1092,7 @@
         <w:pStyle w:val="BodyText"/>
         <w:numPr>
           <w:ilvl w:val="1"/>
-          <w:numId w:val="6"/>
+          <w:numId w:val="8"/>
         </w:numPr>
         <w:tabs>
           <w:tab w:val="clear" w:pos="1440"/>
@@ -1278,15 +1100,11 @@
         </w:tabs>
         <w:ind w:left="2160"/>
         <w:rPr>
-          <w:sz w:val="24"/>
-          <w:szCs w:val="24"/>
-          <w:lang w:val="en-IN"/>
-        </w:rPr>
-      </w:pPr>
-      <w:r>
-        <w:rPr>
-          <w:sz w:val="24"/>
-          <w:szCs w:val="24"/>
+          <w:lang w:val="en-IN"/>
+        </w:rPr>
+      </w:pPr>
+      <w:r>
+        <w:rPr>
           <w:lang w:val="en-IN"/>
         </w:rPr>
         <w:t xml:space="preserve">Male Patients </w:t>
@@ -1297,7 +1115,7 @@
         <w:pStyle w:val="BodyText"/>
         <w:numPr>
           <w:ilvl w:val="1"/>
-          <w:numId w:val="6"/>
+          <w:numId w:val="8"/>
         </w:numPr>
         <w:tabs>
           <w:tab w:val="clear" w:pos="1440"/>
@@ -1305,18 +1123,13 @@
         </w:tabs>
         <w:ind w:left="2160"/>
         <w:rPr>
-          <w:sz w:val="24"/>
-          <w:szCs w:val="24"/>
-          <w:lang w:val="en-IN"/>
-        </w:rPr>
-      </w:pPr>
-      <w:r>
-        <w:rPr>
-          <w:sz w:val="24"/>
-          <w:szCs w:val="24"/>
-          <w:lang w:val="en-IN"/>
-        </w:rPr>
-        <w:lastRenderedPageBreak/>
+          <w:lang w:val="en-IN"/>
+        </w:rPr>
+      </w:pPr>
+      <w:r>
+        <w:rPr>
+          <w:lang w:val="en-IN"/>
+        </w:rPr>
         <w:t xml:space="preserve">Female Patients </w:t>
       </w:r>
     </w:p>
@@ -1325,7 +1138,7 @@
         <w:pStyle w:val="BodyText"/>
         <w:numPr>
           <w:ilvl w:val="1"/>
-          <w:numId w:val="6"/>
+          <w:numId w:val="8"/>
         </w:numPr>
         <w:tabs>
           <w:tab w:val="clear" w:pos="1440"/>
@@ -1333,15 +1146,11 @@
         </w:tabs>
         <w:ind w:left="2160"/>
         <w:rPr>
-          <w:sz w:val="24"/>
-          <w:szCs w:val="24"/>
-          <w:lang w:val="en-IN"/>
-        </w:rPr>
-      </w:pPr>
-      <w:r>
-        <w:rPr>
-          <w:sz w:val="24"/>
-          <w:szCs w:val="24"/>
+          <w:lang w:val="en-IN"/>
+        </w:rPr>
+      </w:pPr>
+      <w:r>
+        <w:rPr>
           <w:lang w:val="en-IN"/>
         </w:rPr>
         <w:t xml:space="preserve">Heart Disease cases by gender </w:t>
@@ -1352,7 +1161,7 @@
         <w:pStyle w:val="BodyText"/>
         <w:numPr>
           <w:ilvl w:val="0"/>
-          <w:numId w:val="6"/>
+          <w:numId w:val="8"/>
         </w:numPr>
         <w:tabs>
           <w:tab w:val="clear" w:pos="720"/>
@@ -1360,15 +1169,11 @@
         </w:tabs>
         <w:ind w:left="1440"/>
         <w:rPr>
-          <w:sz w:val="24"/>
-          <w:szCs w:val="24"/>
-          <w:lang w:val="en-IN"/>
-        </w:rPr>
-      </w:pPr>
-      <w:r>
-        <w:rPr>
-          <w:sz w:val="24"/>
-          <w:szCs w:val="24"/>
+          <w:lang w:val="en-IN"/>
+        </w:rPr>
+      </w:pPr>
+      <w:r>
+        <w:rPr>
           <w:lang w:val="en-IN"/>
         </w:rPr>
         <w:t xml:space="preserve">Display using a pie/donut chart. </w:t>
@@ -1379,15 +1184,11 @@
         <w:pStyle w:val="BodyText"/>
         <w:ind w:left="720"/>
         <w:rPr>
-          <w:sz w:val="24"/>
-          <w:szCs w:val="24"/>
-          <w:lang w:val="en-IN"/>
-        </w:rPr>
-      </w:pPr>
-      <w:r>
-        <w:rPr>
-          <w:sz w:val="24"/>
-          <w:szCs w:val="24"/>
+          <w:lang w:val="en-IN"/>
+        </w:rPr>
+      </w:pPr>
+      <w:r>
+        <w:rPr>
           <w:lang w:val="en-IN"/>
         </w:rPr>
         <w:t>Step 6: Cholesterol and Blood Pressure Analysis</w:t>
@@ -1398,7 +1199,7 @@
         <w:pStyle w:val="BodyText"/>
         <w:numPr>
           <w:ilvl w:val="0"/>
-          <w:numId w:val="7"/>
+          <w:numId w:val="9"/>
         </w:numPr>
         <w:tabs>
           <w:tab w:val="clear" w:pos="720"/>
@@ -1406,15 +1207,11 @@
         </w:tabs>
         <w:ind w:left="1440"/>
         <w:rPr>
-          <w:sz w:val="24"/>
-          <w:szCs w:val="24"/>
-          <w:lang w:val="en-IN"/>
-        </w:rPr>
-      </w:pPr>
-      <w:r>
-        <w:rPr>
-          <w:sz w:val="24"/>
-          <w:szCs w:val="24"/>
+          <w:lang w:val="en-IN"/>
+        </w:rPr>
+      </w:pPr>
+      <w:r>
+        <w:rPr>
           <w:lang w:val="en-IN"/>
         </w:rPr>
         <w:t xml:space="preserve">Calculate average cholesterol level. </w:t>
@@ -1425,7 +1222,7 @@
         <w:pStyle w:val="BodyText"/>
         <w:numPr>
           <w:ilvl w:val="0"/>
-          <w:numId w:val="7"/>
+          <w:numId w:val="9"/>
         </w:numPr>
         <w:tabs>
           <w:tab w:val="clear" w:pos="720"/>
@@ -1433,15 +1230,11 @@
         </w:tabs>
         <w:ind w:left="1440"/>
         <w:rPr>
-          <w:sz w:val="24"/>
-          <w:szCs w:val="24"/>
-          <w:lang w:val="en-IN"/>
-        </w:rPr>
-      </w:pPr>
-      <w:r>
-        <w:rPr>
-          <w:sz w:val="24"/>
-          <w:szCs w:val="24"/>
+          <w:lang w:val="en-IN"/>
+        </w:rPr>
+      </w:pPr>
+      <w:r>
+        <w:rPr>
           <w:lang w:val="en-IN"/>
         </w:rPr>
         <w:t xml:space="preserve">Calculate average resting blood pressure. </w:t>
@@ -1452,7 +1245,7 @@
         <w:pStyle w:val="BodyText"/>
         <w:numPr>
           <w:ilvl w:val="0"/>
-          <w:numId w:val="7"/>
+          <w:numId w:val="9"/>
         </w:numPr>
         <w:tabs>
           <w:tab w:val="clear" w:pos="720"/>
@@ -1460,15 +1253,11 @@
         </w:tabs>
         <w:ind w:left="1440"/>
         <w:rPr>
-          <w:sz w:val="24"/>
-          <w:szCs w:val="24"/>
-          <w:lang w:val="en-IN"/>
-        </w:rPr>
-      </w:pPr>
-      <w:r>
-        <w:rPr>
-          <w:sz w:val="24"/>
-          <w:szCs w:val="24"/>
+          <w:lang w:val="en-IN"/>
+        </w:rPr>
+      </w:pPr>
+      <w:r>
+        <w:rPr>
           <w:lang w:val="en-IN"/>
         </w:rPr>
         <w:t xml:space="preserve">Compare values between patients with and without heart disease. </w:t>
@@ -1479,7 +1268,7 @@
         <w:pStyle w:val="BodyText"/>
         <w:numPr>
           <w:ilvl w:val="0"/>
-          <w:numId w:val="7"/>
+          <w:numId w:val="9"/>
         </w:numPr>
         <w:tabs>
           <w:tab w:val="clear" w:pos="720"/>
@@ -1487,15 +1276,11 @@
         </w:tabs>
         <w:ind w:left="1440"/>
         <w:rPr>
-          <w:sz w:val="24"/>
-          <w:szCs w:val="24"/>
-          <w:lang w:val="en-IN"/>
-        </w:rPr>
-      </w:pPr>
-      <w:r>
-        <w:rPr>
-          <w:sz w:val="24"/>
-          <w:szCs w:val="24"/>
+          <w:lang w:val="en-IN"/>
+        </w:rPr>
+      </w:pPr>
+      <w:r>
+        <w:rPr>
           <w:lang w:val="en-IN"/>
         </w:rPr>
         <w:t xml:space="preserve">Display using clustered column charts. </w:t>
@@ -1506,15 +1291,11 @@
         <w:pStyle w:val="BodyText"/>
         <w:ind w:left="720"/>
         <w:rPr>
-          <w:sz w:val="24"/>
-          <w:szCs w:val="24"/>
-          <w:lang w:val="en-IN"/>
-        </w:rPr>
-      </w:pPr>
-      <w:r>
-        <w:rPr>
-          <w:sz w:val="24"/>
-          <w:szCs w:val="24"/>
+          <w:lang w:val="en-IN"/>
+        </w:rPr>
+      </w:pPr>
+      <w:r>
+        <w:rPr>
           <w:lang w:val="en-IN"/>
         </w:rPr>
         <w:t>Step 7: Dashboard Render</w:t>
@@ -1525,7 +1306,7 @@
         <w:pStyle w:val="BodyText"/>
         <w:numPr>
           <w:ilvl w:val="0"/>
-          <w:numId w:val="8"/>
+          <w:numId w:val="10"/>
         </w:numPr>
         <w:tabs>
           <w:tab w:val="clear" w:pos="720"/>
@@ -1533,15 +1314,11 @@
         </w:tabs>
         <w:ind w:left="1440"/>
         <w:rPr>
-          <w:sz w:val="24"/>
-          <w:szCs w:val="24"/>
-          <w:lang w:val="en-IN"/>
-        </w:rPr>
-      </w:pPr>
-      <w:r>
-        <w:rPr>
-          <w:sz w:val="24"/>
-          <w:szCs w:val="24"/>
+          <w:lang w:val="en-IN"/>
+        </w:rPr>
+      </w:pPr>
+      <w:r>
+        <w:rPr>
           <w:lang w:val="en-IN"/>
         </w:rPr>
         <w:t xml:space="preserve">Display KPI Cards: </w:t>
@@ -1552,7 +1329,7 @@
         <w:pStyle w:val="BodyText"/>
         <w:numPr>
           <w:ilvl w:val="1"/>
-          <w:numId w:val="8"/>
+          <w:numId w:val="10"/>
         </w:numPr>
         <w:tabs>
           <w:tab w:val="clear" w:pos="1440"/>
@@ -1560,15 +1337,11 @@
         </w:tabs>
         <w:ind w:left="2160"/>
         <w:rPr>
-          <w:sz w:val="24"/>
-          <w:szCs w:val="24"/>
-          <w:lang w:val="en-IN"/>
-        </w:rPr>
-      </w:pPr>
-      <w:r>
-        <w:rPr>
-          <w:sz w:val="24"/>
-          <w:szCs w:val="24"/>
+          <w:lang w:val="en-IN"/>
+        </w:rPr>
+      </w:pPr>
+      <w:r>
+        <w:rPr>
           <w:lang w:val="en-IN"/>
         </w:rPr>
         <w:t xml:space="preserve">Total Patients </w:t>
@@ -1579,7 +1352,7 @@
         <w:pStyle w:val="BodyText"/>
         <w:numPr>
           <w:ilvl w:val="1"/>
-          <w:numId w:val="8"/>
+          <w:numId w:val="10"/>
         </w:numPr>
         <w:tabs>
           <w:tab w:val="clear" w:pos="1440"/>
@@ -1587,15 +1360,11 @@
         </w:tabs>
         <w:ind w:left="2160"/>
         <w:rPr>
-          <w:sz w:val="24"/>
-          <w:szCs w:val="24"/>
-          <w:lang w:val="en-IN"/>
-        </w:rPr>
-      </w:pPr>
-      <w:r>
-        <w:rPr>
-          <w:sz w:val="24"/>
-          <w:szCs w:val="24"/>
+          <w:lang w:val="en-IN"/>
+        </w:rPr>
+      </w:pPr>
+      <w:r>
+        <w:rPr>
           <w:lang w:val="en-IN"/>
         </w:rPr>
         <w:t xml:space="preserve">Heart Disease Patients </w:t>
@@ -1606,7 +1375,7 @@
         <w:pStyle w:val="BodyText"/>
         <w:numPr>
           <w:ilvl w:val="1"/>
-          <w:numId w:val="8"/>
+          <w:numId w:val="10"/>
         </w:numPr>
         <w:tabs>
           <w:tab w:val="clear" w:pos="1440"/>
@@ -1614,15 +1383,11 @@
         </w:tabs>
         <w:ind w:left="2160"/>
         <w:rPr>
-          <w:sz w:val="24"/>
-          <w:szCs w:val="24"/>
-          <w:lang w:val="en-IN"/>
-        </w:rPr>
-      </w:pPr>
-      <w:r>
-        <w:rPr>
-          <w:sz w:val="24"/>
-          <w:szCs w:val="24"/>
+          <w:lang w:val="en-IN"/>
+        </w:rPr>
+      </w:pPr>
+      <w:r>
+        <w:rPr>
           <w:lang w:val="en-IN"/>
         </w:rPr>
         <w:t xml:space="preserve">Healthy Patients </w:t>
@@ -1633,7 +1398,7 @@
         <w:pStyle w:val="BodyText"/>
         <w:numPr>
           <w:ilvl w:val="1"/>
-          <w:numId w:val="8"/>
+          <w:numId w:val="10"/>
         </w:numPr>
         <w:tabs>
           <w:tab w:val="clear" w:pos="1440"/>
@@ -1641,15 +1406,11 @@
         </w:tabs>
         <w:ind w:left="2160"/>
         <w:rPr>
-          <w:sz w:val="24"/>
-          <w:szCs w:val="24"/>
-          <w:lang w:val="en-IN"/>
-        </w:rPr>
-      </w:pPr>
-      <w:r>
-        <w:rPr>
-          <w:sz w:val="24"/>
-          <w:szCs w:val="24"/>
+          <w:lang w:val="en-IN"/>
+        </w:rPr>
+      </w:pPr>
+      <w:r>
+        <w:rPr>
           <w:lang w:val="en-IN"/>
         </w:rPr>
         <w:t xml:space="preserve">Disease Percentage </w:t>
@@ -1660,7 +1421,7 @@
         <w:pStyle w:val="BodyText"/>
         <w:numPr>
           <w:ilvl w:val="0"/>
-          <w:numId w:val="8"/>
+          <w:numId w:val="10"/>
         </w:numPr>
         <w:tabs>
           <w:tab w:val="clear" w:pos="720"/>
@@ -1668,15 +1429,11 @@
         </w:tabs>
         <w:ind w:left="1440"/>
         <w:rPr>
-          <w:sz w:val="24"/>
-          <w:szCs w:val="24"/>
-          <w:lang w:val="en-IN"/>
-        </w:rPr>
-      </w:pPr>
-      <w:r>
-        <w:rPr>
-          <w:sz w:val="24"/>
-          <w:szCs w:val="24"/>
+          <w:lang w:val="en-IN"/>
+        </w:rPr>
+      </w:pPr>
+      <w:r>
+        <w:rPr>
           <w:lang w:val="en-IN"/>
         </w:rPr>
         <w:t xml:space="preserve">Display: </w:t>
@@ -1687,7 +1444,7 @@
         <w:pStyle w:val="BodyText"/>
         <w:numPr>
           <w:ilvl w:val="1"/>
-          <w:numId w:val="8"/>
+          <w:numId w:val="10"/>
         </w:numPr>
         <w:tabs>
           <w:tab w:val="clear" w:pos="1440"/>
@@ -1695,15 +1452,11 @@
         </w:tabs>
         <w:ind w:left="2160"/>
         <w:rPr>
-          <w:sz w:val="24"/>
-          <w:szCs w:val="24"/>
-          <w:lang w:val="en-IN"/>
-        </w:rPr>
-      </w:pPr>
-      <w:r>
-        <w:rPr>
-          <w:sz w:val="24"/>
-          <w:szCs w:val="24"/>
+          <w:lang w:val="en-IN"/>
+        </w:rPr>
+      </w:pPr>
+      <w:r>
+        <w:rPr>
           <w:lang w:val="en-IN"/>
         </w:rPr>
         <w:t xml:space="preserve">Age Group Bar Chart </w:t>
@@ -1714,7 +1467,7 @@
         <w:pStyle w:val="BodyText"/>
         <w:numPr>
           <w:ilvl w:val="1"/>
-          <w:numId w:val="8"/>
+          <w:numId w:val="10"/>
         </w:numPr>
         <w:tabs>
           <w:tab w:val="clear" w:pos="1440"/>
@@ -1722,15 +1475,11 @@
         </w:tabs>
         <w:ind w:left="2160"/>
         <w:rPr>
-          <w:sz w:val="24"/>
-          <w:szCs w:val="24"/>
-          <w:lang w:val="en-IN"/>
-        </w:rPr>
-      </w:pPr>
-      <w:r>
-        <w:rPr>
-          <w:sz w:val="24"/>
-          <w:szCs w:val="24"/>
+          <w:lang w:val="en-IN"/>
+        </w:rPr>
+      </w:pPr>
+      <w:r>
+        <w:rPr>
           <w:lang w:val="en-IN"/>
         </w:rPr>
         <w:t xml:space="preserve">Gender Distribution Donut Chart </w:t>
@@ -1741,7 +1490,7 @@
         <w:pStyle w:val="BodyText"/>
         <w:numPr>
           <w:ilvl w:val="1"/>
-          <w:numId w:val="8"/>
+          <w:numId w:val="10"/>
         </w:numPr>
         <w:tabs>
           <w:tab w:val="clear" w:pos="1440"/>
@@ -1749,15 +1498,11 @@
         </w:tabs>
         <w:ind w:left="2160"/>
         <w:rPr>
-          <w:sz w:val="24"/>
-          <w:szCs w:val="24"/>
-          <w:lang w:val="en-IN"/>
-        </w:rPr>
-      </w:pPr>
-      <w:r>
-        <w:rPr>
-          <w:sz w:val="24"/>
-          <w:szCs w:val="24"/>
+          <w:lang w:val="en-IN"/>
+        </w:rPr>
+      </w:pPr>
+      <w:r>
+        <w:rPr>
           <w:lang w:val="en-IN"/>
         </w:rPr>
         <w:t xml:space="preserve">Cholesterol Analysis Chart </w:t>
@@ -1768,7 +1513,7 @@
         <w:pStyle w:val="BodyText"/>
         <w:numPr>
           <w:ilvl w:val="1"/>
-          <w:numId w:val="8"/>
+          <w:numId w:val="10"/>
         </w:numPr>
         <w:tabs>
           <w:tab w:val="clear" w:pos="1440"/>
@@ -1776,15 +1521,11 @@
         </w:tabs>
         <w:ind w:left="2160"/>
         <w:rPr>
-          <w:sz w:val="24"/>
-          <w:szCs w:val="24"/>
-          <w:lang w:val="en-IN"/>
-        </w:rPr>
-      </w:pPr>
-      <w:r>
-        <w:rPr>
-          <w:sz w:val="24"/>
-          <w:szCs w:val="24"/>
+          <w:lang w:val="en-IN"/>
+        </w:rPr>
+      </w:pPr>
+      <w:r>
+        <w:rPr>
           <w:lang w:val="en-IN"/>
         </w:rPr>
         <w:t xml:space="preserve">Blood Pressure Analysis Chart </w:t>
@@ -1795,7 +1536,7 @@
         <w:pStyle w:val="BodyText"/>
         <w:numPr>
           <w:ilvl w:val="0"/>
-          <w:numId w:val="8"/>
+          <w:numId w:val="10"/>
         </w:numPr>
         <w:tabs>
           <w:tab w:val="clear" w:pos="720"/>
@@ -1803,15 +1544,11 @@
         </w:tabs>
         <w:ind w:left="1440"/>
         <w:rPr>
-          <w:sz w:val="24"/>
-          <w:szCs w:val="24"/>
-          <w:lang w:val="en-IN"/>
-        </w:rPr>
-      </w:pPr>
-      <w:r>
-        <w:rPr>
-          <w:sz w:val="24"/>
-          <w:szCs w:val="24"/>
+          <w:lang w:val="en-IN"/>
+        </w:rPr>
+      </w:pPr>
+      <w:r>
+        <w:rPr>
           <w:lang w:val="en-IN"/>
         </w:rPr>
         <w:t xml:space="preserve">Add slicers for: </w:t>
@@ -1822,7 +1559,7 @@
         <w:pStyle w:val="BodyText"/>
         <w:numPr>
           <w:ilvl w:val="1"/>
-          <w:numId w:val="8"/>
+          <w:numId w:val="10"/>
         </w:numPr>
         <w:tabs>
           <w:tab w:val="clear" w:pos="1440"/>
@@ -1830,15 +1567,11 @@
         </w:tabs>
         <w:ind w:left="2160"/>
         <w:rPr>
-          <w:sz w:val="24"/>
-          <w:szCs w:val="24"/>
-          <w:lang w:val="en-IN"/>
-        </w:rPr>
-      </w:pPr>
-      <w:r>
-        <w:rPr>
-          <w:sz w:val="24"/>
-          <w:szCs w:val="24"/>
+          <w:lang w:val="en-IN"/>
+        </w:rPr>
+      </w:pPr>
+      <w:r>
+        <w:rPr>
           <w:lang w:val="en-IN"/>
         </w:rPr>
         <w:t xml:space="preserve">Age </w:t>
@@ -1849,7 +1582,7 @@
         <w:pStyle w:val="BodyText"/>
         <w:numPr>
           <w:ilvl w:val="1"/>
-          <w:numId w:val="8"/>
+          <w:numId w:val="10"/>
         </w:numPr>
         <w:tabs>
           <w:tab w:val="clear" w:pos="1440"/>
@@ -1857,15 +1590,11 @@
         </w:tabs>
         <w:ind w:left="2160"/>
         <w:rPr>
-          <w:sz w:val="24"/>
-          <w:szCs w:val="24"/>
-          <w:lang w:val="en-IN"/>
-        </w:rPr>
-      </w:pPr>
-      <w:r>
-        <w:rPr>
-          <w:sz w:val="24"/>
-          <w:szCs w:val="24"/>
+          <w:lang w:val="en-IN"/>
+        </w:rPr>
+      </w:pPr>
+      <w:r>
+        <w:rPr>
           <w:lang w:val="en-IN"/>
         </w:rPr>
         <w:t xml:space="preserve">Gender </w:t>
@@ -1876,7 +1605,7 @@
         <w:pStyle w:val="BodyText"/>
         <w:numPr>
           <w:ilvl w:val="1"/>
-          <w:numId w:val="8"/>
+          <w:numId w:val="10"/>
         </w:numPr>
         <w:tabs>
           <w:tab w:val="clear" w:pos="1440"/>
@@ -1884,15 +1613,11 @@
         </w:tabs>
         <w:ind w:left="2160"/>
         <w:rPr>
-          <w:sz w:val="24"/>
-          <w:szCs w:val="24"/>
-          <w:lang w:val="en-IN"/>
-        </w:rPr>
-      </w:pPr>
-      <w:r>
-        <w:rPr>
-          <w:sz w:val="24"/>
-          <w:szCs w:val="24"/>
+          <w:lang w:val="en-IN"/>
+        </w:rPr>
+      </w:pPr>
+      <w:r>
+        <w:rPr>
           <w:lang w:val="en-IN"/>
         </w:rPr>
         <w:t xml:space="preserve">Heart Disease Status </w:t>
@@ -1903,15 +1628,11 @@
         <w:pStyle w:val="BodyText"/>
         <w:ind w:left="720"/>
         <w:rPr>
-          <w:sz w:val="24"/>
-          <w:szCs w:val="24"/>
-          <w:lang w:val="en-IN"/>
-        </w:rPr>
-      </w:pPr>
-      <w:r>
-        <w:rPr>
-          <w:sz w:val="24"/>
-          <w:szCs w:val="24"/>
+          <w:lang w:val="en-IN"/>
+        </w:rPr>
+      </w:pPr>
+      <w:r>
+        <w:rPr>
           <w:lang w:val="en-IN"/>
         </w:rPr>
         <w:t>Step 8: Interactive Filtering</w:t>
@@ -1922,7 +1643,7 @@
         <w:pStyle w:val="BodyText"/>
         <w:numPr>
           <w:ilvl w:val="0"/>
-          <w:numId w:val="9"/>
+          <w:numId w:val="11"/>
         </w:numPr>
         <w:tabs>
           <w:tab w:val="clear" w:pos="720"/>
@@ -1930,15 +1651,11 @@
         </w:tabs>
         <w:ind w:left="1440"/>
         <w:rPr>
-          <w:sz w:val="24"/>
-          <w:szCs w:val="24"/>
-          <w:lang w:val="en-IN"/>
-        </w:rPr>
-      </w:pPr>
-      <w:r>
-        <w:rPr>
-          <w:sz w:val="24"/>
-          <w:szCs w:val="24"/>
+          <w:lang w:val="en-IN"/>
+        </w:rPr>
+      </w:pPr>
+      <w:r>
+        <w:rPr>
           <w:lang w:val="en-IN"/>
         </w:rPr>
         <w:t xml:space="preserve">When a slicer selection changes: </w:t>
@@ -1949,7 +1666,7 @@
         <w:pStyle w:val="BodyText"/>
         <w:numPr>
           <w:ilvl w:val="1"/>
-          <w:numId w:val="9"/>
+          <w:numId w:val="11"/>
         </w:numPr>
         <w:tabs>
           <w:tab w:val="clear" w:pos="1440"/>
@@ -1957,15 +1674,11 @@
         </w:tabs>
         <w:ind w:left="2160"/>
         <w:rPr>
-          <w:sz w:val="24"/>
-          <w:szCs w:val="24"/>
-          <w:lang w:val="en-IN"/>
-        </w:rPr>
-      </w:pPr>
-      <w:r>
-        <w:rPr>
-          <w:sz w:val="24"/>
-          <w:szCs w:val="24"/>
+          <w:lang w:val="en-IN"/>
+        </w:rPr>
+      </w:pPr>
+      <w:r>
+        <w:rPr>
           <w:lang w:val="en-IN"/>
         </w:rPr>
         <w:t xml:space="preserve">Filter the dataset. </w:t>
@@ -1976,7 +1689,7 @@
         <w:pStyle w:val="BodyText"/>
         <w:numPr>
           <w:ilvl w:val="1"/>
-          <w:numId w:val="9"/>
+          <w:numId w:val="11"/>
         </w:numPr>
         <w:tabs>
           <w:tab w:val="clear" w:pos="1440"/>
@@ -1984,69 +1697,75 @@
         </w:tabs>
         <w:ind w:left="2160"/>
         <w:rPr>
-          <w:sz w:val="24"/>
+          <w:lang w:val="en-IN"/>
+        </w:rPr>
+      </w:pPr>
+      <w:r>
+        <w:rPr>
+          <w:lang w:val="en-IN"/>
+        </w:rPr>
+        <w:t xml:space="preserve">Recalculate all KPIs and visualizations. </w:t>
+      </w:r>
+    </w:p>
+    <w:p>
+      <w:pPr>
+        <w:pStyle w:val="ListParagraph"/>
+        <w:tabs>
+          <w:tab w:val="left" w:pos="719"/>
+        </w:tabs>
+        <w:spacing w:before="45"/>
+        <w:ind w:left="719"/>
+        <w:contextualSpacing w:val="0"/>
+        <w:rPr>
+          <w:sz w:val="26"/>
+          <w:szCs w:val="26"/>
+          <w:lang w:val="en-IN"/>
+        </w:rPr>
+      </w:pPr>
+      <w:r>
+        <w:rPr>
+          <w:sz w:val="26"/>
+          <w:szCs w:val="26"/>
+          <w:lang w:val="en-IN"/>
+        </w:rPr>
+        <w:t>Update dashboard dynamically.</w:t>
+      </w:r>
+    </w:p>
+    <w:p>
+      <w:pPr>
+        <w:pStyle w:val="ListParagraph"/>
+        <w:tabs>
+          <w:tab w:val="left" w:pos="719"/>
+        </w:tabs>
+        <w:spacing w:before="45"/>
+        <w:ind w:left="719"/>
+        <w:contextualSpacing w:val="0"/>
+        <w:rPr>
+          <w:sz w:val="26"/>
+          <w:szCs w:val="26"/>
+          <w:lang w:val="en-IN"/>
+        </w:rPr>
+      </w:pPr>
+    </w:p>
+    <w:p>
+      <w:pPr>
+        <w:tabs>
+          <w:tab w:val="left" w:pos="719"/>
+        </w:tabs>
+        <w:spacing w:before="45"/>
+        <w:rPr>
+          <w:b/>
+          <w:bCs/>
+          <w:sz w:val="28"/>
           <w:szCs w:val="24"/>
-          <w:lang w:val="en-IN"/>
-        </w:rPr>
-      </w:pPr>
-      <w:r>
-        <w:rPr>
-          <w:sz w:val="24"/>
+        </w:rPr>
+      </w:pPr>
+      <w:r>
+        <w:rPr>
+          <w:b/>
+          <w:bCs/>
+          <w:sz w:val="28"/>
           <w:szCs w:val="24"/>
-          <w:lang w:val="en-IN"/>
-        </w:rPr>
-        <w:t xml:space="preserve">Recalculate all KPIs and visualizations. </w:t>
-      </w:r>
-    </w:p>
-    <w:p>
-      <w:pPr>
-        <w:pStyle w:val="BodyText"/>
-        <w:numPr>
-          <w:ilvl w:val="1"/>
-          <w:numId w:val="9"/>
-        </w:numPr>
-        <w:tabs>
-          <w:tab w:val="clear" w:pos="1440"/>
-          <w:tab w:val="num" w:pos="2160"/>
-        </w:tabs>
-        <w:ind w:left="2160"/>
-        <w:rPr>
-          <w:sz w:val="24"/>
-          <w:szCs w:val="24"/>
-          <w:lang w:val="en-IN"/>
-        </w:rPr>
-      </w:pPr>
-      <w:r>
-        <w:rPr>
-          <w:sz w:val="24"/>
-          <w:szCs w:val="24"/>
-          <w:lang w:val="en-IN"/>
-        </w:rPr>
-        <w:t>Update dashboard dynamically.</w:t>
-      </w:r>
-    </w:p>
-    <w:p>
-      <w:pPr>
-        <w:pStyle w:val="BodyText"/>
-      </w:pPr>
-    </w:p>
-    <w:p>
-      <w:pPr>
-        <w:pStyle w:val="BodyText"/>
-        <w:spacing w:before="106"/>
-      </w:pPr>
-    </w:p>
-    <w:p>
-      <w:pPr>
-        <w:pStyle w:val="Heading1"/>
-        <w:spacing w:before="1"/>
-        <w:rPr>
-          <w:b w:val="0"/>
-        </w:rPr>
-      </w:pPr>
-      <w:r>
-        <w:rPr>
-          <w:spacing w:val="-2"/>
         </w:rPr>
         <w:t>Output:</w:t>
       </w:r>
@@ -2056,16 +1775,16 @@
         <w:pStyle w:val="BodyText"/>
         <w:rPr>
           <w:b/>
-          <w:sz w:val="26"/>
         </w:rPr>
       </w:pPr>
       <w:r>
         <w:rPr>
           <w:b/>
-          <w:sz w:val="26"/>
-        </w:rPr>
+          <w:noProof/>
+        </w:rPr>
+        <w:lastRenderedPageBreak/>
         <w:drawing>
-          <wp:inline distT="0" distB="0" distL="0" distR="0" wp14:anchorId="759DAD4D" wp14:editId="012B40E3">
+          <wp:inline distT="0" distB="0" distL="0" distR="0" wp14:anchorId="2E51676E" wp14:editId="03F9A3F5">
             <wp:extent cx="4427220" cy="3322192"/>
             <wp:effectExtent l="0" t="0" r="0" b="0"/>
             <wp:docPr id="135886626" name="Picture 1"/>
@@ -2106,7 +1825,6 @@
         <w:pStyle w:val="BodyText"/>
         <w:rPr>
           <w:b/>
-          <w:sz w:val="26"/>
         </w:rPr>
       </w:pPr>
     </w:p>
@@ -2115,7 +1833,6 @@
         <w:pStyle w:val="BodyText"/>
         <w:rPr>
           <w:b/>
-          <w:sz w:val="26"/>
         </w:rPr>
       </w:pPr>
     </w:p>
@@ -2124,17 +1841,15 @@
         <w:pStyle w:val="BodyText"/>
         <w:rPr>
           <w:b/>
-          <w:sz w:val="26"/>
         </w:rPr>
       </w:pPr>
       <w:r>
         <w:rPr>
           <w:b/>
-          <w:sz w:val="26"/>
-        </w:rPr>
-        <w:lastRenderedPageBreak/>
+          <w:noProof/>
+        </w:rPr>
         <w:drawing>
-          <wp:inline distT="0" distB="0" distL="0" distR="0" wp14:anchorId="62E37B7A" wp14:editId="22226351">
+          <wp:inline distT="0" distB="0" distL="0" distR="0" wp14:anchorId="1B139BF0" wp14:editId="5A5206ED">
             <wp:extent cx="4128060" cy="2872740"/>
             <wp:effectExtent l="0" t="0" r="6350" b="3810"/>
             <wp:docPr id="498505325" name="Picture 1"/>
@@ -2175,7 +1890,6 @@
         <w:pStyle w:val="BodyText"/>
         <w:rPr>
           <w:b/>
-          <w:sz w:val="26"/>
         </w:rPr>
       </w:pPr>
     </w:p>
@@ -2184,25 +1898,72 @@
         <w:pStyle w:val="BodyText"/>
         <w:rPr>
           <w:b/>
-          <w:sz w:val="26"/>
-        </w:rPr>
-      </w:pPr>
-    </w:p>
-    <w:p>
-      <w:pPr>
-        <w:pStyle w:val="BodyText"/>
+        </w:rPr>
+      </w:pPr>
+      <w:r>
         <w:rPr>
           <w:b/>
-          <w:sz w:val="26"/>
-        </w:rPr>
-      </w:pPr>
-      <w:r>
+        </w:rPr>
+        <w:lastRenderedPageBreak/>
+        <w:drawing>
+          <wp:inline distT="0" distB="0" distL="0" distR="0" wp14:anchorId="6ED2B699" wp14:editId="02E1846D">
+            <wp:extent cx="4953000" cy="3794593"/>
+            <wp:effectExtent l="0" t="0" r="0" b="0"/>
+            <wp:docPr id="921821262" name="Picture 1"/>
+            <wp:cNvGraphicFramePr>
+              <a:graphicFrameLocks xmlns:a="http://schemas.openxmlformats.org/drawingml/2006/main" noChangeAspect="1"/>
+            </wp:cNvGraphicFramePr>
+            <a:graphic xmlns:a="http://schemas.openxmlformats.org/drawingml/2006/main">
+              <a:graphicData uri="http://schemas.openxmlformats.org/drawingml/2006/picture">
+                <pic:pic xmlns:pic="http://schemas.openxmlformats.org/drawingml/2006/picture">
+                  <pic:nvPicPr>
+                    <pic:cNvPr id="921821262" name=""/>
+                    <pic:cNvPicPr/>
+                  </pic:nvPicPr>
+                  <pic:blipFill>
+                    <a:blip r:embed="rId7"/>
+                    <a:stretch>
+                      <a:fillRect/>
+                    </a:stretch>
+                  </pic:blipFill>
+                  <pic:spPr>
+                    <a:xfrm>
+                      <a:off x="0" y="0"/>
+                      <a:ext cx="4954769" cy="3795948"/>
+                    </a:xfrm>
+                    <a:prstGeom prst="rect">
+                      <a:avLst/>
+                    </a:prstGeom>
+                  </pic:spPr>
+                </pic:pic>
+              </a:graphicData>
+            </a:graphic>
+          </wp:inline>
+        </w:drawing>
+      </w:r>
+    </w:p>
+    <w:p>
+      <w:pPr>
+        <w:pStyle w:val="BodyText"/>
         <w:rPr>
           <w:b/>
-          <w:sz w:val="26"/>
+        </w:rPr>
+      </w:pPr>
+    </w:p>
+    <w:p>
+      <w:pPr>
+        <w:pStyle w:val="BodyText"/>
+        <w:rPr>
+          <w:b/>
+        </w:rPr>
+      </w:pPr>
+      <w:r>
+        <w:rPr>
+          <w:b/>
+          <w:noProof/>
         </w:rPr>
         <w:drawing>
-          <wp:inline distT="0" distB="0" distL="0" distR="0" wp14:anchorId="5753E334" wp14:editId="6AFCF803">
+          <wp:inline distT="0" distB="0" distL="0" distR="0" wp14:anchorId="17E0898B" wp14:editId="1C094C00">
             <wp:extent cx="5769610" cy="3380740"/>
             <wp:effectExtent l="0" t="0" r="2540" b="0"/>
             <wp:docPr id="491064107" name="Picture 1"/>
@@ -2217,7 +1978,7 @@
                     <pic:cNvPicPr/>
                   </pic:nvPicPr>
                   <pic:blipFill>
-                    <a:blip r:embed="rId7"/>
+                    <a:blip r:embed="rId8"/>
                     <a:stretch>
                       <a:fillRect/>
                     </a:stretch>
@@ -2243,86 +2004,116 @@
         <w:pStyle w:val="BodyText"/>
         <w:rPr>
           <w:b/>
+        </w:rPr>
+      </w:pPr>
+    </w:p>
+    <w:p>
+      <w:pPr>
+        <w:tabs>
+          <w:tab w:val="left" w:pos="719"/>
+        </w:tabs>
+        <w:spacing w:before="45"/>
+        <w:jc w:val="center"/>
+        <w:rPr>
+          <w:b/>
+          <w:bCs/>
+          <w:sz w:val="28"/>
+          <w:szCs w:val="24"/>
+        </w:rPr>
+      </w:pPr>
+    </w:p>
+    <w:p>
+      <w:pPr>
+        <w:tabs>
+          <w:tab w:val="left" w:pos="719"/>
+        </w:tabs>
+        <w:spacing w:before="45"/>
+        <w:rPr>
           <w:sz w:val="26"/>
-        </w:rPr>
-      </w:pPr>
-    </w:p>
-    <w:p>
-      <w:pPr>
-        <w:pStyle w:val="BodyText"/>
+          <w:szCs w:val="26"/>
+        </w:rPr>
+      </w:pPr>
+      <w:r>
         <w:rPr>
           <w:b/>
+          <w:bCs/>
+          <w:sz w:val="28"/>
+          <w:szCs w:val="24"/>
+        </w:rPr>
+        <w:t>Result:</w:t>
+      </w:r>
+    </w:p>
+    <w:p>
+      <w:pPr>
+        <w:tabs>
+          <w:tab w:val="left" w:pos="719"/>
+        </w:tabs>
+        <w:spacing w:before="45"/>
+        <w:rPr>
           <w:sz w:val="26"/>
-        </w:rPr>
-      </w:pPr>
-    </w:p>
-    <w:p>
-      <w:pPr>
-        <w:pStyle w:val="BodyText"/>
-        <w:rPr>
-          <w:b/>
+          <w:szCs w:val="26"/>
+        </w:rPr>
+      </w:pPr>
+    </w:p>
+    <w:p>
+      <w:pPr>
+        <w:tabs>
+          <w:tab w:val="left" w:pos="719"/>
+        </w:tabs>
+        <w:spacing w:before="45"/>
+        <w:jc w:val="both"/>
+        <w:rPr>
           <w:sz w:val="26"/>
-        </w:rPr>
-      </w:pPr>
-    </w:p>
-    <w:p>
-      <w:pPr>
-        <w:pStyle w:val="BodyText"/>
-        <w:rPr>
-          <w:b/>
+          <w:szCs w:val="26"/>
+        </w:rPr>
+      </w:pPr>
+      <w:r>
+        <w:rPr>
           <w:sz w:val="26"/>
-        </w:rPr>
-      </w:pPr>
-    </w:p>
-    <w:p>
-      <w:pPr>
-        <w:pStyle w:val="BodyText"/>
-        <w:rPr>
-          <w:b/>
+          <w:szCs w:val="26"/>
+        </w:rPr>
+        <w:t>Thus, the data was successfully loaded, transformed, and visualized using Power BI. The</w:t>
+      </w:r>
+      <w:r>
+        <w:rPr>
           <w:sz w:val="26"/>
-        </w:rPr>
-      </w:pPr>
-    </w:p>
-    <w:p>
-      <w:pPr>
-        <w:pStyle w:val="BodyText"/>
-        <w:rPr>
-          <w:b/>
+          <w:szCs w:val="26"/>
+        </w:rPr>
+        <w:t xml:space="preserve"> </w:t>
+      </w:r>
+      <w:r>
+        <w:rPr>
           <w:sz w:val="26"/>
-        </w:rPr>
-      </w:pPr>
-    </w:p>
-    <w:p>
-      <w:pPr>
-        <w:pStyle w:val="BodyText"/>
-        <w:spacing w:before="23"/>
-        <w:rPr>
-          <w:b/>
+          <w:szCs w:val="26"/>
+        </w:rPr>
+        <w:t>dashboard with KPI cards, bar charts, donut charts, and slicers was created successfully to</w:t>
+      </w:r>
+      <w:r>
+        <w:rPr>
           <w:sz w:val="26"/>
-        </w:rPr>
-      </w:pPr>
-    </w:p>
-    <w:p>
-      <w:pPr>
-        <w:ind w:left="23"/>
-        <w:rPr>
-          <w:b/>
+          <w:szCs w:val="26"/>
+        </w:rPr>
+        <w:t xml:space="preserve"> </w:t>
+      </w:r>
+      <w:r>
+        <w:rPr>
           <w:sz w:val="26"/>
-        </w:rPr>
-      </w:pPr>
-      <w:r>
-        <w:rPr>
-          <w:b/>
-          <w:spacing w:val="-2"/>
-          <w:sz w:val="26"/>
-        </w:rPr>
-        <w:t>Result:</w:t>
+          <w:szCs w:val="26"/>
+        </w:rPr>
+        <w:t>analyze the data and obtain useful insights.</w:t>
       </w:r>
     </w:p>
     <w:sectPr>
-      <w:pgSz w:w="11920" w:h="16840"/>
-      <w:pgMar w:top="1940" w:right="1417" w:bottom="280" w:left="1417" w:header="720" w:footer="720" w:gutter="0"/>
-      <w:cols w:space="720"/>
+      <w:pgSz w:w="11906" w:h="16838"/>
+      <w:pgMar w:top="1440" w:right="1440" w:bottom="1440" w:left="1440" w:header="708" w:footer="708" w:gutter="0"/>
+      <w:pgBorders w:offsetFrom="page">
+        <w:top w:val="single" w:sz="4" w:space="24" w:color="auto"/>
+        <w:left w:val="single" w:sz="4" w:space="24" w:color="auto"/>
+        <w:bottom w:val="single" w:sz="4" w:space="24" w:color="auto"/>
+        <w:right w:val="single" w:sz="4" w:space="24" w:color="auto"/>
+      </w:pgBorders>
+      <w:cols w:space="708"/>
+      <w:docGrid w:linePitch="360"/>
     </w:sectPr>
   </w:body>
 </w:document>
@@ -2629,880 +2420,1083 @@
     </w:lvl>
   </w:abstractNum>
   <w:abstractNum w:abstractNumId="2" w15:restartNumberingAfterBreak="0">
-    <w:nsid w:val="1AAC7227"/>
+    <w:nsid w:val="2478566A"/>
+    <w:multiLevelType w:val="multilevel"/>
+    <w:tmpl w:val="EBBE7E42"/>
+    <w:lvl w:ilvl="0">
+      <w:start w:val="1"/>
+      <w:numFmt w:val="bullet"/>
+      <w:lvlText w:val=""/>
+      <w:lvlJc w:val="left"/>
+      <w:pPr>
+        <w:tabs>
+          <w:tab w:val="num" w:pos="720"/>
+        </w:tabs>
+        <w:ind w:left="720" w:hanging="360"/>
+      </w:pPr>
+      <w:rPr>
+        <w:rFonts w:ascii="Symbol" w:hAnsi="Symbol" w:hint="default"/>
+        <w:sz w:val="20"/>
+      </w:rPr>
+    </w:lvl>
+    <w:lvl w:ilvl="1" w:tentative="1">
+      <w:start w:val="1"/>
+      <w:numFmt w:val="bullet"/>
+      <w:lvlText w:val="o"/>
+      <w:lvlJc w:val="left"/>
+      <w:pPr>
+        <w:tabs>
+          <w:tab w:val="num" w:pos="1440"/>
+        </w:tabs>
+        <w:ind w:left="1440" w:hanging="360"/>
+      </w:pPr>
+      <w:rPr>
+        <w:rFonts w:ascii="Courier New" w:hAnsi="Courier New" w:hint="default"/>
+        <w:sz w:val="20"/>
+      </w:rPr>
+    </w:lvl>
+    <w:lvl w:ilvl="2" w:tentative="1">
+      <w:start w:val="1"/>
+      <w:numFmt w:val="bullet"/>
+      <w:lvlText w:val=""/>
+      <w:lvlJc w:val="left"/>
+      <w:pPr>
+        <w:tabs>
+          <w:tab w:val="num" w:pos="2160"/>
+        </w:tabs>
+        <w:ind w:left="2160" w:hanging="360"/>
+      </w:pPr>
+      <w:rPr>
+        <w:rFonts w:ascii="Wingdings" w:hAnsi="Wingdings" w:hint="default"/>
+        <w:sz w:val="20"/>
+      </w:rPr>
+    </w:lvl>
+    <w:lvl w:ilvl="3" w:tentative="1">
+      <w:start w:val="1"/>
+      <w:numFmt w:val="bullet"/>
+      <w:lvlText w:val=""/>
+      <w:lvlJc w:val="left"/>
+      <w:pPr>
+        <w:tabs>
+          <w:tab w:val="num" w:pos="2880"/>
+        </w:tabs>
+        <w:ind w:left="2880" w:hanging="360"/>
+      </w:pPr>
+      <w:rPr>
+        <w:rFonts w:ascii="Wingdings" w:hAnsi="Wingdings" w:hint="default"/>
+        <w:sz w:val="20"/>
+      </w:rPr>
+    </w:lvl>
+    <w:lvl w:ilvl="4" w:tentative="1">
+      <w:start w:val="1"/>
+      <w:numFmt w:val="bullet"/>
+      <w:lvlText w:val=""/>
+      <w:lvlJc w:val="left"/>
+      <w:pPr>
+        <w:tabs>
+          <w:tab w:val="num" w:pos="3600"/>
+        </w:tabs>
+        <w:ind w:left="3600" w:hanging="360"/>
+      </w:pPr>
+      <w:rPr>
+        <w:rFonts w:ascii="Wingdings" w:hAnsi="Wingdings" w:hint="default"/>
+        <w:sz w:val="20"/>
+      </w:rPr>
+    </w:lvl>
+    <w:lvl w:ilvl="5" w:tentative="1">
+      <w:start w:val="1"/>
+      <w:numFmt w:val="bullet"/>
+      <w:lvlText w:val=""/>
+      <w:lvlJc w:val="left"/>
+      <w:pPr>
+        <w:tabs>
+          <w:tab w:val="num" w:pos="4320"/>
+        </w:tabs>
+        <w:ind w:left="4320" w:hanging="360"/>
+      </w:pPr>
+      <w:rPr>
+        <w:rFonts w:ascii="Wingdings" w:hAnsi="Wingdings" w:hint="default"/>
+        <w:sz w:val="20"/>
+      </w:rPr>
+    </w:lvl>
+    <w:lvl w:ilvl="6" w:tentative="1">
+      <w:start w:val="1"/>
+      <w:numFmt w:val="bullet"/>
+      <w:lvlText w:val=""/>
+      <w:lvlJc w:val="left"/>
+      <w:pPr>
+        <w:tabs>
+          <w:tab w:val="num" w:pos="5040"/>
+        </w:tabs>
+        <w:ind w:left="5040" w:hanging="360"/>
+      </w:pPr>
+      <w:rPr>
+        <w:rFonts w:ascii="Wingdings" w:hAnsi="Wingdings" w:hint="default"/>
+        <w:sz w:val="20"/>
+      </w:rPr>
+    </w:lvl>
+    <w:lvl w:ilvl="7" w:tentative="1">
+      <w:start w:val="1"/>
+      <w:numFmt w:val="bullet"/>
+      <w:lvlText w:val=""/>
+      <w:lvlJc w:val="left"/>
+      <w:pPr>
+        <w:tabs>
+          <w:tab w:val="num" w:pos="5760"/>
+        </w:tabs>
+        <w:ind w:left="5760" w:hanging="360"/>
+      </w:pPr>
+      <w:rPr>
+        <w:rFonts w:ascii="Wingdings" w:hAnsi="Wingdings" w:hint="default"/>
+        <w:sz w:val="20"/>
+      </w:rPr>
+    </w:lvl>
+    <w:lvl w:ilvl="8" w:tentative="1">
+      <w:start w:val="1"/>
+      <w:numFmt w:val="bullet"/>
+      <w:lvlText w:val=""/>
+      <w:lvlJc w:val="left"/>
+      <w:pPr>
+        <w:tabs>
+          <w:tab w:val="num" w:pos="6480"/>
+        </w:tabs>
+        <w:ind w:left="6480" w:hanging="360"/>
+      </w:pPr>
+      <w:rPr>
+        <w:rFonts w:ascii="Wingdings" w:hAnsi="Wingdings" w:hint="default"/>
+        <w:sz w:val="20"/>
+      </w:rPr>
+    </w:lvl>
+  </w:abstractNum>
+  <w:abstractNum w:abstractNumId="3" w15:restartNumberingAfterBreak="0">
+    <w:nsid w:val="322A4503"/>
+    <w:multiLevelType w:val="multilevel"/>
+    <w:tmpl w:val="B3E6FE8A"/>
+    <w:lvl w:ilvl="0">
+      <w:start w:val="1"/>
+      <w:numFmt w:val="bullet"/>
+      <w:lvlText w:val=""/>
+      <w:lvlJc w:val="left"/>
+      <w:pPr>
+        <w:tabs>
+          <w:tab w:val="num" w:pos="720"/>
+        </w:tabs>
+        <w:ind w:left="720" w:hanging="360"/>
+      </w:pPr>
+      <w:rPr>
+        <w:rFonts w:ascii="Symbol" w:hAnsi="Symbol" w:hint="default"/>
+        <w:sz w:val="20"/>
+      </w:rPr>
+    </w:lvl>
+    <w:lvl w:ilvl="1">
+      <w:start w:val="1"/>
+      <w:numFmt w:val="bullet"/>
+      <w:lvlText w:val="o"/>
+      <w:lvlJc w:val="left"/>
+      <w:pPr>
+        <w:tabs>
+          <w:tab w:val="num" w:pos="1440"/>
+        </w:tabs>
+        <w:ind w:left="1440" w:hanging="360"/>
+      </w:pPr>
+      <w:rPr>
+        <w:rFonts w:ascii="Courier New" w:hAnsi="Courier New" w:hint="default"/>
+        <w:sz w:val="20"/>
+      </w:rPr>
+    </w:lvl>
+    <w:lvl w:ilvl="2" w:tentative="1">
+      <w:start w:val="1"/>
+      <w:numFmt w:val="bullet"/>
+      <w:lvlText w:val=""/>
+      <w:lvlJc w:val="left"/>
+      <w:pPr>
+        <w:tabs>
+          <w:tab w:val="num" w:pos="2160"/>
+        </w:tabs>
+        <w:ind w:left="2160" w:hanging="360"/>
+      </w:pPr>
+      <w:rPr>
+        <w:rFonts w:ascii="Wingdings" w:hAnsi="Wingdings" w:hint="default"/>
+        <w:sz w:val="20"/>
+      </w:rPr>
+    </w:lvl>
+    <w:lvl w:ilvl="3" w:tentative="1">
+      <w:start w:val="1"/>
+      <w:numFmt w:val="bullet"/>
+      <w:lvlText w:val=""/>
+      <w:lvlJc w:val="left"/>
+      <w:pPr>
+        <w:tabs>
+          <w:tab w:val="num" w:pos="2880"/>
+        </w:tabs>
+        <w:ind w:left="2880" w:hanging="360"/>
+      </w:pPr>
+      <w:rPr>
+        <w:rFonts w:ascii="Wingdings" w:hAnsi="Wingdings" w:hint="default"/>
+        <w:sz w:val="20"/>
+      </w:rPr>
+    </w:lvl>
+    <w:lvl w:ilvl="4" w:tentative="1">
+      <w:start w:val="1"/>
+      <w:numFmt w:val="bullet"/>
+      <w:lvlText w:val=""/>
+      <w:lvlJc w:val="left"/>
+      <w:pPr>
+        <w:tabs>
+          <w:tab w:val="num" w:pos="3600"/>
+        </w:tabs>
+        <w:ind w:left="3600" w:hanging="360"/>
+      </w:pPr>
+      <w:rPr>
+        <w:rFonts w:ascii="Wingdings" w:hAnsi="Wingdings" w:hint="default"/>
+        <w:sz w:val="20"/>
+      </w:rPr>
+    </w:lvl>
+    <w:lvl w:ilvl="5" w:tentative="1">
+      <w:start w:val="1"/>
+      <w:numFmt w:val="bullet"/>
+      <w:lvlText w:val=""/>
+      <w:lvlJc w:val="left"/>
+      <w:pPr>
+        <w:tabs>
+          <w:tab w:val="num" w:pos="4320"/>
+        </w:tabs>
+        <w:ind w:left="4320" w:hanging="360"/>
+      </w:pPr>
+      <w:rPr>
+        <w:rFonts w:ascii="Wingdings" w:hAnsi="Wingdings" w:hint="default"/>
+        <w:sz w:val="20"/>
+      </w:rPr>
+    </w:lvl>
+    <w:lvl w:ilvl="6" w:tentative="1">
+      <w:start w:val="1"/>
+      <w:numFmt w:val="bullet"/>
+      <w:lvlText w:val=""/>
+      <w:lvlJc w:val="left"/>
+      <w:pPr>
+        <w:tabs>
+          <w:tab w:val="num" w:pos="5040"/>
+        </w:tabs>
+        <w:ind w:left="5040" w:hanging="360"/>
+      </w:pPr>
+      <w:rPr>
+        <w:rFonts w:ascii="Wingdings" w:hAnsi="Wingdings" w:hint="default"/>
+        <w:sz w:val="20"/>
+      </w:rPr>
+    </w:lvl>
+    <w:lvl w:ilvl="7" w:tentative="1">
+      <w:start w:val="1"/>
+      <w:numFmt w:val="bullet"/>
+      <w:lvlText w:val=""/>
+      <w:lvlJc w:val="left"/>
+      <w:pPr>
+        <w:tabs>
+          <w:tab w:val="num" w:pos="5760"/>
+        </w:tabs>
+        <w:ind w:left="5760" w:hanging="360"/>
+      </w:pPr>
+      <w:rPr>
+        <w:rFonts w:ascii="Wingdings" w:hAnsi="Wingdings" w:hint="default"/>
+        <w:sz w:val="20"/>
+      </w:rPr>
+    </w:lvl>
+    <w:lvl w:ilvl="8" w:tentative="1">
+      <w:start w:val="1"/>
+      <w:numFmt w:val="bullet"/>
+      <w:lvlText w:val=""/>
+      <w:lvlJc w:val="left"/>
+      <w:pPr>
+        <w:tabs>
+          <w:tab w:val="num" w:pos="6480"/>
+        </w:tabs>
+        <w:ind w:left="6480" w:hanging="360"/>
+      </w:pPr>
+      <w:rPr>
+        <w:rFonts w:ascii="Wingdings" w:hAnsi="Wingdings" w:hint="default"/>
+        <w:sz w:val="20"/>
+      </w:rPr>
+    </w:lvl>
+  </w:abstractNum>
+  <w:abstractNum w:abstractNumId="4" w15:restartNumberingAfterBreak="0">
+    <w:nsid w:val="3BDF0A0A"/>
+    <w:multiLevelType w:val="multilevel"/>
+    <w:tmpl w:val="9602609E"/>
+    <w:lvl w:ilvl="0">
+      <w:start w:val="1"/>
+      <w:numFmt w:val="bullet"/>
+      <w:lvlText w:val=""/>
+      <w:lvlJc w:val="left"/>
+      <w:pPr>
+        <w:tabs>
+          <w:tab w:val="num" w:pos="720"/>
+        </w:tabs>
+        <w:ind w:left="720" w:hanging="360"/>
+      </w:pPr>
+      <w:rPr>
+        <w:rFonts w:ascii="Symbol" w:hAnsi="Symbol" w:hint="default"/>
+        <w:sz w:val="20"/>
+      </w:rPr>
+    </w:lvl>
+    <w:lvl w:ilvl="1">
+      <w:start w:val="1"/>
+      <w:numFmt w:val="bullet"/>
+      <w:lvlText w:val="o"/>
+      <w:lvlJc w:val="left"/>
+      <w:pPr>
+        <w:tabs>
+          <w:tab w:val="num" w:pos="1440"/>
+        </w:tabs>
+        <w:ind w:left="1440" w:hanging="360"/>
+      </w:pPr>
+      <w:rPr>
+        <w:rFonts w:ascii="Courier New" w:hAnsi="Courier New" w:hint="default"/>
+        <w:sz w:val="20"/>
+      </w:rPr>
+    </w:lvl>
+    <w:lvl w:ilvl="2" w:tentative="1">
+      <w:start w:val="1"/>
+      <w:numFmt w:val="bullet"/>
+      <w:lvlText w:val=""/>
+      <w:lvlJc w:val="left"/>
+      <w:pPr>
+        <w:tabs>
+          <w:tab w:val="num" w:pos="2160"/>
+        </w:tabs>
+        <w:ind w:left="2160" w:hanging="360"/>
+      </w:pPr>
+      <w:rPr>
+        <w:rFonts w:ascii="Wingdings" w:hAnsi="Wingdings" w:hint="default"/>
+        <w:sz w:val="20"/>
+      </w:rPr>
+    </w:lvl>
+    <w:lvl w:ilvl="3" w:tentative="1">
+      <w:start w:val="1"/>
+      <w:numFmt w:val="bullet"/>
+      <w:lvlText w:val=""/>
+      <w:lvlJc w:val="left"/>
+      <w:pPr>
+        <w:tabs>
+          <w:tab w:val="num" w:pos="2880"/>
+        </w:tabs>
+        <w:ind w:left="2880" w:hanging="360"/>
+      </w:pPr>
+      <w:rPr>
+        <w:rFonts w:ascii="Wingdings" w:hAnsi="Wingdings" w:hint="default"/>
+        <w:sz w:val="20"/>
+      </w:rPr>
+    </w:lvl>
+    <w:lvl w:ilvl="4" w:tentative="1">
+      <w:start w:val="1"/>
+      <w:numFmt w:val="bullet"/>
+      <w:lvlText w:val=""/>
+      <w:lvlJc w:val="left"/>
+      <w:pPr>
+        <w:tabs>
+          <w:tab w:val="num" w:pos="3600"/>
+        </w:tabs>
+        <w:ind w:left="3600" w:hanging="360"/>
+      </w:pPr>
+      <w:rPr>
+        <w:rFonts w:ascii="Wingdings" w:hAnsi="Wingdings" w:hint="default"/>
+        <w:sz w:val="20"/>
+      </w:rPr>
+    </w:lvl>
+    <w:lvl w:ilvl="5" w:tentative="1">
+      <w:start w:val="1"/>
+      <w:numFmt w:val="bullet"/>
+      <w:lvlText w:val=""/>
+      <w:lvlJc w:val="left"/>
+      <w:pPr>
+        <w:tabs>
+          <w:tab w:val="num" w:pos="4320"/>
+        </w:tabs>
+        <w:ind w:left="4320" w:hanging="360"/>
+      </w:pPr>
+      <w:rPr>
+        <w:rFonts w:ascii="Wingdings" w:hAnsi="Wingdings" w:hint="default"/>
+        <w:sz w:val="20"/>
+      </w:rPr>
+    </w:lvl>
+    <w:lvl w:ilvl="6" w:tentative="1">
+      <w:start w:val="1"/>
+      <w:numFmt w:val="bullet"/>
+      <w:lvlText w:val=""/>
+      <w:lvlJc w:val="left"/>
+      <w:pPr>
+        <w:tabs>
+          <w:tab w:val="num" w:pos="5040"/>
+        </w:tabs>
+        <w:ind w:left="5040" w:hanging="360"/>
+      </w:pPr>
+      <w:rPr>
+        <w:rFonts w:ascii="Wingdings" w:hAnsi="Wingdings" w:hint="default"/>
+        <w:sz w:val="20"/>
+      </w:rPr>
+    </w:lvl>
+    <w:lvl w:ilvl="7" w:tentative="1">
+      <w:start w:val="1"/>
+      <w:numFmt w:val="bullet"/>
+      <w:lvlText w:val=""/>
+      <w:lvlJc w:val="left"/>
+      <w:pPr>
+        <w:tabs>
+          <w:tab w:val="num" w:pos="5760"/>
+        </w:tabs>
+        <w:ind w:left="5760" w:hanging="360"/>
+      </w:pPr>
+      <w:rPr>
+        <w:rFonts w:ascii="Wingdings" w:hAnsi="Wingdings" w:hint="default"/>
+        <w:sz w:val="20"/>
+      </w:rPr>
+    </w:lvl>
+    <w:lvl w:ilvl="8" w:tentative="1">
+      <w:start w:val="1"/>
+      <w:numFmt w:val="bullet"/>
+      <w:lvlText w:val=""/>
+      <w:lvlJc w:val="left"/>
+      <w:pPr>
+        <w:tabs>
+          <w:tab w:val="num" w:pos="6480"/>
+        </w:tabs>
+        <w:ind w:left="6480" w:hanging="360"/>
+      </w:pPr>
+      <w:rPr>
+        <w:rFonts w:ascii="Wingdings" w:hAnsi="Wingdings" w:hint="default"/>
+        <w:sz w:val="20"/>
+      </w:rPr>
+    </w:lvl>
+  </w:abstractNum>
+  <w:abstractNum w:abstractNumId="5" w15:restartNumberingAfterBreak="0">
+    <w:nsid w:val="41092BCD"/>
     <w:multiLevelType w:val="hybridMultilevel"/>
-    <w:tmpl w:val="06D0B95A"/>
-    <w:lvl w:ilvl="0" w:tplc="323ED30E">
-      <w:numFmt w:val="bullet"/>
-      <w:lvlText w:val="●"/>
-      <w:lvlJc w:val="left"/>
-      <w:pPr>
-        <w:ind w:left="743" w:hanging="360"/>
-      </w:pPr>
-      <w:rPr>
-        <w:rFonts w:ascii="Arial" w:eastAsia="Arial" w:hAnsi="Arial" w:cs="Arial" w:hint="default"/>
+    <w:tmpl w:val="CC322086"/>
+    <w:lvl w:ilvl="0" w:tplc="402AF48A">
+      <w:start w:val="1"/>
+      <w:numFmt w:val="decimal"/>
+      <w:lvlText w:val="%1."/>
+      <w:lvlJc w:val="left"/>
+      <w:pPr>
+        <w:ind w:left="720" w:hanging="360"/>
+        <w:jc w:val="left"/>
+      </w:pPr>
+      <w:rPr>
+        <w:rFonts w:ascii="Times New Roman" w:eastAsia="Times New Roman" w:hAnsi="Times New Roman" w:cs="Times New Roman" w:hint="default"/>
         <w:b w:val="0"/>
         <w:bCs w:val="0"/>
         <w:i w:val="0"/>
         <w:iCs w:val="0"/>
-        <w:spacing w:val="0"/>
+        <w:spacing w:val="-1"/>
         <w:w w:val="100"/>
-        <w:sz w:val="20"/>
-        <w:szCs w:val="20"/>
+        <w:sz w:val="26"/>
+        <w:szCs w:val="26"/>
         <w:lang w:val="en-US" w:eastAsia="en-US" w:bidi="ar-SA"/>
       </w:rPr>
     </w:lvl>
-    <w:lvl w:ilvl="1" w:tplc="81BA283A">
+    <w:lvl w:ilvl="1" w:tplc="ECA04AE8">
+      <w:numFmt w:val="bullet"/>
+      <w:lvlText w:val="•"/>
+      <w:lvlJc w:val="left"/>
+      <w:pPr>
+        <w:ind w:left="1620" w:hanging="360"/>
+      </w:pPr>
+      <w:rPr>
+        <w:rFonts w:hint="default"/>
+        <w:lang w:val="en-US" w:eastAsia="en-US" w:bidi="ar-SA"/>
+      </w:rPr>
+    </w:lvl>
+    <w:lvl w:ilvl="2" w:tplc="FE6612B0">
+      <w:numFmt w:val="bullet"/>
+      <w:lvlText w:val="•"/>
+      <w:lvlJc w:val="left"/>
+      <w:pPr>
+        <w:ind w:left="2520" w:hanging="360"/>
+      </w:pPr>
+      <w:rPr>
+        <w:rFonts w:hint="default"/>
+        <w:lang w:val="en-US" w:eastAsia="en-US" w:bidi="ar-SA"/>
+      </w:rPr>
+    </w:lvl>
+    <w:lvl w:ilvl="3" w:tplc="63F06BE6">
+      <w:numFmt w:val="bullet"/>
+      <w:lvlText w:val="•"/>
+      <w:lvlJc w:val="left"/>
+      <w:pPr>
+        <w:ind w:left="3420" w:hanging="360"/>
+      </w:pPr>
+      <w:rPr>
+        <w:rFonts w:hint="default"/>
+        <w:lang w:val="en-US" w:eastAsia="en-US" w:bidi="ar-SA"/>
+      </w:rPr>
+    </w:lvl>
+    <w:lvl w:ilvl="4" w:tplc="CFE66710">
+      <w:numFmt w:val="bullet"/>
+      <w:lvlText w:val="•"/>
+      <w:lvlJc w:val="left"/>
+      <w:pPr>
+        <w:ind w:left="4320" w:hanging="360"/>
+      </w:pPr>
+      <w:rPr>
+        <w:rFonts w:hint="default"/>
+        <w:lang w:val="en-US" w:eastAsia="en-US" w:bidi="ar-SA"/>
+      </w:rPr>
+    </w:lvl>
+    <w:lvl w:ilvl="5" w:tplc="62CA33FE">
+      <w:numFmt w:val="bullet"/>
+      <w:lvlText w:val="•"/>
+      <w:lvlJc w:val="left"/>
+      <w:pPr>
+        <w:ind w:left="5220" w:hanging="360"/>
+      </w:pPr>
+      <w:rPr>
+        <w:rFonts w:hint="default"/>
+        <w:lang w:val="en-US" w:eastAsia="en-US" w:bidi="ar-SA"/>
+      </w:rPr>
+    </w:lvl>
+    <w:lvl w:ilvl="6" w:tplc="DE5E7FB2">
+      <w:numFmt w:val="bullet"/>
+      <w:lvlText w:val="•"/>
+      <w:lvlJc w:val="left"/>
+      <w:pPr>
+        <w:ind w:left="6120" w:hanging="360"/>
+      </w:pPr>
+      <w:rPr>
+        <w:rFonts w:hint="default"/>
+        <w:lang w:val="en-US" w:eastAsia="en-US" w:bidi="ar-SA"/>
+      </w:rPr>
+    </w:lvl>
+    <w:lvl w:ilvl="7" w:tplc="5D4EF26E">
+      <w:numFmt w:val="bullet"/>
+      <w:lvlText w:val="•"/>
+      <w:lvlJc w:val="left"/>
+      <w:pPr>
+        <w:ind w:left="7020" w:hanging="360"/>
+      </w:pPr>
+      <w:rPr>
+        <w:rFonts w:hint="default"/>
+        <w:lang w:val="en-US" w:eastAsia="en-US" w:bidi="ar-SA"/>
+      </w:rPr>
+    </w:lvl>
+    <w:lvl w:ilvl="8" w:tplc="28521526">
+      <w:numFmt w:val="bullet"/>
+      <w:lvlText w:val="•"/>
+      <w:lvlJc w:val="left"/>
+      <w:pPr>
+        <w:ind w:left="7920" w:hanging="360"/>
+      </w:pPr>
+      <w:rPr>
+        <w:rFonts w:hint="default"/>
+        <w:lang w:val="en-US" w:eastAsia="en-US" w:bidi="ar-SA"/>
+      </w:rPr>
+    </w:lvl>
+  </w:abstractNum>
+  <w:abstractNum w:abstractNumId="6" w15:restartNumberingAfterBreak="0">
+    <w:nsid w:val="466B4402"/>
+    <w:multiLevelType w:val="hybridMultilevel"/>
+    <w:tmpl w:val="6512C9BC"/>
+    <w:lvl w:ilvl="0" w:tplc="4009000F">
+      <w:start w:val="1"/>
+      <w:numFmt w:val="decimal"/>
+      <w:lvlText w:val="%1."/>
+      <w:lvlJc w:val="left"/>
+      <w:pPr>
+        <w:ind w:left="1439" w:hanging="360"/>
+      </w:pPr>
+    </w:lvl>
+    <w:lvl w:ilvl="1" w:tplc="40090019" w:tentative="1">
+      <w:start w:val="1"/>
+      <w:numFmt w:val="lowerLetter"/>
+      <w:lvlText w:val="%2."/>
+      <w:lvlJc w:val="left"/>
+      <w:pPr>
+        <w:ind w:left="2159" w:hanging="360"/>
+      </w:pPr>
+    </w:lvl>
+    <w:lvl w:ilvl="2" w:tplc="4009001B" w:tentative="1">
+      <w:start w:val="1"/>
+      <w:numFmt w:val="lowerRoman"/>
+      <w:lvlText w:val="%3."/>
+      <w:lvlJc w:val="right"/>
+      <w:pPr>
+        <w:ind w:left="2879" w:hanging="180"/>
+      </w:pPr>
+    </w:lvl>
+    <w:lvl w:ilvl="3" w:tplc="4009000F" w:tentative="1">
+      <w:start w:val="1"/>
+      <w:numFmt w:val="decimal"/>
+      <w:lvlText w:val="%4."/>
+      <w:lvlJc w:val="left"/>
+      <w:pPr>
+        <w:ind w:left="3599" w:hanging="360"/>
+      </w:pPr>
+    </w:lvl>
+    <w:lvl w:ilvl="4" w:tplc="40090019" w:tentative="1">
+      <w:start w:val="1"/>
+      <w:numFmt w:val="lowerLetter"/>
+      <w:lvlText w:val="%5."/>
+      <w:lvlJc w:val="left"/>
+      <w:pPr>
+        <w:ind w:left="4319" w:hanging="360"/>
+      </w:pPr>
+    </w:lvl>
+    <w:lvl w:ilvl="5" w:tplc="4009001B" w:tentative="1">
+      <w:start w:val="1"/>
+      <w:numFmt w:val="lowerRoman"/>
+      <w:lvlText w:val="%6."/>
+      <w:lvlJc w:val="right"/>
+      <w:pPr>
+        <w:ind w:left="5039" w:hanging="180"/>
+      </w:pPr>
+    </w:lvl>
+    <w:lvl w:ilvl="6" w:tplc="4009000F" w:tentative="1">
+      <w:start w:val="1"/>
+      <w:numFmt w:val="decimal"/>
+      <w:lvlText w:val="%7."/>
+      <w:lvlJc w:val="left"/>
+      <w:pPr>
+        <w:ind w:left="5759" w:hanging="360"/>
+      </w:pPr>
+    </w:lvl>
+    <w:lvl w:ilvl="7" w:tplc="40090019" w:tentative="1">
+      <w:start w:val="1"/>
+      <w:numFmt w:val="lowerLetter"/>
+      <w:lvlText w:val="%8."/>
+      <w:lvlJc w:val="left"/>
+      <w:pPr>
+        <w:ind w:left="6479" w:hanging="360"/>
+      </w:pPr>
+    </w:lvl>
+    <w:lvl w:ilvl="8" w:tplc="4009001B" w:tentative="1">
+      <w:start w:val="1"/>
+      <w:numFmt w:val="lowerRoman"/>
+      <w:lvlText w:val="%9."/>
+      <w:lvlJc w:val="right"/>
+      <w:pPr>
+        <w:ind w:left="7199" w:hanging="180"/>
+      </w:pPr>
+    </w:lvl>
+  </w:abstractNum>
+  <w:abstractNum w:abstractNumId="7" w15:restartNumberingAfterBreak="0">
+    <w:nsid w:val="489F3E93"/>
+    <w:multiLevelType w:val="multilevel"/>
+    <w:tmpl w:val="AEC8D580"/>
+    <w:lvl w:ilvl="0">
+      <w:start w:val="1"/>
+      <w:numFmt w:val="bullet"/>
+      <w:lvlText w:val=""/>
+      <w:lvlJc w:val="left"/>
+      <w:pPr>
+        <w:tabs>
+          <w:tab w:val="num" w:pos="720"/>
+        </w:tabs>
+        <w:ind w:left="720" w:hanging="360"/>
+      </w:pPr>
+      <w:rPr>
+        <w:rFonts w:ascii="Symbol" w:hAnsi="Symbol" w:hint="default"/>
+        <w:sz w:val="20"/>
+      </w:rPr>
+    </w:lvl>
+    <w:lvl w:ilvl="1">
+      <w:start w:val="1"/>
       <w:numFmt w:val="bullet"/>
       <w:lvlText w:val="o"/>
       <w:lvlJc w:val="left"/>
       <w:pPr>
-        <w:ind w:left="1463" w:hanging="360"/>
-      </w:pPr>
-      <w:rPr>
-        <w:rFonts w:ascii="Courier New" w:eastAsia="Courier New" w:hAnsi="Courier New" w:cs="Courier New" w:hint="default"/>
+        <w:tabs>
+          <w:tab w:val="num" w:pos="1440"/>
+        </w:tabs>
+        <w:ind w:left="1440" w:hanging="360"/>
+      </w:pPr>
+      <w:rPr>
+        <w:rFonts w:ascii="Courier New" w:hAnsi="Courier New" w:hint="default"/>
+        <w:sz w:val="20"/>
+      </w:rPr>
+    </w:lvl>
+    <w:lvl w:ilvl="2" w:tentative="1">
+      <w:start w:val="1"/>
+      <w:numFmt w:val="bullet"/>
+      <w:lvlText w:val=""/>
+      <w:lvlJc w:val="left"/>
+      <w:pPr>
+        <w:tabs>
+          <w:tab w:val="num" w:pos="2160"/>
+        </w:tabs>
+        <w:ind w:left="2160" w:hanging="360"/>
+      </w:pPr>
+      <w:rPr>
+        <w:rFonts w:ascii="Wingdings" w:hAnsi="Wingdings" w:hint="default"/>
+        <w:sz w:val="20"/>
+      </w:rPr>
+    </w:lvl>
+    <w:lvl w:ilvl="3" w:tentative="1">
+      <w:start w:val="1"/>
+      <w:numFmt w:val="bullet"/>
+      <w:lvlText w:val=""/>
+      <w:lvlJc w:val="left"/>
+      <w:pPr>
+        <w:tabs>
+          <w:tab w:val="num" w:pos="2880"/>
+        </w:tabs>
+        <w:ind w:left="2880" w:hanging="360"/>
+      </w:pPr>
+      <w:rPr>
+        <w:rFonts w:ascii="Wingdings" w:hAnsi="Wingdings" w:hint="default"/>
+        <w:sz w:val="20"/>
+      </w:rPr>
+    </w:lvl>
+    <w:lvl w:ilvl="4" w:tentative="1">
+      <w:start w:val="1"/>
+      <w:numFmt w:val="bullet"/>
+      <w:lvlText w:val=""/>
+      <w:lvlJc w:val="left"/>
+      <w:pPr>
+        <w:tabs>
+          <w:tab w:val="num" w:pos="3600"/>
+        </w:tabs>
+        <w:ind w:left="3600" w:hanging="360"/>
+      </w:pPr>
+      <w:rPr>
+        <w:rFonts w:ascii="Wingdings" w:hAnsi="Wingdings" w:hint="default"/>
+        <w:sz w:val="20"/>
+      </w:rPr>
+    </w:lvl>
+    <w:lvl w:ilvl="5" w:tentative="1">
+      <w:start w:val="1"/>
+      <w:numFmt w:val="bullet"/>
+      <w:lvlText w:val=""/>
+      <w:lvlJc w:val="left"/>
+      <w:pPr>
+        <w:tabs>
+          <w:tab w:val="num" w:pos="4320"/>
+        </w:tabs>
+        <w:ind w:left="4320" w:hanging="360"/>
+      </w:pPr>
+      <w:rPr>
+        <w:rFonts w:ascii="Wingdings" w:hAnsi="Wingdings" w:hint="default"/>
+        <w:sz w:val="20"/>
+      </w:rPr>
+    </w:lvl>
+    <w:lvl w:ilvl="6" w:tentative="1">
+      <w:start w:val="1"/>
+      <w:numFmt w:val="bullet"/>
+      <w:lvlText w:val=""/>
+      <w:lvlJc w:val="left"/>
+      <w:pPr>
+        <w:tabs>
+          <w:tab w:val="num" w:pos="5040"/>
+        </w:tabs>
+        <w:ind w:left="5040" w:hanging="360"/>
+      </w:pPr>
+      <w:rPr>
+        <w:rFonts w:ascii="Wingdings" w:hAnsi="Wingdings" w:hint="default"/>
+        <w:sz w:val="20"/>
+      </w:rPr>
+    </w:lvl>
+    <w:lvl w:ilvl="7" w:tentative="1">
+      <w:start w:val="1"/>
+      <w:numFmt w:val="bullet"/>
+      <w:lvlText w:val=""/>
+      <w:lvlJc w:val="left"/>
+      <w:pPr>
+        <w:tabs>
+          <w:tab w:val="num" w:pos="5760"/>
+        </w:tabs>
+        <w:ind w:left="5760" w:hanging="360"/>
+      </w:pPr>
+      <w:rPr>
+        <w:rFonts w:ascii="Wingdings" w:hAnsi="Wingdings" w:hint="default"/>
+        <w:sz w:val="20"/>
+      </w:rPr>
+    </w:lvl>
+    <w:lvl w:ilvl="8" w:tentative="1">
+      <w:start w:val="1"/>
+      <w:numFmt w:val="bullet"/>
+      <w:lvlText w:val=""/>
+      <w:lvlJc w:val="left"/>
+      <w:pPr>
+        <w:tabs>
+          <w:tab w:val="num" w:pos="6480"/>
+        </w:tabs>
+        <w:ind w:left="6480" w:hanging="360"/>
+      </w:pPr>
+      <w:rPr>
+        <w:rFonts w:ascii="Wingdings" w:hAnsi="Wingdings" w:hint="default"/>
+        <w:sz w:val="20"/>
+      </w:rPr>
+    </w:lvl>
+  </w:abstractNum>
+  <w:abstractNum w:abstractNumId="8" w15:restartNumberingAfterBreak="0">
+    <w:nsid w:val="5539426F"/>
+    <w:multiLevelType w:val="multilevel"/>
+    <w:tmpl w:val="D810A0F0"/>
+    <w:lvl w:ilvl="0">
+      <w:start w:val="1"/>
+      <w:numFmt w:val="bullet"/>
+      <w:lvlText w:val=""/>
+      <w:lvlJc w:val="left"/>
+      <w:pPr>
+        <w:tabs>
+          <w:tab w:val="num" w:pos="720"/>
+        </w:tabs>
+        <w:ind w:left="720" w:hanging="360"/>
+      </w:pPr>
+      <w:rPr>
+        <w:rFonts w:ascii="Symbol" w:hAnsi="Symbol" w:hint="default"/>
+        <w:sz w:val="20"/>
+      </w:rPr>
+    </w:lvl>
+    <w:lvl w:ilvl="1" w:tentative="1">
+      <w:start w:val="1"/>
+      <w:numFmt w:val="bullet"/>
+      <w:lvlText w:val="o"/>
+      <w:lvlJc w:val="left"/>
+      <w:pPr>
+        <w:tabs>
+          <w:tab w:val="num" w:pos="1440"/>
+        </w:tabs>
+        <w:ind w:left="1440" w:hanging="360"/>
+      </w:pPr>
+      <w:rPr>
+        <w:rFonts w:ascii="Courier New" w:hAnsi="Courier New" w:hint="default"/>
+        <w:sz w:val="20"/>
+      </w:rPr>
+    </w:lvl>
+    <w:lvl w:ilvl="2" w:tentative="1">
+      <w:start w:val="1"/>
+      <w:numFmt w:val="bullet"/>
+      <w:lvlText w:val=""/>
+      <w:lvlJc w:val="left"/>
+      <w:pPr>
+        <w:tabs>
+          <w:tab w:val="num" w:pos="2160"/>
+        </w:tabs>
+        <w:ind w:left="2160" w:hanging="360"/>
+      </w:pPr>
+      <w:rPr>
+        <w:rFonts w:ascii="Wingdings" w:hAnsi="Wingdings" w:hint="default"/>
+        <w:sz w:val="20"/>
+      </w:rPr>
+    </w:lvl>
+    <w:lvl w:ilvl="3" w:tentative="1">
+      <w:start w:val="1"/>
+      <w:numFmt w:val="bullet"/>
+      <w:lvlText w:val=""/>
+      <w:lvlJc w:val="left"/>
+      <w:pPr>
+        <w:tabs>
+          <w:tab w:val="num" w:pos="2880"/>
+        </w:tabs>
+        <w:ind w:left="2880" w:hanging="360"/>
+      </w:pPr>
+      <w:rPr>
+        <w:rFonts w:ascii="Wingdings" w:hAnsi="Wingdings" w:hint="default"/>
+        <w:sz w:val="20"/>
+      </w:rPr>
+    </w:lvl>
+    <w:lvl w:ilvl="4" w:tentative="1">
+      <w:start w:val="1"/>
+      <w:numFmt w:val="bullet"/>
+      <w:lvlText w:val=""/>
+      <w:lvlJc w:val="left"/>
+      <w:pPr>
+        <w:tabs>
+          <w:tab w:val="num" w:pos="3600"/>
+        </w:tabs>
+        <w:ind w:left="3600" w:hanging="360"/>
+      </w:pPr>
+      <w:rPr>
+        <w:rFonts w:ascii="Wingdings" w:hAnsi="Wingdings" w:hint="default"/>
+        <w:sz w:val="20"/>
+      </w:rPr>
+    </w:lvl>
+    <w:lvl w:ilvl="5" w:tentative="1">
+      <w:start w:val="1"/>
+      <w:numFmt w:val="bullet"/>
+      <w:lvlText w:val=""/>
+      <w:lvlJc w:val="left"/>
+      <w:pPr>
+        <w:tabs>
+          <w:tab w:val="num" w:pos="4320"/>
+        </w:tabs>
+        <w:ind w:left="4320" w:hanging="360"/>
+      </w:pPr>
+      <w:rPr>
+        <w:rFonts w:ascii="Wingdings" w:hAnsi="Wingdings" w:hint="default"/>
+        <w:sz w:val="20"/>
+      </w:rPr>
+    </w:lvl>
+    <w:lvl w:ilvl="6" w:tentative="1">
+      <w:start w:val="1"/>
+      <w:numFmt w:val="bullet"/>
+      <w:lvlText w:val=""/>
+      <w:lvlJc w:val="left"/>
+      <w:pPr>
+        <w:tabs>
+          <w:tab w:val="num" w:pos="5040"/>
+        </w:tabs>
+        <w:ind w:left="5040" w:hanging="360"/>
+      </w:pPr>
+      <w:rPr>
+        <w:rFonts w:ascii="Wingdings" w:hAnsi="Wingdings" w:hint="default"/>
+        <w:sz w:val="20"/>
+      </w:rPr>
+    </w:lvl>
+    <w:lvl w:ilvl="7" w:tentative="1">
+      <w:start w:val="1"/>
+      <w:numFmt w:val="bullet"/>
+      <w:lvlText w:val=""/>
+      <w:lvlJc w:val="left"/>
+      <w:pPr>
+        <w:tabs>
+          <w:tab w:val="num" w:pos="5760"/>
+        </w:tabs>
+        <w:ind w:left="5760" w:hanging="360"/>
+      </w:pPr>
+      <w:rPr>
+        <w:rFonts w:ascii="Wingdings" w:hAnsi="Wingdings" w:hint="default"/>
+        <w:sz w:val="20"/>
+      </w:rPr>
+    </w:lvl>
+    <w:lvl w:ilvl="8" w:tentative="1">
+      <w:start w:val="1"/>
+      <w:numFmt w:val="bullet"/>
+      <w:lvlText w:val=""/>
+      <w:lvlJc w:val="left"/>
+      <w:pPr>
+        <w:tabs>
+          <w:tab w:val="num" w:pos="6480"/>
+        </w:tabs>
+        <w:ind w:left="6480" w:hanging="360"/>
+      </w:pPr>
+      <w:rPr>
+        <w:rFonts w:ascii="Wingdings" w:hAnsi="Wingdings" w:hint="default"/>
+        <w:sz w:val="20"/>
+      </w:rPr>
+    </w:lvl>
+  </w:abstractNum>
+  <w:abstractNum w:abstractNumId="9" w15:restartNumberingAfterBreak="0">
+    <w:nsid w:val="5B1D1F04"/>
+    <w:multiLevelType w:val="hybridMultilevel"/>
+    <w:tmpl w:val="8BFCB83C"/>
+    <w:lvl w:ilvl="0" w:tplc="8F40191E">
+      <w:start w:val="1"/>
+      <w:numFmt w:val="decimal"/>
+      <w:lvlText w:val="%1."/>
+      <w:lvlJc w:val="left"/>
+      <w:pPr>
+        <w:ind w:left="720" w:hanging="360"/>
+        <w:jc w:val="left"/>
+      </w:pPr>
+      <w:rPr>
+        <w:rFonts w:ascii="Times New Roman" w:eastAsia="Times New Roman" w:hAnsi="Times New Roman" w:cs="Times New Roman" w:hint="default"/>
         <w:b w:val="0"/>
         <w:bCs w:val="0"/>
         <w:i w:val="0"/>
         <w:iCs w:val="0"/>
-        <w:spacing w:val="0"/>
+        <w:spacing w:val="-1"/>
         <w:w w:val="100"/>
-        <w:sz w:val="20"/>
-        <w:szCs w:val="20"/>
+        <w:sz w:val="26"/>
+        <w:szCs w:val="26"/>
         <w:lang w:val="en-US" w:eastAsia="en-US" w:bidi="ar-SA"/>
       </w:rPr>
     </w:lvl>
-    <w:lvl w:ilvl="2" w:tplc="84B4913C">
+    <w:lvl w:ilvl="1" w:tplc="13667F50">
       <w:numFmt w:val="bullet"/>
       <w:lvlText w:val="•"/>
       <w:lvlJc w:val="left"/>
       <w:pPr>
-        <w:ind w:left="2307" w:hanging="360"/>
+        <w:ind w:left="1620" w:hanging="360"/>
       </w:pPr>
       <w:rPr>
         <w:rFonts w:hint="default"/>
         <w:lang w:val="en-US" w:eastAsia="en-US" w:bidi="ar-SA"/>
       </w:rPr>
     </w:lvl>
-    <w:lvl w:ilvl="3" w:tplc="27F08EA4">
+    <w:lvl w:ilvl="2" w:tplc="81F62DAA">
       <w:numFmt w:val="bullet"/>
       <w:lvlText w:val="•"/>
       <w:lvlJc w:val="left"/>
       <w:pPr>
-        <w:ind w:left="3154" w:hanging="360"/>
+        <w:ind w:left="2520" w:hanging="360"/>
       </w:pPr>
       <w:rPr>
         <w:rFonts w:hint="default"/>
         <w:lang w:val="en-US" w:eastAsia="en-US" w:bidi="ar-SA"/>
       </w:rPr>
     </w:lvl>
-    <w:lvl w:ilvl="4" w:tplc="C29EB4C8">
+    <w:lvl w:ilvl="3" w:tplc="205E3804">
       <w:numFmt w:val="bullet"/>
       <w:lvlText w:val="•"/>
       <w:lvlJc w:val="left"/>
       <w:pPr>
-        <w:ind w:left="4002" w:hanging="360"/>
+        <w:ind w:left="3420" w:hanging="360"/>
       </w:pPr>
       <w:rPr>
         <w:rFonts w:hint="default"/>
         <w:lang w:val="en-US" w:eastAsia="en-US" w:bidi="ar-SA"/>
       </w:rPr>
     </w:lvl>
-    <w:lvl w:ilvl="5" w:tplc="CDCCC4C6">
+    <w:lvl w:ilvl="4" w:tplc="7EE48C3C">
       <w:numFmt w:val="bullet"/>
       <w:lvlText w:val="•"/>
       <w:lvlJc w:val="left"/>
       <w:pPr>
-        <w:ind w:left="4849" w:hanging="360"/>
+        <w:ind w:left="4320" w:hanging="360"/>
       </w:pPr>
       <w:rPr>
         <w:rFonts w:hint="default"/>
         <w:lang w:val="en-US" w:eastAsia="en-US" w:bidi="ar-SA"/>
       </w:rPr>
     </w:lvl>
-    <w:lvl w:ilvl="6" w:tplc="70AE37A4">
+    <w:lvl w:ilvl="5" w:tplc="576A0BAA">
       <w:numFmt w:val="bullet"/>
       <w:lvlText w:val="•"/>
       <w:lvlJc w:val="left"/>
       <w:pPr>
-        <w:ind w:left="5696" w:hanging="360"/>
+        <w:ind w:left="5220" w:hanging="360"/>
       </w:pPr>
       <w:rPr>
         <w:rFonts w:hint="default"/>
         <w:lang w:val="en-US" w:eastAsia="en-US" w:bidi="ar-SA"/>
       </w:rPr>
     </w:lvl>
-    <w:lvl w:ilvl="7" w:tplc="19FE7E20">
+    <w:lvl w:ilvl="6" w:tplc="B8205368">
       <w:numFmt w:val="bullet"/>
       <w:lvlText w:val="•"/>
       <w:lvlJc w:val="left"/>
       <w:pPr>
-        <w:ind w:left="6544" w:hanging="360"/>
+        <w:ind w:left="6120" w:hanging="360"/>
       </w:pPr>
       <w:rPr>
         <w:rFonts w:hint="default"/>
         <w:lang w:val="en-US" w:eastAsia="en-US" w:bidi="ar-SA"/>
       </w:rPr>
     </w:lvl>
-    <w:lvl w:ilvl="8" w:tplc="2E501580">
+    <w:lvl w:ilvl="7" w:tplc="33B86ECE">
       <w:numFmt w:val="bullet"/>
       <w:lvlText w:val="•"/>
       <w:lvlJc w:val="left"/>
       <w:pPr>
-        <w:ind w:left="7391" w:hanging="360"/>
+        <w:ind w:left="7020" w:hanging="360"/>
       </w:pPr>
       <w:rPr>
         <w:rFonts w:hint="default"/>
         <w:lang w:val="en-US" w:eastAsia="en-US" w:bidi="ar-SA"/>
       </w:rPr>
     </w:lvl>
+    <w:lvl w:ilvl="8" w:tplc="3B886392">
+      <w:numFmt w:val="bullet"/>
+      <w:lvlText w:val="•"/>
+      <w:lvlJc w:val="left"/>
+      <w:pPr>
+        <w:ind w:left="7920" w:hanging="360"/>
+      </w:pPr>
+      <w:rPr>
+        <w:rFonts w:hint="default"/>
+        <w:lang w:val="en-US" w:eastAsia="en-US" w:bidi="ar-SA"/>
+      </w:rPr>
+    </w:lvl>
   </w:abstractNum>
-  <w:abstractNum w:abstractNumId="3" w15:restartNumberingAfterBreak="0">
-    <w:nsid w:val="2478566A"/>
-    <w:multiLevelType w:val="multilevel"/>
-    <w:tmpl w:val="EBBE7E42"/>
-    <w:lvl w:ilvl="0">
-      <w:start w:val="1"/>
-      <w:numFmt w:val="bullet"/>
-      <w:lvlText w:val=""/>
-      <w:lvlJc w:val="left"/>
-      <w:pPr>
-        <w:tabs>
-          <w:tab w:val="num" w:pos="720"/>
-        </w:tabs>
-        <w:ind w:left="720" w:hanging="360"/>
-      </w:pPr>
-      <w:rPr>
-        <w:rFonts w:ascii="Symbol" w:hAnsi="Symbol" w:hint="default"/>
-        <w:sz w:val="20"/>
-      </w:rPr>
-    </w:lvl>
-    <w:lvl w:ilvl="1" w:tentative="1">
-      <w:start w:val="1"/>
-      <w:numFmt w:val="bullet"/>
-      <w:lvlText w:val="o"/>
-      <w:lvlJc w:val="left"/>
-      <w:pPr>
-        <w:tabs>
-          <w:tab w:val="num" w:pos="1440"/>
-        </w:tabs>
-        <w:ind w:left="1440" w:hanging="360"/>
-      </w:pPr>
-      <w:rPr>
-        <w:rFonts w:ascii="Courier New" w:hAnsi="Courier New" w:hint="default"/>
-        <w:sz w:val="20"/>
-      </w:rPr>
-    </w:lvl>
-    <w:lvl w:ilvl="2" w:tentative="1">
-      <w:start w:val="1"/>
-      <w:numFmt w:val="bullet"/>
-      <w:lvlText w:val=""/>
-      <w:lvlJc w:val="left"/>
-      <w:pPr>
-        <w:tabs>
-          <w:tab w:val="num" w:pos="2160"/>
-        </w:tabs>
-        <w:ind w:left="2160" w:hanging="360"/>
-      </w:pPr>
-      <w:rPr>
-        <w:rFonts w:ascii="Wingdings" w:hAnsi="Wingdings" w:hint="default"/>
-        <w:sz w:val="20"/>
-      </w:rPr>
-    </w:lvl>
-    <w:lvl w:ilvl="3" w:tentative="1">
-      <w:start w:val="1"/>
-      <w:numFmt w:val="bullet"/>
-      <w:lvlText w:val=""/>
-      <w:lvlJc w:val="left"/>
-      <w:pPr>
-        <w:tabs>
-          <w:tab w:val="num" w:pos="2880"/>
-        </w:tabs>
-        <w:ind w:left="2880" w:hanging="360"/>
-      </w:pPr>
-      <w:rPr>
-        <w:rFonts w:ascii="Wingdings" w:hAnsi="Wingdings" w:hint="default"/>
-        <w:sz w:val="20"/>
-      </w:rPr>
-    </w:lvl>
-    <w:lvl w:ilvl="4" w:tentative="1">
-      <w:start w:val="1"/>
-      <w:numFmt w:val="bullet"/>
-      <w:lvlText w:val=""/>
-      <w:lvlJc w:val="left"/>
-      <w:pPr>
-        <w:tabs>
-          <w:tab w:val="num" w:pos="3600"/>
-        </w:tabs>
-        <w:ind w:left="3600" w:hanging="360"/>
-      </w:pPr>
-      <w:rPr>
-        <w:rFonts w:ascii="Wingdings" w:hAnsi="Wingdings" w:hint="default"/>
-        <w:sz w:val="20"/>
-      </w:rPr>
-    </w:lvl>
-    <w:lvl w:ilvl="5" w:tentative="1">
-      <w:start w:val="1"/>
-      <w:numFmt w:val="bullet"/>
-      <w:lvlText w:val=""/>
-      <w:lvlJc w:val="left"/>
-      <w:pPr>
-        <w:tabs>
-          <w:tab w:val="num" w:pos="4320"/>
-        </w:tabs>
-        <w:ind w:left="4320" w:hanging="360"/>
-      </w:pPr>
-      <w:rPr>
-        <w:rFonts w:ascii="Wingdings" w:hAnsi="Wingdings" w:hint="default"/>
-        <w:sz w:val="20"/>
-      </w:rPr>
-    </w:lvl>
-    <w:lvl w:ilvl="6" w:tentative="1">
-      <w:start w:val="1"/>
-      <w:numFmt w:val="bullet"/>
-      <w:lvlText w:val=""/>
-      <w:lvlJc w:val="left"/>
-      <w:pPr>
-        <w:tabs>
-          <w:tab w:val="num" w:pos="5040"/>
-        </w:tabs>
-        <w:ind w:left="5040" w:hanging="360"/>
-      </w:pPr>
-      <w:rPr>
-        <w:rFonts w:ascii="Wingdings" w:hAnsi="Wingdings" w:hint="default"/>
-        <w:sz w:val="20"/>
-      </w:rPr>
-    </w:lvl>
-    <w:lvl w:ilvl="7" w:tentative="1">
-      <w:start w:val="1"/>
-      <w:numFmt w:val="bullet"/>
-      <w:lvlText w:val=""/>
-      <w:lvlJc w:val="left"/>
-      <w:pPr>
-        <w:tabs>
-          <w:tab w:val="num" w:pos="5760"/>
-        </w:tabs>
-        <w:ind w:left="5760" w:hanging="360"/>
-      </w:pPr>
-      <w:rPr>
-        <w:rFonts w:ascii="Wingdings" w:hAnsi="Wingdings" w:hint="default"/>
-        <w:sz w:val="20"/>
-      </w:rPr>
-    </w:lvl>
-    <w:lvl w:ilvl="8" w:tentative="1">
-      <w:start w:val="1"/>
-      <w:numFmt w:val="bullet"/>
-      <w:lvlText w:val=""/>
-      <w:lvlJc w:val="left"/>
-      <w:pPr>
-        <w:tabs>
-          <w:tab w:val="num" w:pos="6480"/>
-        </w:tabs>
-        <w:ind w:left="6480" w:hanging="360"/>
-      </w:pPr>
-      <w:rPr>
-        <w:rFonts w:ascii="Wingdings" w:hAnsi="Wingdings" w:hint="default"/>
-        <w:sz w:val="20"/>
-      </w:rPr>
-    </w:lvl>
-  </w:abstractNum>
-  <w:abstractNum w:abstractNumId="4" w15:restartNumberingAfterBreak="0">
-    <w:nsid w:val="322A4503"/>
-    <w:multiLevelType w:val="multilevel"/>
-    <w:tmpl w:val="B3E6FE8A"/>
-    <w:lvl w:ilvl="0">
-      <w:start w:val="1"/>
-      <w:numFmt w:val="bullet"/>
-      <w:lvlText w:val=""/>
-      <w:lvlJc w:val="left"/>
-      <w:pPr>
-        <w:tabs>
-          <w:tab w:val="num" w:pos="720"/>
-        </w:tabs>
-        <w:ind w:left="720" w:hanging="360"/>
-      </w:pPr>
-      <w:rPr>
-        <w:rFonts w:ascii="Symbol" w:hAnsi="Symbol" w:hint="default"/>
-        <w:sz w:val="20"/>
-      </w:rPr>
-    </w:lvl>
-    <w:lvl w:ilvl="1">
-      <w:start w:val="1"/>
-      <w:numFmt w:val="bullet"/>
-      <w:lvlText w:val="o"/>
-      <w:lvlJc w:val="left"/>
-      <w:pPr>
-        <w:tabs>
-          <w:tab w:val="num" w:pos="1440"/>
-        </w:tabs>
-        <w:ind w:left="1440" w:hanging="360"/>
-      </w:pPr>
-      <w:rPr>
-        <w:rFonts w:ascii="Courier New" w:hAnsi="Courier New" w:hint="default"/>
-        <w:sz w:val="20"/>
-      </w:rPr>
-    </w:lvl>
-    <w:lvl w:ilvl="2" w:tentative="1">
-      <w:start w:val="1"/>
-      <w:numFmt w:val="bullet"/>
-      <w:lvlText w:val=""/>
-      <w:lvlJc w:val="left"/>
-      <w:pPr>
-        <w:tabs>
-          <w:tab w:val="num" w:pos="2160"/>
-        </w:tabs>
-        <w:ind w:left="2160" w:hanging="360"/>
-      </w:pPr>
-      <w:rPr>
-        <w:rFonts w:ascii="Wingdings" w:hAnsi="Wingdings" w:hint="default"/>
-        <w:sz w:val="20"/>
-      </w:rPr>
-    </w:lvl>
-    <w:lvl w:ilvl="3" w:tentative="1">
-      <w:start w:val="1"/>
-      <w:numFmt w:val="bullet"/>
-      <w:lvlText w:val=""/>
-      <w:lvlJc w:val="left"/>
-      <w:pPr>
-        <w:tabs>
-          <w:tab w:val="num" w:pos="2880"/>
-        </w:tabs>
-        <w:ind w:left="2880" w:hanging="360"/>
-      </w:pPr>
-      <w:rPr>
-        <w:rFonts w:ascii="Wingdings" w:hAnsi="Wingdings" w:hint="default"/>
-        <w:sz w:val="20"/>
-      </w:rPr>
-    </w:lvl>
-    <w:lvl w:ilvl="4" w:tentative="1">
-      <w:start w:val="1"/>
-      <w:numFmt w:val="bullet"/>
-      <w:lvlText w:val=""/>
-      <w:lvlJc w:val="left"/>
-      <w:pPr>
-        <w:tabs>
-          <w:tab w:val="num" w:pos="3600"/>
-        </w:tabs>
-        <w:ind w:left="3600" w:hanging="360"/>
-      </w:pPr>
-      <w:rPr>
-        <w:rFonts w:ascii="Wingdings" w:hAnsi="Wingdings" w:hint="default"/>
-        <w:sz w:val="20"/>
-      </w:rPr>
-    </w:lvl>
-    <w:lvl w:ilvl="5" w:tentative="1">
-      <w:start w:val="1"/>
-      <w:numFmt w:val="bullet"/>
-      <w:lvlText w:val=""/>
-      <w:lvlJc w:val="left"/>
-      <w:pPr>
-        <w:tabs>
-          <w:tab w:val="num" w:pos="4320"/>
-        </w:tabs>
-        <w:ind w:left="4320" w:hanging="360"/>
-      </w:pPr>
-      <w:rPr>
-        <w:rFonts w:ascii="Wingdings" w:hAnsi="Wingdings" w:hint="default"/>
-        <w:sz w:val="20"/>
-      </w:rPr>
-    </w:lvl>
-    <w:lvl w:ilvl="6" w:tentative="1">
-      <w:start w:val="1"/>
-      <w:numFmt w:val="bullet"/>
-      <w:lvlText w:val=""/>
-      <w:lvlJc w:val="left"/>
-      <w:pPr>
-        <w:tabs>
-          <w:tab w:val="num" w:pos="5040"/>
-        </w:tabs>
-        <w:ind w:left="5040" w:hanging="360"/>
-      </w:pPr>
-      <w:rPr>
-        <w:rFonts w:ascii="Wingdings" w:hAnsi="Wingdings" w:hint="default"/>
-        <w:sz w:val="20"/>
-      </w:rPr>
-    </w:lvl>
-    <w:lvl w:ilvl="7" w:tentative="1">
-      <w:start w:val="1"/>
-      <w:numFmt w:val="bullet"/>
-      <w:lvlText w:val=""/>
-      <w:lvlJc w:val="left"/>
-      <w:pPr>
-        <w:tabs>
-          <w:tab w:val="num" w:pos="5760"/>
-        </w:tabs>
-        <w:ind w:left="5760" w:hanging="360"/>
-      </w:pPr>
-      <w:rPr>
-        <w:rFonts w:ascii="Wingdings" w:hAnsi="Wingdings" w:hint="default"/>
-        <w:sz w:val="20"/>
-      </w:rPr>
-    </w:lvl>
-    <w:lvl w:ilvl="8" w:tentative="1">
-      <w:start w:val="1"/>
-      <w:numFmt w:val="bullet"/>
-      <w:lvlText w:val=""/>
-      <w:lvlJc w:val="left"/>
-      <w:pPr>
-        <w:tabs>
-          <w:tab w:val="num" w:pos="6480"/>
-        </w:tabs>
-        <w:ind w:left="6480" w:hanging="360"/>
-      </w:pPr>
-      <w:rPr>
-        <w:rFonts w:ascii="Wingdings" w:hAnsi="Wingdings" w:hint="default"/>
-        <w:sz w:val="20"/>
-      </w:rPr>
-    </w:lvl>
-  </w:abstractNum>
-  <w:abstractNum w:abstractNumId="5" w15:restartNumberingAfterBreak="0">
-    <w:nsid w:val="3BDF0A0A"/>
-    <w:multiLevelType w:val="multilevel"/>
-    <w:tmpl w:val="9602609E"/>
-    <w:lvl w:ilvl="0">
-      <w:start w:val="1"/>
-      <w:numFmt w:val="bullet"/>
-      <w:lvlText w:val=""/>
-      <w:lvlJc w:val="left"/>
-      <w:pPr>
-        <w:tabs>
-          <w:tab w:val="num" w:pos="720"/>
-        </w:tabs>
-        <w:ind w:left="720" w:hanging="360"/>
-      </w:pPr>
-      <w:rPr>
-        <w:rFonts w:ascii="Symbol" w:hAnsi="Symbol" w:hint="default"/>
-        <w:sz w:val="20"/>
-      </w:rPr>
-    </w:lvl>
-    <w:lvl w:ilvl="1">
-      <w:start w:val="1"/>
-      <w:numFmt w:val="bullet"/>
-      <w:lvlText w:val="o"/>
-      <w:lvlJc w:val="left"/>
-      <w:pPr>
-        <w:tabs>
-          <w:tab w:val="num" w:pos="1440"/>
-        </w:tabs>
-        <w:ind w:left="1440" w:hanging="360"/>
-      </w:pPr>
-      <w:rPr>
-        <w:rFonts w:ascii="Courier New" w:hAnsi="Courier New" w:hint="default"/>
-        <w:sz w:val="20"/>
-      </w:rPr>
-    </w:lvl>
-    <w:lvl w:ilvl="2" w:tentative="1">
-      <w:start w:val="1"/>
-      <w:numFmt w:val="bullet"/>
-      <w:lvlText w:val=""/>
-      <w:lvlJc w:val="left"/>
-      <w:pPr>
-        <w:tabs>
-          <w:tab w:val="num" w:pos="2160"/>
-        </w:tabs>
-        <w:ind w:left="2160" w:hanging="360"/>
-      </w:pPr>
-      <w:rPr>
-        <w:rFonts w:ascii="Wingdings" w:hAnsi="Wingdings" w:hint="default"/>
-        <w:sz w:val="20"/>
-      </w:rPr>
-    </w:lvl>
-    <w:lvl w:ilvl="3" w:tentative="1">
-      <w:start w:val="1"/>
-      <w:numFmt w:val="bullet"/>
-      <w:lvlText w:val=""/>
-      <w:lvlJc w:val="left"/>
-      <w:pPr>
-        <w:tabs>
-          <w:tab w:val="num" w:pos="2880"/>
-        </w:tabs>
-        <w:ind w:left="2880" w:hanging="360"/>
-      </w:pPr>
-      <w:rPr>
-        <w:rFonts w:ascii="Wingdings" w:hAnsi="Wingdings" w:hint="default"/>
-        <w:sz w:val="20"/>
-      </w:rPr>
-    </w:lvl>
-    <w:lvl w:ilvl="4" w:tentative="1">
-      <w:start w:val="1"/>
-      <w:numFmt w:val="bullet"/>
-      <w:lvlText w:val=""/>
-      <w:lvlJc w:val="left"/>
-      <w:pPr>
-        <w:tabs>
-          <w:tab w:val="num" w:pos="3600"/>
-        </w:tabs>
-        <w:ind w:left="3600" w:hanging="360"/>
-      </w:pPr>
-      <w:rPr>
-        <w:rFonts w:ascii="Wingdings" w:hAnsi="Wingdings" w:hint="default"/>
-        <w:sz w:val="20"/>
-      </w:rPr>
-    </w:lvl>
-    <w:lvl w:ilvl="5" w:tentative="1">
-      <w:start w:val="1"/>
-      <w:numFmt w:val="bullet"/>
-      <w:lvlText w:val=""/>
-      <w:lvlJc w:val="left"/>
-      <w:pPr>
-        <w:tabs>
-          <w:tab w:val="num" w:pos="4320"/>
-        </w:tabs>
-        <w:ind w:left="4320" w:hanging="360"/>
-      </w:pPr>
-      <w:rPr>
-        <w:rFonts w:ascii="Wingdings" w:hAnsi="Wingdings" w:hint="default"/>
-        <w:sz w:val="20"/>
-      </w:rPr>
-    </w:lvl>
-    <w:lvl w:ilvl="6" w:tentative="1">
-      <w:start w:val="1"/>
-      <w:numFmt w:val="bullet"/>
-      <w:lvlText w:val=""/>
-      <w:lvlJc w:val="left"/>
-      <w:pPr>
-        <w:tabs>
-          <w:tab w:val="num" w:pos="5040"/>
-        </w:tabs>
-        <w:ind w:left="5040" w:hanging="360"/>
-      </w:pPr>
-      <w:rPr>
-        <w:rFonts w:ascii="Wingdings" w:hAnsi="Wingdings" w:hint="default"/>
-        <w:sz w:val="20"/>
-      </w:rPr>
-    </w:lvl>
-    <w:lvl w:ilvl="7" w:tentative="1">
-      <w:start w:val="1"/>
-      <w:numFmt w:val="bullet"/>
-      <w:lvlText w:val=""/>
-      <w:lvlJc w:val="left"/>
-      <w:pPr>
-        <w:tabs>
-          <w:tab w:val="num" w:pos="5760"/>
-        </w:tabs>
-        <w:ind w:left="5760" w:hanging="360"/>
-      </w:pPr>
-      <w:rPr>
-        <w:rFonts w:ascii="Wingdings" w:hAnsi="Wingdings" w:hint="default"/>
-        <w:sz w:val="20"/>
-      </w:rPr>
-    </w:lvl>
-    <w:lvl w:ilvl="8" w:tentative="1">
-      <w:start w:val="1"/>
-      <w:numFmt w:val="bullet"/>
-      <w:lvlText w:val=""/>
-      <w:lvlJc w:val="left"/>
-      <w:pPr>
-        <w:tabs>
-          <w:tab w:val="num" w:pos="6480"/>
-        </w:tabs>
-        <w:ind w:left="6480" w:hanging="360"/>
-      </w:pPr>
-      <w:rPr>
-        <w:rFonts w:ascii="Wingdings" w:hAnsi="Wingdings" w:hint="default"/>
-        <w:sz w:val="20"/>
-      </w:rPr>
-    </w:lvl>
-  </w:abstractNum>
-  <w:abstractNum w:abstractNumId="6" w15:restartNumberingAfterBreak="0">
-    <w:nsid w:val="489F3E93"/>
-    <w:multiLevelType w:val="multilevel"/>
-    <w:tmpl w:val="AEC8D580"/>
-    <w:lvl w:ilvl="0">
-      <w:start w:val="1"/>
-      <w:numFmt w:val="bullet"/>
-      <w:lvlText w:val=""/>
-      <w:lvlJc w:val="left"/>
-      <w:pPr>
-        <w:tabs>
-          <w:tab w:val="num" w:pos="720"/>
-        </w:tabs>
-        <w:ind w:left="720" w:hanging="360"/>
-      </w:pPr>
-      <w:rPr>
-        <w:rFonts w:ascii="Symbol" w:hAnsi="Symbol" w:hint="default"/>
-        <w:sz w:val="20"/>
-      </w:rPr>
-    </w:lvl>
-    <w:lvl w:ilvl="1">
-      <w:start w:val="1"/>
-      <w:numFmt w:val="bullet"/>
-      <w:lvlText w:val="o"/>
-      <w:lvlJc w:val="left"/>
-      <w:pPr>
-        <w:tabs>
-          <w:tab w:val="num" w:pos="1440"/>
-        </w:tabs>
-        <w:ind w:left="1440" w:hanging="360"/>
-      </w:pPr>
-      <w:rPr>
-        <w:rFonts w:ascii="Courier New" w:hAnsi="Courier New" w:hint="default"/>
-        <w:sz w:val="20"/>
-      </w:rPr>
-    </w:lvl>
-    <w:lvl w:ilvl="2" w:tentative="1">
-      <w:start w:val="1"/>
-      <w:numFmt w:val="bullet"/>
-      <w:lvlText w:val=""/>
-      <w:lvlJc w:val="left"/>
-      <w:pPr>
-        <w:tabs>
-          <w:tab w:val="num" w:pos="2160"/>
-        </w:tabs>
-        <w:ind w:left="2160" w:hanging="360"/>
-      </w:pPr>
-      <w:rPr>
-        <w:rFonts w:ascii="Wingdings" w:hAnsi="Wingdings" w:hint="default"/>
-        <w:sz w:val="20"/>
-      </w:rPr>
-    </w:lvl>
-    <w:lvl w:ilvl="3" w:tentative="1">
-      <w:start w:val="1"/>
-      <w:numFmt w:val="bullet"/>
-      <w:lvlText w:val=""/>
-      <w:lvlJc w:val="left"/>
-      <w:pPr>
-        <w:tabs>
-          <w:tab w:val="num" w:pos="2880"/>
-        </w:tabs>
-        <w:ind w:left="2880" w:hanging="360"/>
-      </w:pPr>
-      <w:rPr>
-        <w:rFonts w:ascii="Wingdings" w:hAnsi="Wingdings" w:hint="default"/>
-        <w:sz w:val="20"/>
-      </w:rPr>
-    </w:lvl>
-    <w:lvl w:ilvl="4" w:tentative="1">
-      <w:start w:val="1"/>
-      <w:numFmt w:val="bullet"/>
-      <w:lvlText w:val=""/>
-      <w:lvlJc w:val="left"/>
-      <w:pPr>
-        <w:tabs>
-          <w:tab w:val="num" w:pos="3600"/>
-        </w:tabs>
-        <w:ind w:left="3600" w:hanging="360"/>
-      </w:pPr>
-      <w:rPr>
-        <w:rFonts w:ascii="Wingdings" w:hAnsi="Wingdings" w:hint="default"/>
-        <w:sz w:val="20"/>
-      </w:rPr>
-    </w:lvl>
-    <w:lvl w:ilvl="5" w:tentative="1">
-      <w:start w:val="1"/>
-      <w:numFmt w:val="bullet"/>
-      <w:lvlText w:val=""/>
-      <w:lvlJc w:val="left"/>
-      <w:pPr>
-        <w:tabs>
-          <w:tab w:val="num" w:pos="4320"/>
-        </w:tabs>
-        <w:ind w:left="4320" w:hanging="360"/>
-      </w:pPr>
-      <w:rPr>
-        <w:rFonts w:ascii="Wingdings" w:hAnsi="Wingdings" w:hint="default"/>
-        <w:sz w:val="20"/>
-      </w:rPr>
-    </w:lvl>
-    <w:lvl w:ilvl="6" w:tentative="1">
-      <w:start w:val="1"/>
-      <w:numFmt w:val="bullet"/>
-      <w:lvlText w:val=""/>
-      <w:lvlJc w:val="left"/>
-      <w:pPr>
-        <w:tabs>
-          <w:tab w:val="num" w:pos="5040"/>
-        </w:tabs>
-        <w:ind w:left="5040" w:hanging="360"/>
-      </w:pPr>
-      <w:rPr>
-        <w:rFonts w:ascii="Wingdings" w:hAnsi="Wingdings" w:hint="default"/>
-        <w:sz w:val="20"/>
-      </w:rPr>
-    </w:lvl>
-    <w:lvl w:ilvl="7" w:tentative="1">
-      <w:start w:val="1"/>
-      <w:numFmt w:val="bullet"/>
-      <w:lvlText w:val=""/>
-      <w:lvlJc w:val="left"/>
-      <w:pPr>
-        <w:tabs>
-          <w:tab w:val="num" w:pos="5760"/>
-        </w:tabs>
-        <w:ind w:left="5760" w:hanging="360"/>
-      </w:pPr>
-      <w:rPr>
-        <w:rFonts w:ascii="Wingdings" w:hAnsi="Wingdings" w:hint="default"/>
-        <w:sz w:val="20"/>
-      </w:rPr>
-    </w:lvl>
-    <w:lvl w:ilvl="8" w:tentative="1">
-      <w:start w:val="1"/>
-      <w:numFmt w:val="bullet"/>
-      <w:lvlText w:val=""/>
-      <w:lvlJc w:val="left"/>
-      <w:pPr>
-        <w:tabs>
-          <w:tab w:val="num" w:pos="6480"/>
-        </w:tabs>
-        <w:ind w:left="6480" w:hanging="360"/>
-      </w:pPr>
-      <w:rPr>
-        <w:rFonts w:ascii="Wingdings" w:hAnsi="Wingdings" w:hint="default"/>
-        <w:sz w:val="20"/>
-      </w:rPr>
-    </w:lvl>
-  </w:abstractNum>
-  <w:abstractNum w:abstractNumId="7" w15:restartNumberingAfterBreak="0">
-    <w:nsid w:val="5539426F"/>
-    <w:multiLevelType w:val="multilevel"/>
-    <w:tmpl w:val="D810A0F0"/>
-    <w:lvl w:ilvl="0">
-      <w:start w:val="1"/>
-      <w:numFmt w:val="bullet"/>
-      <w:lvlText w:val=""/>
-      <w:lvlJc w:val="left"/>
-      <w:pPr>
-        <w:tabs>
-          <w:tab w:val="num" w:pos="720"/>
-        </w:tabs>
-        <w:ind w:left="720" w:hanging="360"/>
-      </w:pPr>
-      <w:rPr>
-        <w:rFonts w:ascii="Symbol" w:hAnsi="Symbol" w:hint="default"/>
-        <w:sz w:val="20"/>
-      </w:rPr>
-    </w:lvl>
-    <w:lvl w:ilvl="1" w:tentative="1">
-      <w:start w:val="1"/>
-      <w:numFmt w:val="bullet"/>
-      <w:lvlText w:val="o"/>
-      <w:lvlJc w:val="left"/>
-      <w:pPr>
-        <w:tabs>
-          <w:tab w:val="num" w:pos="1440"/>
-        </w:tabs>
-        <w:ind w:left="1440" w:hanging="360"/>
-      </w:pPr>
-      <w:rPr>
-        <w:rFonts w:ascii="Courier New" w:hAnsi="Courier New" w:hint="default"/>
-        <w:sz w:val="20"/>
-      </w:rPr>
-    </w:lvl>
-    <w:lvl w:ilvl="2" w:tentative="1">
-      <w:start w:val="1"/>
-      <w:numFmt w:val="bullet"/>
-      <w:lvlText w:val=""/>
-      <w:lvlJc w:val="left"/>
-      <w:pPr>
-        <w:tabs>
-          <w:tab w:val="num" w:pos="2160"/>
-        </w:tabs>
-        <w:ind w:left="2160" w:hanging="360"/>
-      </w:pPr>
-      <w:rPr>
-        <w:rFonts w:ascii="Wingdings" w:hAnsi="Wingdings" w:hint="default"/>
-        <w:sz w:val="20"/>
-      </w:rPr>
-    </w:lvl>
-    <w:lvl w:ilvl="3" w:tentative="1">
-      <w:start w:val="1"/>
-      <w:numFmt w:val="bullet"/>
-      <w:lvlText w:val=""/>
-      <w:lvlJc w:val="left"/>
-      <w:pPr>
-        <w:tabs>
-          <w:tab w:val="num" w:pos="2880"/>
-        </w:tabs>
-        <w:ind w:left="2880" w:hanging="360"/>
-      </w:pPr>
-      <w:rPr>
-        <w:rFonts w:ascii="Wingdings" w:hAnsi="Wingdings" w:hint="default"/>
-        <w:sz w:val="20"/>
-      </w:rPr>
-    </w:lvl>
-    <w:lvl w:ilvl="4" w:tentative="1">
-      <w:start w:val="1"/>
-      <w:numFmt w:val="bullet"/>
-      <w:lvlText w:val=""/>
-      <w:lvlJc w:val="left"/>
-      <w:pPr>
-        <w:tabs>
-          <w:tab w:val="num" w:pos="3600"/>
-        </w:tabs>
-        <w:ind w:left="3600" w:hanging="360"/>
-      </w:pPr>
-      <w:rPr>
-        <w:rFonts w:ascii="Wingdings" w:hAnsi="Wingdings" w:hint="default"/>
-        <w:sz w:val="20"/>
-      </w:rPr>
-    </w:lvl>
-    <w:lvl w:ilvl="5" w:tentative="1">
-      <w:start w:val="1"/>
-      <w:numFmt w:val="bullet"/>
-      <w:lvlText w:val=""/>
-      <w:lvlJc w:val="left"/>
-      <w:pPr>
-        <w:tabs>
-          <w:tab w:val="num" w:pos="4320"/>
-        </w:tabs>
-        <w:ind w:left="4320" w:hanging="360"/>
-      </w:pPr>
-      <w:rPr>
-        <w:rFonts w:ascii="Wingdings" w:hAnsi="Wingdings" w:hint="default"/>
-        <w:sz w:val="20"/>
-      </w:rPr>
-    </w:lvl>
-    <w:lvl w:ilvl="6" w:tentative="1">
-      <w:start w:val="1"/>
-      <w:numFmt w:val="bullet"/>
-      <w:lvlText w:val=""/>
-      <w:lvlJc w:val="left"/>
-      <w:pPr>
-        <w:tabs>
-          <w:tab w:val="num" w:pos="5040"/>
-        </w:tabs>
-        <w:ind w:left="5040" w:hanging="360"/>
-      </w:pPr>
-      <w:rPr>
-        <w:rFonts w:ascii="Wingdings" w:hAnsi="Wingdings" w:hint="default"/>
-        <w:sz w:val="20"/>
-      </w:rPr>
-    </w:lvl>
-    <w:lvl w:ilvl="7" w:tentative="1">
-      <w:start w:val="1"/>
-      <w:numFmt w:val="bullet"/>
-      <w:lvlText w:val=""/>
-      <w:lvlJc w:val="left"/>
-      <w:pPr>
-        <w:tabs>
-          <w:tab w:val="num" w:pos="5760"/>
-        </w:tabs>
-        <w:ind w:left="5760" w:hanging="360"/>
-      </w:pPr>
-      <w:rPr>
-        <w:rFonts w:ascii="Wingdings" w:hAnsi="Wingdings" w:hint="default"/>
-        <w:sz w:val="20"/>
-      </w:rPr>
-    </w:lvl>
-    <w:lvl w:ilvl="8" w:tentative="1">
-      <w:start w:val="1"/>
-      <w:numFmt w:val="bullet"/>
-      <w:lvlText w:val=""/>
-      <w:lvlJc w:val="left"/>
-      <w:pPr>
-        <w:tabs>
-          <w:tab w:val="num" w:pos="6480"/>
-        </w:tabs>
-        <w:ind w:left="6480" w:hanging="360"/>
-      </w:pPr>
-      <w:rPr>
-        <w:rFonts w:ascii="Wingdings" w:hAnsi="Wingdings" w:hint="default"/>
-        <w:sz w:val="20"/>
-      </w:rPr>
-    </w:lvl>
-  </w:abstractNum>
-  <w:abstractNum w:abstractNumId="8" w15:restartNumberingAfterBreak="0">
+  <w:abstractNum w:abstractNumId="10" w15:restartNumberingAfterBreak="0">
     <w:nsid w:val="7B6C286A"/>
     <w:multiLevelType w:val="multilevel"/>
     <w:tmpl w:val="3E583EB6"/>
@@ -3651,31 +3645,37 @@
       </w:rPr>
     </w:lvl>
   </w:abstractNum>
-  <w:num w:numId="1" w16cid:durableId="962534983">
+  <w:num w:numId="1" w16cid:durableId="559487913">
+    <w:abstractNumId w:val="9"/>
+  </w:num>
+  <w:num w:numId="2" w16cid:durableId="1667590674">
+    <w:abstractNumId w:val="5"/>
+  </w:num>
+  <w:num w:numId="3" w16cid:durableId="554120390">
+    <w:abstractNumId w:val="6"/>
+  </w:num>
+  <w:num w:numId="4" w16cid:durableId="438528463">
+    <w:abstractNumId w:val="10"/>
+  </w:num>
+  <w:num w:numId="5" w16cid:durableId="452864201">
+    <w:abstractNumId w:val="1"/>
+  </w:num>
+  <w:num w:numId="6" w16cid:durableId="1146162628">
+    <w:abstractNumId w:val="8"/>
+  </w:num>
+  <w:num w:numId="7" w16cid:durableId="109781875">
+    <w:abstractNumId w:val="4"/>
+  </w:num>
+  <w:num w:numId="8" w16cid:durableId="1217400429">
+    <w:abstractNumId w:val="3"/>
+  </w:num>
+  <w:num w:numId="9" w16cid:durableId="573441469">
     <w:abstractNumId w:val="2"/>
   </w:num>
-  <w:num w:numId="2" w16cid:durableId="438528463">
-    <w:abstractNumId w:val="8"/>
-  </w:num>
-  <w:num w:numId="3" w16cid:durableId="452864201">
-    <w:abstractNumId w:val="1"/>
-  </w:num>
-  <w:num w:numId="4" w16cid:durableId="1146162628">
+  <w:num w:numId="10" w16cid:durableId="486287508">
     <w:abstractNumId w:val="7"/>
   </w:num>
-  <w:num w:numId="5" w16cid:durableId="109781875">
-    <w:abstractNumId w:val="5"/>
-  </w:num>
-  <w:num w:numId="6" w16cid:durableId="1217400429">
-    <w:abstractNumId w:val="4"/>
-  </w:num>
-  <w:num w:numId="7" w16cid:durableId="573441469">
-    <w:abstractNumId w:val="3"/>
-  </w:num>
-  <w:num w:numId="8" w16cid:durableId="486287508">
-    <w:abstractNumId w:val="6"/>
-  </w:num>
-  <w:num w:numId="9" w16cid:durableId="351567826">
+  <w:num w:numId="11" w16cid:durableId="351567826">
     <w:abstractNumId w:val="0"/>
   </w:num>
 </w:numbering>
@@ -3689,14 +3689,12 @@
         <w:rFonts w:asciiTheme="minorHAnsi" w:eastAsiaTheme="minorHAnsi" w:hAnsiTheme="minorHAnsi" w:cstheme="minorBidi"/>
         <w:sz w:val="22"/>
         <w:szCs w:val="22"/>
-        <w:lang w:val="en-US" w:eastAsia="en-US" w:bidi="ar-SA"/>
+        <w:lang w:val="en-IN" w:eastAsia="en-US" w:bidi="ar-SA"/>
       </w:rPr>
     </w:rPrDefault>
     <w:pPrDefault>
       <w:pPr>
-        <w:widowControl w:val="0"/>
-        <w:autoSpaceDE w:val="0"/>
-        <w:autoSpaceDN w:val="0"/>
+        <w:spacing w:after="160" w:line="259" w:lineRule="auto"/>
       </w:pPr>
     </w:pPrDefault>
   </w:docDefaults>
@@ -3767,7 +3765,7 @@
     <w:lsdException w:name="Closing" w:semiHidden="1" w:unhideWhenUsed="1"/>
     <w:lsdException w:name="Signature" w:semiHidden="1" w:unhideWhenUsed="1"/>
     <w:lsdException w:name="Default Paragraph Font" w:semiHidden="1" w:uiPriority="1" w:unhideWhenUsed="1"/>
-    <w:lsdException w:name="Body Text" w:semiHidden="1" w:unhideWhenUsed="1"/>
+    <w:lsdException w:name="Body Text" w:semiHidden="1" w:uiPriority="1" w:unhideWhenUsed="1" w:qFormat="1"/>
     <w:lsdException w:name="Body Text Indent" w:semiHidden="1" w:unhideWhenUsed="1"/>
     <w:lsdException w:name="List Continue" w:semiHidden="1" w:unhideWhenUsed="1"/>
     <w:lsdException w:name="List Continue 2" w:semiHidden="1" w:unhideWhenUsed="1"/>
@@ -3880,7 +3878,7 @@
     <w:lsdException w:name="Medium Shading 2 Accent 1" w:uiPriority="64"/>
     <w:lsdException w:name="Medium List 1 Accent 1" w:uiPriority="65"/>
     <w:lsdException w:name="Revision" w:semiHidden="1"/>
-    <w:lsdException w:name="List Paragraph" w:uiPriority="34" w:qFormat="1"/>
+    <w:lsdException w:name="List Paragraph" w:uiPriority="1" w:qFormat="1"/>
     <w:lsdException w:name="Quote" w:uiPriority="29" w:qFormat="1"/>
     <w:lsdException w:name="Intense Quote" w:uiPriority="30" w:qFormat="1"/>
     <w:lsdException w:name="Medium List 2 Accent 1" w:uiPriority="66"/>
@@ -4081,40 +4079,60 @@
   <w:style w:type="paragraph" w:default="1" w:styleId="Normal">
     <w:name w:val="Normal"/>
     <w:qFormat/>
+    <w:rsid w:val="00556D4D"/>
+    <w:pPr>
+      <w:widowControl w:val="0"/>
+      <w:autoSpaceDE w:val="0"/>
+      <w:autoSpaceDN w:val="0"/>
+      <w:spacing w:after="0" w:line="240" w:lineRule="auto"/>
+    </w:pPr>
     <w:rPr>
       <w:rFonts w:ascii="Times New Roman" w:eastAsia="Times New Roman" w:hAnsi="Times New Roman" w:cs="Times New Roman"/>
+      <w:lang w:val="en-US"/>
     </w:rPr>
   </w:style>
   <w:style w:type="paragraph" w:styleId="Heading1">
     <w:name w:val="heading 1"/>
     <w:basedOn w:val="Normal"/>
+    <w:next w:val="Normal"/>
+    <w:link w:val="Heading1Char"/>
     <w:uiPriority w:val="9"/>
     <w:qFormat/>
+    <w:rsid w:val="00556D4D"/>
     <w:pPr>
-      <w:ind w:left="23"/>
+      <w:keepNext/>
+      <w:keepLines/>
+      <w:spacing w:before="360" w:after="80"/>
       <w:outlineLvl w:val="0"/>
     </w:pPr>
     <w:rPr>
-      <w:b/>
-      <w:bCs/>
-      <w:sz w:val="26"/>
-      <w:szCs w:val="26"/>
+      <w:rFonts w:asciiTheme="majorHAnsi" w:eastAsiaTheme="majorEastAsia" w:hAnsiTheme="majorHAnsi" w:cstheme="majorBidi"/>
+      <w:color w:val="0F4761" w:themeColor="accent1" w:themeShade="BF"/>
+      <w:sz w:val="40"/>
+      <w:szCs w:val="40"/>
     </w:rPr>
   </w:style>
   <w:style w:type="paragraph" w:styleId="Heading2">
     <w:name w:val="heading 2"/>
     <w:basedOn w:val="Normal"/>
+    <w:next w:val="Normal"/>
+    <w:link w:val="Heading2Char"/>
     <w:uiPriority w:val="9"/>
+    <w:semiHidden/>
     <w:unhideWhenUsed/>
     <w:qFormat/>
+    <w:rsid w:val="00556D4D"/>
     <w:pPr>
-      <w:spacing w:before="180"/>
-      <w:ind w:left="23"/>
+      <w:keepNext/>
+      <w:keepLines/>
+      <w:spacing w:before="160" w:after="80"/>
       <w:outlineLvl w:val="1"/>
     </w:pPr>
     <w:rPr>
-      <w:b/>
-      <w:bCs/>
+      <w:rFonts w:asciiTheme="majorHAnsi" w:eastAsiaTheme="majorEastAsia" w:hAnsiTheme="majorHAnsi" w:cstheme="majorBidi"/>
+      <w:color w:val="0F4761" w:themeColor="accent1" w:themeShade="BF"/>
+      <w:sz w:val="32"/>
+      <w:szCs w:val="32"/>
     </w:rPr>
   </w:style>
   <w:style w:type="paragraph" w:styleId="Heading3">
@@ -4126,18 +4144,148 @@
     <w:semiHidden/>
     <w:unhideWhenUsed/>
     <w:qFormat/>
-    <w:rsid w:val="007D3796"/>
+    <w:rsid w:val="00556D4D"/>
+    <w:pPr>
+      <w:keepNext/>
+      <w:keepLines/>
+      <w:spacing w:before="160" w:after="80"/>
+      <w:outlineLvl w:val="2"/>
+    </w:pPr>
+    <w:rPr>
+      <w:rFonts w:eastAsiaTheme="majorEastAsia" w:cstheme="majorBidi"/>
+      <w:color w:val="0F4761" w:themeColor="accent1" w:themeShade="BF"/>
+      <w:sz w:val="28"/>
+      <w:szCs w:val="28"/>
+    </w:rPr>
+  </w:style>
+  <w:style w:type="paragraph" w:styleId="Heading4">
+    <w:name w:val="heading 4"/>
+    <w:basedOn w:val="Normal"/>
+    <w:next w:val="Normal"/>
+    <w:link w:val="Heading4Char"/>
+    <w:uiPriority w:val="9"/>
+    <w:semiHidden/>
+    <w:unhideWhenUsed/>
+    <w:qFormat/>
+    <w:rsid w:val="00556D4D"/>
+    <w:pPr>
+      <w:keepNext/>
+      <w:keepLines/>
+      <w:spacing w:before="80" w:after="40"/>
+      <w:outlineLvl w:val="3"/>
+    </w:pPr>
+    <w:rPr>
+      <w:rFonts w:eastAsiaTheme="majorEastAsia" w:cstheme="majorBidi"/>
+      <w:i/>
+      <w:iCs/>
+      <w:color w:val="0F4761" w:themeColor="accent1" w:themeShade="BF"/>
+    </w:rPr>
+  </w:style>
+  <w:style w:type="paragraph" w:styleId="Heading5">
+    <w:name w:val="heading 5"/>
+    <w:basedOn w:val="Normal"/>
+    <w:next w:val="Normal"/>
+    <w:link w:val="Heading5Char"/>
+    <w:uiPriority w:val="9"/>
+    <w:semiHidden/>
+    <w:unhideWhenUsed/>
+    <w:qFormat/>
+    <w:rsid w:val="00556D4D"/>
+    <w:pPr>
+      <w:keepNext/>
+      <w:keepLines/>
+      <w:spacing w:before="80" w:after="40"/>
+      <w:outlineLvl w:val="4"/>
+    </w:pPr>
+    <w:rPr>
+      <w:rFonts w:eastAsiaTheme="majorEastAsia" w:cstheme="majorBidi"/>
+      <w:color w:val="0F4761" w:themeColor="accent1" w:themeShade="BF"/>
+    </w:rPr>
+  </w:style>
+  <w:style w:type="paragraph" w:styleId="Heading6">
+    <w:name w:val="heading 6"/>
+    <w:basedOn w:val="Normal"/>
+    <w:next w:val="Normal"/>
+    <w:link w:val="Heading6Char"/>
+    <w:uiPriority w:val="9"/>
+    <w:semiHidden/>
+    <w:unhideWhenUsed/>
+    <w:qFormat/>
+    <w:rsid w:val="00556D4D"/>
     <w:pPr>
       <w:keepNext/>
       <w:keepLines/>
       <w:spacing w:before="40"/>
-      <w:outlineLvl w:val="2"/>
+      <w:outlineLvl w:val="5"/>
     </w:pPr>
     <w:rPr>
-      <w:rFonts w:asciiTheme="majorHAnsi" w:eastAsiaTheme="majorEastAsia" w:hAnsiTheme="majorHAnsi" w:cstheme="majorBidi"/>
-      <w:color w:val="243F60" w:themeColor="accent1" w:themeShade="7F"/>
-      <w:sz w:val="24"/>
-      <w:szCs w:val="24"/>
+      <w:rFonts w:eastAsiaTheme="majorEastAsia" w:cstheme="majorBidi"/>
+      <w:i/>
+      <w:iCs/>
+      <w:color w:val="595959" w:themeColor="text1" w:themeTint="A6"/>
+    </w:rPr>
+  </w:style>
+  <w:style w:type="paragraph" w:styleId="Heading7">
+    <w:name w:val="heading 7"/>
+    <w:basedOn w:val="Normal"/>
+    <w:next w:val="Normal"/>
+    <w:link w:val="Heading7Char"/>
+    <w:uiPriority w:val="9"/>
+    <w:semiHidden/>
+    <w:unhideWhenUsed/>
+    <w:qFormat/>
+    <w:rsid w:val="00556D4D"/>
+    <w:pPr>
+      <w:keepNext/>
+      <w:keepLines/>
+      <w:spacing w:before="40"/>
+      <w:outlineLvl w:val="6"/>
+    </w:pPr>
+    <w:rPr>
+      <w:rFonts w:eastAsiaTheme="majorEastAsia" w:cstheme="majorBidi"/>
+      <w:color w:val="595959" w:themeColor="text1" w:themeTint="A6"/>
+    </w:rPr>
+  </w:style>
+  <w:style w:type="paragraph" w:styleId="Heading8">
+    <w:name w:val="heading 8"/>
+    <w:basedOn w:val="Normal"/>
+    <w:next w:val="Normal"/>
+    <w:link w:val="Heading8Char"/>
+    <w:uiPriority w:val="9"/>
+    <w:semiHidden/>
+    <w:unhideWhenUsed/>
+    <w:qFormat/>
+    <w:rsid w:val="00556D4D"/>
+    <w:pPr>
+      <w:keepNext/>
+      <w:keepLines/>
+      <w:outlineLvl w:val="7"/>
+    </w:pPr>
+    <w:rPr>
+      <w:rFonts w:eastAsiaTheme="majorEastAsia" w:cstheme="majorBidi"/>
+      <w:i/>
+      <w:iCs/>
+      <w:color w:val="272727" w:themeColor="text1" w:themeTint="D8"/>
+    </w:rPr>
+  </w:style>
+  <w:style w:type="paragraph" w:styleId="Heading9">
+    <w:name w:val="heading 9"/>
+    <w:basedOn w:val="Normal"/>
+    <w:next w:val="Normal"/>
+    <w:link w:val="Heading9Char"/>
+    <w:uiPriority w:val="9"/>
+    <w:semiHidden/>
+    <w:unhideWhenUsed/>
+    <w:qFormat/>
+    <w:rsid w:val="00556D4D"/>
+    <w:pPr>
+      <w:keepNext/>
+      <w:keepLines/>
+      <w:outlineLvl w:val="8"/>
+    </w:pPr>
+    <w:rPr>
+      <w:rFonts w:eastAsiaTheme="majorEastAsia" w:cstheme="majorBidi"/>
+      <w:color w:val="272727" w:themeColor="text1" w:themeTint="D8"/>
     </w:rPr>
   </w:style>
   <w:style w:type="character" w:default="1" w:styleId="DefaultParagraphFont">
@@ -4167,27 +4315,32 @@
     <w:semiHidden/>
     <w:unhideWhenUsed/>
   </w:style>
-  <w:style w:type="paragraph" w:styleId="BodyText">
-    <w:name w:val="Body Text"/>
-    <w:basedOn w:val="Normal"/>
-    <w:uiPriority w:val="1"/>
-    <w:qFormat/>
+  <w:style w:type="character" w:customStyle="1" w:styleId="Heading1Char">
+    <w:name w:val="Heading 1 Char"/>
+    <w:basedOn w:val="DefaultParagraphFont"/>
+    <w:link w:val="Heading1"/>
+    <w:uiPriority w:val="9"/>
+    <w:rsid w:val="00556D4D"/>
+    <w:rPr>
+      <w:rFonts w:asciiTheme="majorHAnsi" w:eastAsiaTheme="majorEastAsia" w:hAnsiTheme="majorHAnsi" w:cstheme="majorBidi"/>
+      <w:color w:val="0F4761" w:themeColor="accent1" w:themeShade="BF"/>
+      <w:sz w:val="40"/>
+      <w:szCs w:val="40"/>
+    </w:rPr>
   </w:style>
-  <w:style w:type="paragraph" w:styleId="ListParagraph">
-    <w:name w:val="List Paragraph"/>
-    <w:basedOn w:val="Normal"/>
-    <w:uiPriority w:val="1"/>
-    <w:qFormat/>
-    <w:pPr>
-      <w:spacing w:before="180"/>
-      <w:ind w:left="1462" w:hanging="359"/>
-    </w:pPr>
-  </w:style>
-  <w:style w:type="paragraph" w:customStyle="1" w:styleId="TableParagraph">
-    <w:name w:val="Table Paragraph"/>
-    <w:basedOn w:val="Normal"/>
-    <w:uiPriority w:val="1"/>
-    <w:qFormat/>
+  <w:style w:type="character" w:customStyle="1" w:styleId="Heading2Char">
+    <w:name w:val="Heading 2 Char"/>
+    <w:basedOn w:val="DefaultParagraphFont"/>
+    <w:link w:val="Heading2"/>
+    <w:uiPriority w:val="9"/>
+    <w:semiHidden/>
+    <w:rsid w:val="00556D4D"/>
+    <w:rPr>
+      <w:rFonts w:asciiTheme="majorHAnsi" w:eastAsiaTheme="majorEastAsia" w:hAnsiTheme="majorHAnsi" w:cstheme="majorBidi"/>
+      <w:color w:val="0F4761" w:themeColor="accent1" w:themeShade="BF"/>
+      <w:sz w:val="32"/>
+      <w:szCs w:val="32"/>
+    </w:rPr>
   </w:style>
   <w:style w:type="character" w:customStyle="1" w:styleId="Heading3Char">
     <w:name w:val="Heading 3 Char"/>
@@ -4195,13 +4348,312 @@
     <w:link w:val="Heading3"/>
     <w:uiPriority w:val="9"/>
     <w:semiHidden/>
-    <w:rsid w:val="007D3796"/>
+    <w:rsid w:val="00556D4D"/>
+    <w:rPr>
+      <w:rFonts w:eastAsiaTheme="majorEastAsia" w:cstheme="majorBidi"/>
+      <w:color w:val="0F4761" w:themeColor="accent1" w:themeShade="BF"/>
+      <w:sz w:val="28"/>
+      <w:szCs w:val="28"/>
+    </w:rPr>
+  </w:style>
+  <w:style w:type="character" w:customStyle="1" w:styleId="Heading4Char">
+    <w:name w:val="Heading 4 Char"/>
+    <w:basedOn w:val="DefaultParagraphFont"/>
+    <w:link w:val="Heading4"/>
+    <w:uiPriority w:val="9"/>
+    <w:semiHidden/>
+    <w:rsid w:val="00556D4D"/>
+    <w:rPr>
+      <w:rFonts w:eastAsiaTheme="majorEastAsia" w:cstheme="majorBidi"/>
+      <w:i/>
+      <w:iCs/>
+      <w:color w:val="0F4761" w:themeColor="accent1" w:themeShade="BF"/>
+    </w:rPr>
+  </w:style>
+  <w:style w:type="character" w:customStyle="1" w:styleId="Heading5Char">
+    <w:name w:val="Heading 5 Char"/>
+    <w:basedOn w:val="DefaultParagraphFont"/>
+    <w:link w:val="Heading5"/>
+    <w:uiPriority w:val="9"/>
+    <w:semiHidden/>
+    <w:rsid w:val="00556D4D"/>
+    <w:rPr>
+      <w:rFonts w:eastAsiaTheme="majorEastAsia" w:cstheme="majorBidi"/>
+      <w:color w:val="0F4761" w:themeColor="accent1" w:themeShade="BF"/>
+    </w:rPr>
+  </w:style>
+  <w:style w:type="character" w:customStyle="1" w:styleId="Heading6Char">
+    <w:name w:val="Heading 6 Char"/>
+    <w:basedOn w:val="DefaultParagraphFont"/>
+    <w:link w:val="Heading6"/>
+    <w:uiPriority w:val="9"/>
+    <w:semiHidden/>
+    <w:rsid w:val="00556D4D"/>
+    <w:rPr>
+      <w:rFonts w:eastAsiaTheme="majorEastAsia" w:cstheme="majorBidi"/>
+      <w:i/>
+      <w:iCs/>
+      <w:color w:val="595959" w:themeColor="text1" w:themeTint="A6"/>
+    </w:rPr>
+  </w:style>
+  <w:style w:type="character" w:customStyle="1" w:styleId="Heading7Char">
+    <w:name w:val="Heading 7 Char"/>
+    <w:basedOn w:val="DefaultParagraphFont"/>
+    <w:link w:val="Heading7"/>
+    <w:uiPriority w:val="9"/>
+    <w:semiHidden/>
+    <w:rsid w:val="00556D4D"/>
+    <w:rPr>
+      <w:rFonts w:eastAsiaTheme="majorEastAsia" w:cstheme="majorBidi"/>
+      <w:color w:val="595959" w:themeColor="text1" w:themeTint="A6"/>
+    </w:rPr>
+  </w:style>
+  <w:style w:type="character" w:customStyle="1" w:styleId="Heading8Char">
+    <w:name w:val="Heading 8 Char"/>
+    <w:basedOn w:val="DefaultParagraphFont"/>
+    <w:link w:val="Heading8"/>
+    <w:uiPriority w:val="9"/>
+    <w:semiHidden/>
+    <w:rsid w:val="00556D4D"/>
+    <w:rPr>
+      <w:rFonts w:eastAsiaTheme="majorEastAsia" w:cstheme="majorBidi"/>
+      <w:i/>
+      <w:iCs/>
+      <w:color w:val="272727" w:themeColor="text1" w:themeTint="D8"/>
+    </w:rPr>
+  </w:style>
+  <w:style w:type="character" w:customStyle="1" w:styleId="Heading9Char">
+    <w:name w:val="Heading 9 Char"/>
+    <w:basedOn w:val="DefaultParagraphFont"/>
+    <w:link w:val="Heading9"/>
+    <w:uiPriority w:val="9"/>
+    <w:semiHidden/>
+    <w:rsid w:val="00556D4D"/>
+    <w:rPr>
+      <w:rFonts w:eastAsiaTheme="majorEastAsia" w:cstheme="majorBidi"/>
+      <w:color w:val="272727" w:themeColor="text1" w:themeTint="D8"/>
+    </w:rPr>
+  </w:style>
+  <w:style w:type="paragraph" w:styleId="Title">
+    <w:name w:val="Title"/>
+    <w:basedOn w:val="Normal"/>
+    <w:next w:val="Normal"/>
+    <w:link w:val="TitleChar"/>
+    <w:uiPriority w:val="10"/>
+    <w:qFormat/>
+    <w:rsid w:val="00556D4D"/>
+    <w:pPr>
+      <w:spacing w:after="80"/>
+      <w:contextualSpacing/>
+    </w:pPr>
     <w:rPr>
       <w:rFonts w:asciiTheme="majorHAnsi" w:eastAsiaTheme="majorEastAsia" w:hAnsiTheme="majorHAnsi" w:cstheme="majorBidi"/>
-      <w:color w:val="243F60" w:themeColor="accent1" w:themeShade="7F"/>
-      <w:sz w:val="24"/>
-      <w:szCs w:val="24"/>
+      <w:spacing w:val="-10"/>
+      <w:kern w:val="28"/>
+      <w:sz w:val="56"/>
+      <w:szCs w:val="56"/>
     </w:rPr>
+  </w:style>
+  <w:style w:type="character" w:customStyle="1" w:styleId="TitleChar">
+    <w:name w:val="Title Char"/>
+    <w:basedOn w:val="DefaultParagraphFont"/>
+    <w:link w:val="Title"/>
+    <w:uiPriority w:val="10"/>
+    <w:rsid w:val="00556D4D"/>
+    <w:rPr>
+      <w:rFonts w:asciiTheme="majorHAnsi" w:eastAsiaTheme="majorEastAsia" w:hAnsiTheme="majorHAnsi" w:cstheme="majorBidi"/>
+      <w:spacing w:val="-10"/>
+      <w:kern w:val="28"/>
+      <w:sz w:val="56"/>
+      <w:szCs w:val="56"/>
+    </w:rPr>
+  </w:style>
+  <w:style w:type="paragraph" w:styleId="Subtitle">
+    <w:name w:val="Subtitle"/>
+    <w:basedOn w:val="Normal"/>
+    <w:next w:val="Normal"/>
+    <w:link w:val="SubtitleChar"/>
+    <w:uiPriority w:val="11"/>
+    <w:qFormat/>
+    <w:rsid w:val="00556D4D"/>
+    <w:pPr>
+      <w:numPr>
+        <w:ilvl w:val="1"/>
+      </w:numPr>
+    </w:pPr>
+    <w:rPr>
+      <w:rFonts w:eastAsiaTheme="majorEastAsia" w:cstheme="majorBidi"/>
+      <w:color w:val="595959" w:themeColor="text1" w:themeTint="A6"/>
+      <w:spacing w:val="15"/>
+      <w:sz w:val="28"/>
+      <w:szCs w:val="28"/>
+    </w:rPr>
+  </w:style>
+  <w:style w:type="character" w:customStyle="1" w:styleId="SubtitleChar">
+    <w:name w:val="Subtitle Char"/>
+    <w:basedOn w:val="DefaultParagraphFont"/>
+    <w:link w:val="Subtitle"/>
+    <w:uiPriority w:val="11"/>
+    <w:rsid w:val="00556D4D"/>
+    <w:rPr>
+      <w:rFonts w:eastAsiaTheme="majorEastAsia" w:cstheme="majorBidi"/>
+      <w:color w:val="595959" w:themeColor="text1" w:themeTint="A6"/>
+      <w:spacing w:val="15"/>
+      <w:sz w:val="28"/>
+      <w:szCs w:val="28"/>
+    </w:rPr>
+  </w:style>
+  <w:style w:type="paragraph" w:styleId="Quote">
+    <w:name w:val="Quote"/>
+    <w:basedOn w:val="Normal"/>
+    <w:next w:val="Normal"/>
+    <w:link w:val="QuoteChar"/>
+    <w:uiPriority w:val="29"/>
+    <w:qFormat/>
+    <w:rsid w:val="00556D4D"/>
+    <w:pPr>
+      <w:spacing w:before="160"/>
+      <w:jc w:val="center"/>
+    </w:pPr>
+    <w:rPr>
+      <w:i/>
+      <w:iCs/>
+      <w:color w:val="404040" w:themeColor="text1" w:themeTint="BF"/>
+    </w:rPr>
+  </w:style>
+  <w:style w:type="character" w:customStyle="1" w:styleId="QuoteChar">
+    <w:name w:val="Quote Char"/>
+    <w:basedOn w:val="DefaultParagraphFont"/>
+    <w:link w:val="Quote"/>
+    <w:uiPriority w:val="29"/>
+    <w:rsid w:val="00556D4D"/>
+    <w:rPr>
+      <w:i/>
+      <w:iCs/>
+      <w:color w:val="404040" w:themeColor="text1" w:themeTint="BF"/>
+    </w:rPr>
+  </w:style>
+  <w:style w:type="paragraph" w:styleId="ListParagraph">
+    <w:name w:val="List Paragraph"/>
+    <w:basedOn w:val="Normal"/>
+    <w:uiPriority w:val="1"/>
+    <w:qFormat/>
+    <w:rsid w:val="00556D4D"/>
+    <w:pPr>
+      <w:ind w:left="720"/>
+      <w:contextualSpacing/>
+    </w:pPr>
+  </w:style>
+  <w:style w:type="character" w:styleId="IntenseEmphasis">
+    <w:name w:val="Intense Emphasis"/>
+    <w:basedOn w:val="DefaultParagraphFont"/>
+    <w:uiPriority w:val="21"/>
+    <w:qFormat/>
+    <w:rsid w:val="00556D4D"/>
+    <w:rPr>
+      <w:i/>
+      <w:iCs/>
+      <w:color w:val="0F4761" w:themeColor="accent1" w:themeShade="BF"/>
+    </w:rPr>
+  </w:style>
+  <w:style w:type="paragraph" w:styleId="IntenseQuote">
+    <w:name w:val="Intense Quote"/>
+    <w:basedOn w:val="Normal"/>
+    <w:next w:val="Normal"/>
+    <w:link w:val="IntenseQuoteChar"/>
+    <w:uiPriority w:val="30"/>
+    <w:qFormat/>
+    <w:rsid w:val="00556D4D"/>
+    <w:pPr>
+      <w:pBdr>
+        <w:top w:val="single" w:sz="4" w:space="10" w:color="0F4761" w:themeColor="accent1" w:themeShade="BF"/>
+        <w:bottom w:val="single" w:sz="4" w:space="10" w:color="0F4761" w:themeColor="accent1" w:themeShade="BF"/>
+      </w:pBdr>
+      <w:spacing w:before="360" w:after="360"/>
+      <w:ind w:left="864" w:right="864"/>
+      <w:jc w:val="center"/>
+    </w:pPr>
+    <w:rPr>
+      <w:i/>
+      <w:iCs/>
+      <w:color w:val="0F4761" w:themeColor="accent1" w:themeShade="BF"/>
+    </w:rPr>
+  </w:style>
+  <w:style w:type="character" w:customStyle="1" w:styleId="IntenseQuoteChar">
+    <w:name w:val="Intense Quote Char"/>
+    <w:basedOn w:val="DefaultParagraphFont"/>
+    <w:link w:val="IntenseQuote"/>
+    <w:uiPriority w:val="30"/>
+    <w:rsid w:val="00556D4D"/>
+    <w:rPr>
+      <w:i/>
+      <w:iCs/>
+      <w:color w:val="0F4761" w:themeColor="accent1" w:themeShade="BF"/>
+    </w:rPr>
+  </w:style>
+  <w:style w:type="character" w:styleId="IntenseReference">
+    <w:name w:val="Intense Reference"/>
+    <w:basedOn w:val="DefaultParagraphFont"/>
+    <w:uiPriority w:val="32"/>
+    <w:qFormat/>
+    <w:rsid w:val="00556D4D"/>
+    <w:rPr>
+      <w:b/>
+      <w:bCs/>
+      <w:smallCaps/>
+      <w:color w:val="0F4761" w:themeColor="accent1" w:themeShade="BF"/>
+      <w:spacing w:val="5"/>
+    </w:rPr>
+  </w:style>
+  <w:style w:type="paragraph" w:styleId="BodyText">
+    <w:name w:val="Body Text"/>
+    <w:basedOn w:val="Normal"/>
+    <w:link w:val="BodyTextChar"/>
+    <w:uiPriority w:val="1"/>
+    <w:qFormat/>
+    <w:rsid w:val="00556D4D"/>
+    <w:rPr>
+      <w:sz w:val="26"/>
+      <w:szCs w:val="26"/>
+    </w:rPr>
+  </w:style>
+  <w:style w:type="character" w:customStyle="1" w:styleId="BodyTextChar">
+    <w:name w:val="Body Text Char"/>
+    <w:basedOn w:val="DefaultParagraphFont"/>
+    <w:link w:val="BodyText"/>
+    <w:uiPriority w:val="1"/>
+    <w:rsid w:val="00556D4D"/>
+    <w:rPr>
+      <w:rFonts w:ascii="Times New Roman" w:eastAsia="Times New Roman" w:hAnsi="Times New Roman" w:cs="Times New Roman"/>
+      <w:sz w:val="26"/>
+      <w:szCs w:val="26"/>
+      <w:lang w:val="en-US"/>
+    </w:rPr>
+  </w:style>
+  <w:style w:type="table" w:styleId="TableGrid">
+    <w:name w:val="Table Grid"/>
+    <w:basedOn w:val="TableNormal"/>
+    <w:uiPriority w:val="39"/>
+    <w:rsid w:val="00556D4D"/>
+    <w:pPr>
+      <w:widowControl w:val="0"/>
+      <w:autoSpaceDE w:val="0"/>
+      <w:autoSpaceDN w:val="0"/>
+      <w:spacing w:after="0" w:line="240" w:lineRule="auto"/>
+    </w:pPr>
+    <w:rPr>
+      <w:lang w:val="en-US"/>
+    </w:rPr>
+    <w:tblPr>
+      <w:tblBorders>
+        <w:top w:val="single" w:sz="4" w:space="0" w:color="auto"/>
+        <w:left w:val="single" w:sz="4" w:space="0" w:color="auto"/>
+        <w:bottom w:val="single" w:sz="4" w:space="0" w:color="auto"/>
+        <w:right w:val="single" w:sz="4" w:space="0" w:color="auto"/>
+        <w:insideH w:val="single" w:sz="4" w:space="0" w:color="auto"/>
+        <w:insideV w:val="single" w:sz="4" w:space="0" w:color="auto"/>
+      </w:tblBorders>
+    </w:tblPr>
   </w:style>
 </w:styles>
 </file>
@@ -4217,44 +4669,44 @@
         <a:sysClr val="window" lastClr="FFFFFF"/>
       </a:lt1>
       <a:dk2>
-        <a:srgbClr val="1F497D"/>
+        <a:srgbClr val="0E2841"/>
       </a:dk2>
       <a:lt2>
-        <a:srgbClr val="EEECE1"/>
+        <a:srgbClr val="E8E8E8"/>
       </a:lt2>
       <a:accent1>
-        <a:srgbClr val="4F81BD"/>
+        <a:srgbClr val="156082"/>
       </a:accent1>
       <a:accent2>
-        <a:srgbClr val="C0504D"/>
+        <a:srgbClr val="E97132"/>
       </a:accent2>
       <a:accent3>
-        <a:srgbClr val="9BBB59"/>
+        <a:srgbClr val="196B24"/>
       </a:accent3>
       <a:accent4>
-        <a:srgbClr val="8064A2"/>
+        <a:srgbClr val="0F9ED5"/>
       </a:accent4>
       <a:accent5>
-        <a:srgbClr val="4BACC6"/>
+        <a:srgbClr val="A02B93"/>
       </a:accent5>
       <a:accent6>
-        <a:srgbClr val="F79646"/>
+        <a:srgbClr val="4EA72E"/>
       </a:accent6>
       <a:hlink>
-        <a:srgbClr val="0000FF"/>
+        <a:srgbClr val="467886"/>
       </a:hlink>
       <a:folHlink>
-        <a:srgbClr val="800080"/>
+        <a:srgbClr val="96607D"/>
       </a:folHlink>
     </a:clrScheme>
     <a:fontScheme name="Office">
       <a:majorFont>
-        <a:latin typeface="Cambria"/>
+        <a:latin typeface="Aptos Display" panose="02110004020202020204"/>
         <a:ea typeface=""/>
         <a:cs typeface=""/>
-        <a:font script="Jpan" typeface="ＭＳ ゴシック"/>
+        <a:font script="Jpan" typeface="游ゴシック Light"/>
         <a:font script="Hang" typeface="맑은 고딕"/>
-        <a:font script="Hans" typeface="宋体"/>
+        <a:font script="Hans" typeface="等线 Light"/>
         <a:font script="Hant" typeface="新細明體"/>
         <a:font script="Arab" typeface="Times New Roman"/>
         <a:font script="Hebr" typeface="Times New Roman"/>
@@ -4281,14 +4733,32 @@
         <a:font script="Mong" typeface="Mongolian Baiti"/>
         <a:font script="Viet" typeface="Times New Roman"/>
         <a:font script="Uigh" typeface="Microsoft Uighur"/>
+        <a:font script="Geor" typeface="Sylfaen"/>
+        <a:font script="Armn" typeface="Arial"/>
+        <a:font script="Bugi" typeface="Leelawadee UI"/>
+        <a:font script="Bopo" typeface="Microsoft JhengHei"/>
+        <a:font script="Java" typeface="Javanese Text"/>
+        <a:font script="Lisu" typeface="Segoe UI"/>
+        <a:font script="Mymr" typeface="Myanmar Text"/>
+        <a:font script="Nkoo" typeface="Ebrima"/>
+        <a:font script="Olck" typeface="Nirmala UI"/>
+        <a:font script="Osma" typeface="Ebrima"/>
+        <a:font script="Phag" typeface="Phagspa"/>
+        <a:font script="Syrn" typeface="Estrangelo Edessa"/>
+        <a:font script="Syrj" typeface="Estrangelo Edessa"/>
+        <a:font script="Syre" typeface="Estrangelo Edessa"/>
+        <a:font script="Sora" typeface="Nirmala UI"/>
+        <a:font script="Tale" typeface="Microsoft Tai Le"/>
+        <a:font script="Talu" typeface="Microsoft New Tai Lue"/>
+        <a:font script="Tfng" typeface="Ebrima"/>
       </a:majorFont>
       <a:minorFont>
-        <a:latin typeface="Calibri"/>
+        <a:latin typeface="Aptos" panose="02110004020202020204"/>
         <a:ea typeface=""/>
         <a:cs typeface=""/>
-        <a:font script="Jpan" typeface="ＭＳ 明朝"/>
+        <a:font script="Jpan" typeface="游ゴシック"/>
         <a:font script="Hang" typeface="맑은 고딕"/>
-        <a:font script="Hans" typeface="宋体"/>
+        <a:font script="Hans" typeface="等线"/>
         <a:font script="Hant" typeface="新細明體"/>
         <a:font script="Arab" typeface="Arial"/>
         <a:font script="Hebr" typeface="Arial"/>
@@ -4315,6 +4785,24 @@
         <a:font script="Mong" typeface="Mongolian Baiti"/>
         <a:font script="Viet" typeface="Arial"/>
         <a:font script="Uigh" typeface="Microsoft Uighur"/>
+        <a:font script="Geor" typeface="Sylfaen"/>
+        <a:font script="Armn" typeface="Arial"/>
+        <a:font script="Bugi" typeface="Leelawadee UI"/>
+        <a:font script="Bopo" typeface="Microsoft JhengHei"/>
+        <a:font script="Java" typeface="Javanese Text"/>
+        <a:font script="Lisu" typeface="Segoe UI"/>
+        <a:font script="Mymr" typeface="Myanmar Text"/>
+        <a:font script="Nkoo" typeface="Ebrima"/>
+        <a:font script="Olck" typeface="Nirmala UI"/>
+        <a:font script="Osma" typeface="Ebrima"/>
+        <a:font script="Phag" typeface="Phagspa"/>
+        <a:font script="Syrn" typeface="Estrangelo Edessa"/>
+        <a:font script="Syrj" typeface="Estrangelo Edessa"/>
+        <a:font script="Syre" typeface="Estrangelo Edessa"/>
+        <a:font script="Sora" typeface="Nirmala UI"/>
+        <a:font script="Tale" typeface="Microsoft Tai Le"/>
+        <a:font script="Talu" typeface="Microsoft New Tai Lue"/>
+        <a:font script="Tfng" typeface="Ebrima"/>
       </a:minorFont>
     </a:fontScheme>
     <a:fmtScheme name="Office">
@@ -4326,165 +4814,141 @@
           <a:gsLst>
             <a:gs pos="0">
               <a:schemeClr val="phClr">
-                <a:tint val="50000"/>
-                <a:satMod val="300000"/>
+                <a:lumMod val="110000"/>
+                <a:satMod val="105000"/>
+                <a:tint val="67000"/>
               </a:schemeClr>
             </a:gs>
-            <a:gs pos="35000">
+            <a:gs pos="50000">
               <a:schemeClr val="phClr">
-                <a:tint val="37000"/>
-                <a:satMod val="300000"/>
+                <a:lumMod val="105000"/>
+                <a:satMod val="103000"/>
+                <a:tint val="73000"/>
               </a:schemeClr>
             </a:gs>
             <a:gs pos="100000">
               <a:schemeClr val="phClr">
-                <a:tint val="15000"/>
-                <a:satMod val="350000"/>
+                <a:lumMod val="105000"/>
+                <a:satMod val="109000"/>
+                <a:tint val="81000"/>
               </a:schemeClr>
             </a:gs>
           </a:gsLst>
-          <a:lin ang="16200000" scaled="1"/>
+          <a:lin ang="5400000" scaled="0"/>
         </a:gradFill>
         <a:gradFill rotWithShape="1">
           <a:gsLst>
             <a:gs pos="0">
               <a:schemeClr val="phClr">
-                <a:shade val="51000"/>
-                <a:satMod val="130000"/>
+                <a:satMod val="103000"/>
+                <a:lumMod val="102000"/>
+                <a:tint val="94000"/>
               </a:schemeClr>
             </a:gs>
-            <a:gs pos="80000">
+            <a:gs pos="50000">
               <a:schemeClr val="phClr">
-                <a:shade val="93000"/>
-                <a:satMod val="130000"/>
+                <a:satMod val="110000"/>
+                <a:lumMod val="100000"/>
+                <a:shade val="100000"/>
               </a:schemeClr>
             </a:gs>
             <a:gs pos="100000">
               <a:schemeClr val="phClr">
-                <a:shade val="94000"/>
-                <a:satMod val="135000"/>
+                <a:lumMod val="99000"/>
+                <a:satMod val="120000"/>
+                <a:shade val="78000"/>
               </a:schemeClr>
             </a:gs>
           </a:gsLst>
-          <a:lin ang="16200000" scaled="0"/>
+          <a:lin ang="5400000" scaled="0"/>
         </a:gradFill>
       </a:fillStyleLst>
       <a:lnStyleLst>
-        <a:ln w="9525" cap="flat" cmpd="sng" algn="ctr">
-          <a:solidFill>
-            <a:schemeClr val="phClr">
-              <a:shade val="95000"/>
-              <a:satMod val="105000"/>
-            </a:schemeClr>
-          </a:solidFill>
-          <a:prstDash val="solid"/>
-        </a:ln>
-        <a:ln w="25400" cap="flat" cmpd="sng" algn="ctr">
+        <a:ln w="6350" cap="flat" cmpd="sng" algn="ctr">
           <a:solidFill>
             <a:schemeClr val="phClr"/>
           </a:solidFill>
           <a:prstDash val="solid"/>
+          <a:miter lim="800000"/>
         </a:ln>
-        <a:ln w="38100" cap="flat" cmpd="sng" algn="ctr">
+        <a:ln w="12700" cap="flat" cmpd="sng" algn="ctr">
           <a:solidFill>
             <a:schemeClr val="phClr"/>
           </a:solidFill>
           <a:prstDash val="solid"/>
+          <a:miter lim="800000"/>
+        </a:ln>
+        <a:ln w="19050" cap="flat" cmpd="sng" algn="ctr">
+          <a:solidFill>
+            <a:schemeClr val="phClr"/>
+          </a:solidFill>
+          <a:prstDash val="solid"/>
+          <a:miter lim="800000"/>
         </a:ln>
       </a:lnStyleLst>
       <a:effectStyleLst>
         <a:effectStyle>
+          <a:effectLst/>
+        </a:effectStyle>
+        <a:effectStyle>
+          <a:effectLst/>
+        </a:effectStyle>
+        <a:effectStyle>
           <a:effectLst>
-            <a:outerShdw blurRad="40000" dist="20000" dir="5400000" rotWithShape="0">
+            <a:outerShdw blurRad="57150" dist="19050" dir="5400000" algn="ctr" rotWithShape="0">
               <a:srgbClr val="000000">
-                <a:alpha val="38000"/>
+                <a:alpha val="63000"/>
               </a:srgbClr>
             </a:outerShdw>
           </a:effectLst>
-        </a:effectStyle>
-        <a:effectStyle>
-          <a:effectLst>
-            <a:outerShdw blurRad="40000" dist="23000" dir="5400000" rotWithShape="0">
-              <a:srgbClr val="000000">
-                <a:alpha val="35000"/>
-              </a:srgbClr>
-            </a:outerShdw>
-          </a:effectLst>
-        </a:effectStyle>
-        <a:effectStyle>
-          <a:effectLst>
-            <a:outerShdw blurRad="40000" dist="23000" dir="5400000" rotWithShape="0">
-              <a:srgbClr val="000000">
-                <a:alpha val="35000"/>
-              </a:srgbClr>
-            </a:outerShdw>
-          </a:effectLst>
-          <a:scene3d>
-            <a:camera prst="orthographicFront">
-              <a:rot lat="0" lon="0" rev="0"/>
-            </a:camera>
-            <a:lightRig rig="threePt" dir="t">
-              <a:rot lat="0" lon="0" rev="1200000"/>
-            </a:lightRig>
-          </a:scene3d>
-          <a:sp3d>
-            <a:bevelT w="63500" h="25400"/>
-          </a:sp3d>
         </a:effectStyle>
       </a:effectStyleLst>
       <a:bgFillStyleLst>
         <a:solidFill>
           <a:schemeClr val="phClr"/>
         </a:solidFill>
+        <a:solidFill>
+          <a:schemeClr val="phClr">
+            <a:tint val="95000"/>
+            <a:satMod val="170000"/>
+          </a:schemeClr>
+        </a:solidFill>
         <a:gradFill rotWithShape="1">
           <a:gsLst>
             <a:gs pos="0">
               <a:schemeClr val="phClr">
-                <a:tint val="40000"/>
-                <a:satMod val="350000"/>
+                <a:tint val="93000"/>
+                <a:satMod val="150000"/>
+                <a:shade val="98000"/>
+                <a:lumMod val="102000"/>
               </a:schemeClr>
             </a:gs>
-            <a:gs pos="40000">
+            <a:gs pos="50000">
               <a:schemeClr val="phClr">
-                <a:tint val="45000"/>
-                <a:shade val="99000"/>
-                <a:satMod val="350000"/>
+                <a:tint val="98000"/>
+                <a:satMod val="130000"/>
+                <a:shade val="90000"/>
+                <a:lumMod val="103000"/>
               </a:schemeClr>
             </a:gs>
             <a:gs pos="100000">
               <a:schemeClr val="phClr">
-                <a:shade val="20000"/>
-                <a:satMod val="255000"/>
+                <a:shade val="63000"/>
+                <a:satMod val="120000"/>
               </a:schemeClr>
             </a:gs>
           </a:gsLst>
-          <a:path path="circle">
-            <a:fillToRect l="50000" t="-80000" r="50000" b="180000"/>
-          </a:path>
-        </a:gradFill>
-        <a:gradFill rotWithShape="1">
-          <a:gsLst>
-            <a:gs pos="0">
-              <a:schemeClr val="phClr">
-                <a:tint val="80000"/>
-                <a:satMod val="300000"/>
-              </a:schemeClr>
-            </a:gs>
-            <a:gs pos="100000">
-              <a:schemeClr val="phClr">
-                <a:shade val="30000"/>
-                <a:satMod val="200000"/>
-              </a:schemeClr>
-            </a:gs>
-          </a:gsLst>
-          <a:path path="circle">
-            <a:fillToRect l="50000" t="50000" r="50000" b="50000"/>
-          </a:path>
+          <a:lin ang="5400000" scaled="0"/>
         </a:gradFill>
       </a:bgFillStyleLst>
     </a:fmtScheme>
   </a:themeElements>
   <a:objectDefaults/>
   <a:extraClrSchemeLst/>
+  <a:extLst>
+    <a:ext uri="{05A4C25C-085E-4340-85A3-A5531E510DB2}">
+      <thm15:themeFamily xmlns:thm15="http://schemas.microsoft.com/office/thememl/2012/main" name="Office Theme" id="{62F939B6-93AF-4DB8-9C6B-D6C7DFDC589F}" vid="{4A3C46E8-61CC-4603-A589-7422A47A8E4A}"/>
+    </a:ext>
+  </a:extLst>
 </a:theme>
 </file>